--- a/fixtures/page-start.docx
+++ b/fixtures/page-start.docx
@@ -1934,14 +1934,14 @@
         <w:jc w:val="left"/>
         <w:widowControl w:val="0"/>
         <w:rPr>
-          <w:rFonts w:ascii="Kokonor" w:hAnsi="Kokonor" w:eastAsia="Kokonor" w:cs="Kokonor"/>
-          <w:sz w:val="58"/>
-          <w:szCs w:val="58"/>
-        </w:rPr>
-      </w:pPr>
-      <w:r>
-        <w:rPr>
-          <w:rFonts w:ascii="Kokonor" w:hAnsi="Kokonor" w:eastAsia="Kokonor" w:cs="Kokonor"/>
+          <w:rFonts w:ascii="Silom" w:hAnsi="Silom" w:eastAsia="Silom" w:cs="Silom"/>
+          <w:sz w:val="58"/>
+          <w:szCs w:val="58"/>
+        </w:rPr>
+      </w:pPr>
+      <w:r>
+        <w:rPr>
+          <w:rFonts w:ascii="Silom" w:hAnsi="Silom" w:eastAsia="Silom" w:cs="Silom"/>
           <w:sz w:val="58"/>
           <w:szCs w:val="58"/>
         </w:rPr>
@@ -1954,14 +1954,14 @@
         <w:jc w:val="left"/>
         <w:widowControl w:val="0"/>
         <w:rPr>
-          <w:rFonts w:ascii="Kokonor" w:hAnsi="Kokonor" w:eastAsia="Kokonor" w:cs="Kokonor"/>
-          <w:sz w:val="58"/>
-          <w:szCs w:val="58"/>
-        </w:rPr>
-      </w:pPr>
-      <w:r>
-        <w:rPr>
-          <w:rFonts w:ascii="Kokonor" w:hAnsi="Kokonor" w:eastAsia="Kokonor" w:cs="Kokonor"/>
+          <w:rFonts w:ascii="Silom" w:hAnsi="Silom" w:eastAsia="Silom" w:cs="Silom"/>
+          <w:sz w:val="58"/>
+          <w:szCs w:val="58"/>
+        </w:rPr>
+      </w:pPr>
+      <w:r>
+        <w:rPr>
+          <w:rFonts w:ascii="Silom" w:hAnsi="Silom" w:eastAsia="Silom" w:cs="Silom"/>
           <w:sz w:val="58"/>
           <w:szCs w:val="58"/>
         </w:rPr>
@@ -1974,14 +1974,14 @@
         <w:jc w:val="left"/>
         <w:widowControl w:val="0"/>
         <w:rPr>
-          <w:rFonts w:ascii="Kokonor" w:hAnsi="Kokonor" w:eastAsia="Kokonor" w:cs="Kokonor"/>
-          <w:sz w:val="58"/>
-          <w:szCs w:val="58"/>
-        </w:rPr>
-      </w:pPr>
-      <w:r>
-        <w:rPr>
-          <w:rFonts w:ascii="Kokonor" w:hAnsi="Kokonor" w:eastAsia="Kokonor" w:cs="Kokonor"/>
+          <w:rFonts w:ascii="Silom" w:hAnsi="Silom" w:eastAsia="Silom" w:cs="Silom"/>
+          <w:sz w:val="58"/>
+          <w:szCs w:val="58"/>
+        </w:rPr>
+      </w:pPr>
+      <w:r>
+        <w:rPr>
+          <w:rFonts w:ascii="Silom" w:hAnsi="Silom" w:eastAsia="Silom" w:cs="Silom"/>
           <w:sz w:val="58"/>
           <w:szCs w:val="58"/>
         </w:rPr>
@@ -1994,14 +1994,14 @@
         <w:jc w:val="left"/>
         <w:widowControl w:val="0"/>
         <w:rPr>
-          <w:rFonts w:ascii="Kokonor" w:hAnsi="Kokonor" w:eastAsia="Kokonor" w:cs="Kokonor"/>
-          <w:sz w:val="58"/>
-          <w:szCs w:val="58"/>
-        </w:rPr>
-      </w:pPr>
-      <w:r>
-        <w:rPr>
-          <w:rFonts w:ascii="Kokonor" w:hAnsi="Kokonor" w:eastAsia="Kokonor" w:cs="Kokonor"/>
+          <w:rFonts w:ascii="Silom" w:hAnsi="Silom" w:eastAsia="Silom" w:cs="Silom"/>
+          <w:sz w:val="58"/>
+          <w:szCs w:val="58"/>
+        </w:rPr>
+      </w:pPr>
+      <w:r>
+        <w:rPr>
+          <w:rFonts w:ascii="Silom" w:hAnsi="Silom" w:eastAsia="Silom" w:cs="Silom"/>
           <w:sz w:val="58"/>
           <w:szCs w:val="58"/>
         </w:rPr>
@@ -2014,14 +2014,14 @@
         <w:jc w:val="left"/>
         <w:widowControl w:val="0"/>
         <w:rPr>
-          <w:rFonts w:ascii="Kokonor" w:hAnsi="Kokonor" w:eastAsia="Kokonor" w:cs="Kokonor"/>
-          <w:sz w:val="58"/>
-          <w:szCs w:val="58"/>
-        </w:rPr>
-      </w:pPr>
-      <w:r>
-        <w:rPr>
-          <w:rFonts w:ascii="Kokonor" w:hAnsi="Kokonor" w:eastAsia="Kokonor" w:cs="Kokonor"/>
+          <w:rFonts w:ascii="Silom" w:hAnsi="Silom" w:eastAsia="Silom" w:cs="Silom"/>
+          <w:sz w:val="58"/>
+          <w:szCs w:val="58"/>
+        </w:rPr>
+      </w:pPr>
+      <w:r>
+        <w:rPr>
+          <w:rFonts w:ascii="Silom" w:hAnsi="Silom" w:eastAsia="Silom" w:cs="Silom"/>
           <w:sz w:val="58"/>
           <w:szCs w:val="58"/>
         </w:rPr>
@@ -2034,14 +2034,14 @@
         <w:jc w:val="left"/>
         <w:widowControl w:val="0"/>
         <w:rPr>
-          <w:rFonts w:ascii="Kokonor" w:hAnsi="Kokonor" w:eastAsia="Kokonor" w:cs="Kokonor"/>
-          <w:sz w:val="58"/>
-          <w:szCs w:val="58"/>
-        </w:rPr>
-      </w:pPr>
-      <w:r>
-        <w:rPr>
-          <w:rFonts w:ascii="Kokonor" w:hAnsi="Kokonor" w:eastAsia="Kokonor" w:cs="Kokonor"/>
+          <w:rFonts w:ascii="Silom" w:hAnsi="Silom" w:eastAsia="Silom" w:cs="Silom"/>
+          <w:sz w:val="58"/>
+          <w:szCs w:val="58"/>
+        </w:rPr>
+      </w:pPr>
+      <w:r>
+        <w:rPr>
+          <w:rFonts w:ascii="Silom" w:hAnsi="Silom" w:eastAsia="Silom" w:cs="Silom"/>
           <w:sz w:val="58"/>
           <w:szCs w:val="58"/>
         </w:rPr>
@@ -2054,14 +2054,14 @@
         <w:jc w:val="left"/>
         <w:widowControl w:val="0"/>
         <w:rPr>
-          <w:rFonts w:ascii="Kokonor" w:hAnsi="Kokonor" w:eastAsia="Kokonor" w:cs="Kokonor"/>
-          <w:sz w:val="58"/>
-          <w:szCs w:val="58"/>
-        </w:rPr>
-      </w:pPr>
-      <w:r>
-        <w:rPr>
-          <w:rFonts w:ascii="Kokonor" w:hAnsi="Kokonor" w:eastAsia="Kokonor" w:cs="Kokonor"/>
+          <w:rFonts w:ascii="Silom" w:hAnsi="Silom" w:eastAsia="Silom" w:cs="Silom"/>
+          <w:sz w:val="58"/>
+          <w:szCs w:val="58"/>
+        </w:rPr>
+      </w:pPr>
+      <w:r>
+        <w:rPr>
+          <w:rFonts w:ascii="Silom" w:hAnsi="Silom" w:eastAsia="Silom" w:cs="Silom"/>
           <w:sz w:val="58"/>
           <w:szCs w:val="58"/>
         </w:rPr>
@@ -2074,14 +2074,14 @@
         <w:jc w:val="left"/>
         <w:widowControl w:val="0"/>
         <w:rPr>
-          <w:rFonts w:ascii="Kokonor" w:hAnsi="Kokonor" w:eastAsia="Kokonor" w:cs="Kokonor"/>
-          <w:sz w:val="58"/>
-          <w:szCs w:val="58"/>
-        </w:rPr>
-      </w:pPr>
-      <w:r>
-        <w:rPr>
-          <w:rFonts w:ascii="Kokonor" w:hAnsi="Kokonor" w:eastAsia="Kokonor" w:cs="Kokonor"/>
+          <w:rFonts w:ascii="Silom" w:hAnsi="Silom" w:eastAsia="Silom" w:cs="Silom"/>
+          <w:sz w:val="58"/>
+          <w:szCs w:val="58"/>
+        </w:rPr>
+      </w:pPr>
+      <w:r>
+        <w:rPr>
+          <w:rFonts w:ascii="Silom" w:hAnsi="Silom" w:eastAsia="Silom" w:cs="Silom"/>
           <w:sz w:val="58"/>
           <w:szCs w:val="58"/>
         </w:rPr>
@@ -2094,14 +2094,14 @@
         <w:jc w:val="left"/>
         <w:widowControl w:val="0"/>
         <w:rPr>
-          <w:rFonts w:ascii="Kokonor" w:hAnsi="Kokonor" w:eastAsia="Kokonor" w:cs="Kokonor"/>
-          <w:sz w:val="58"/>
-          <w:szCs w:val="58"/>
-        </w:rPr>
-      </w:pPr>
-      <w:r>
-        <w:rPr>
-          <w:rFonts w:ascii="Kokonor" w:hAnsi="Kokonor" w:eastAsia="Kokonor" w:cs="Kokonor"/>
+          <w:rFonts w:ascii="Silom" w:hAnsi="Silom" w:eastAsia="Silom" w:cs="Silom"/>
+          <w:sz w:val="58"/>
+          <w:szCs w:val="58"/>
+        </w:rPr>
+      </w:pPr>
+      <w:r>
+        <w:rPr>
+          <w:rFonts w:ascii="Silom" w:hAnsi="Silom" w:eastAsia="Silom" w:cs="Silom"/>
           <w:sz w:val="58"/>
           <w:szCs w:val="58"/>
         </w:rPr>
@@ -2114,14 +2114,14 @@
         <w:jc w:val="left"/>
         <w:widowControl w:val="0"/>
         <w:rPr>
-          <w:rFonts w:ascii="Kokonor" w:hAnsi="Kokonor" w:eastAsia="Kokonor" w:cs="Kokonor"/>
-          <w:sz w:val="58"/>
-          <w:szCs w:val="58"/>
-        </w:rPr>
-      </w:pPr>
-      <w:r>
-        <w:rPr>
-          <w:rFonts w:ascii="Kokonor" w:hAnsi="Kokonor" w:eastAsia="Kokonor" w:cs="Kokonor"/>
+          <w:rFonts w:ascii="Silom" w:hAnsi="Silom" w:eastAsia="Silom" w:cs="Silom"/>
+          <w:sz w:val="58"/>
+          <w:szCs w:val="58"/>
+        </w:rPr>
+      </w:pPr>
+      <w:r>
+        <w:rPr>
+          <w:rFonts w:ascii="Silom" w:hAnsi="Silom" w:eastAsia="Silom" w:cs="Silom"/>
           <w:sz w:val="58"/>
           <w:szCs w:val="58"/>
         </w:rPr>
@@ -2134,14 +2134,14 @@
         <w:jc w:val="left"/>
         <w:widowControl w:val="0"/>
         <w:rPr>
-          <w:rFonts w:ascii="Kokonor" w:hAnsi="Kokonor" w:eastAsia="Kokonor" w:cs="Kokonor"/>
-          <w:sz w:val="58"/>
-          <w:szCs w:val="58"/>
-        </w:rPr>
-      </w:pPr>
-      <w:r>
-        <w:rPr>
-          <w:rFonts w:ascii="Kokonor" w:hAnsi="Kokonor" w:eastAsia="Kokonor" w:cs="Kokonor"/>
+          <w:rFonts w:ascii="Silom" w:hAnsi="Silom" w:eastAsia="Silom" w:cs="Silom"/>
+          <w:sz w:val="58"/>
+          <w:szCs w:val="58"/>
+        </w:rPr>
+      </w:pPr>
+      <w:r>
+        <w:rPr>
+          <w:rFonts w:ascii="Silom" w:hAnsi="Silom" w:eastAsia="Silom" w:cs="Silom"/>
           <w:sz w:val="58"/>
           <w:szCs w:val="58"/>
         </w:rPr>
@@ -2154,14 +2154,14 @@
         <w:jc w:val="left"/>
         <w:widowControl w:val="0"/>
         <w:rPr>
-          <w:rFonts w:ascii="Kokonor" w:hAnsi="Kokonor" w:eastAsia="Kokonor" w:cs="Kokonor"/>
-          <w:sz w:val="58"/>
-          <w:szCs w:val="58"/>
-        </w:rPr>
-      </w:pPr>
-      <w:r>
-        <w:rPr>
-          <w:rFonts w:ascii="Kokonor" w:hAnsi="Kokonor" w:eastAsia="Kokonor" w:cs="Kokonor"/>
+          <w:rFonts w:ascii="Silom" w:hAnsi="Silom" w:eastAsia="Silom" w:cs="Silom"/>
+          <w:sz w:val="58"/>
+          <w:szCs w:val="58"/>
+        </w:rPr>
+      </w:pPr>
+      <w:r>
+        <w:rPr>
+          <w:rFonts w:ascii="Silom" w:hAnsi="Silom" w:eastAsia="Silom" w:cs="Silom"/>
           <w:sz w:val="58"/>
           <w:szCs w:val="58"/>
         </w:rPr>
@@ -2174,14 +2174,14 @@
         <w:jc w:val="left"/>
         <w:widowControl w:val="0"/>
         <w:rPr>
-          <w:rFonts w:ascii="Kokonor" w:hAnsi="Kokonor" w:eastAsia="Kokonor" w:cs="Kokonor"/>
-          <w:sz w:val="58"/>
-          <w:szCs w:val="58"/>
-        </w:rPr>
-      </w:pPr>
-      <w:r>
-        <w:rPr>
-          <w:rFonts w:ascii="Kokonor" w:hAnsi="Kokonor" w:eastAsia="Kokonor" w:cs="Kokonor"/>
+          <w:rFonts w:ascii="Silom" w:hAnsi="Silom" w:eastAsia="Silom" w:cs="Silom"/>
+          <w:sz w:val="58"/>
+          <w:szCs w:val="58"/>
+        </w:rPr>
+      </w:pPr>
+      <w:r>
+        <w:rPr>
+          <w:rFonts w:ascii="Silom" w:hAnsi="Silom" w:eastAsia="Silom" w:cs="Silom"/>
           <w:sz w:val="58"/>
           <w:szCs w:val="58"/>
         </w:rPr>
@@ -2194,14 +2194,14 @@
         <w:jc w:val="left"/>
         <w:widowControl w:val="0"/>
         <w:rPr>
-          <w:rFonts w:ascii="Kokonor" w:hAnsi="Kokonor" w:eastAsia="Kokonor" w:cs="Kokonor"/>
-          <w:sz w:val="58"/>
-          <w:szCs w:val="58"/>
-        </w:rPr>
-      </w:pPr>
-      <w:r>
-        <w:rPr>
-          <w:rFonts w:ascii="Kokonor" w:hAnsi="Kokonor" w:eastAsia="Kokonor" w:cs="Kokonor"/>
+          <w:rFonts w:ascii="Silom" w:hAnsi="Silom" w:eastAsia="Silom" w:cs="Silom"/>
+          <w:sz w:val="58"/>
+          <w:szCs w:val="58"/>
+        </w:rPr>
+      </w:pPr>
+      <w:r>
+        <w:rPr>
+          <w:rFonts w:ascii="Silom" w:hAnsi="Silom" w:eastAsia="Silom" w:cs="Silom"/>
           <w:sz w:val="58"/>
           <w:szCs w:val="58"/>
         </w:rPr>
@@ -2214,14 +2214,14 @@
         <w:jc w:val="left"/>
         <w:widowControl w:val="0"/>
         <w:rPr>
-          <w:rFonts w:ascii="Kokonor" w:hAnsi="Kokonor" w:eastAsia="Kokonor" w:cs="Kokonor"/>
-          <w:sz w:val="58"/>
-          <w:szCs w:val="58"/>
-        </w:rPr>
-      </w:pPr>
-      <w:r>
-        <w:rPr>
-          <w:rFonts w:ascii="Kokonor" w:hAnsi="Kokonor" w:eastAsia="Kokonor" w:cs="Kokonor"/>
+          <w:rFonts w:ascii="Silom" w:hAnsi="Silom" w:eastAsia="Silom" w:cs="Silom"/>
+          <w:sz w:val="58"/>
+          <w:szCs w:val="58"/>
+        </w:rPr>
+      </w:pPr>
+      <w:r>
+        <w:rPr>
+          <w:rFonts w:ascii="Silom" w:hAnsi="Silom" w:eastAsia="Silom" w:cs="Silom"/>
           <w:sz w:val="58"/>
           <w:szCs w:val="58"/>
         </w:rPr>
@@ -2234,14 +2234,14 @@
         <w:jc w:val="left"/>
         <w:widowControl w:val="0"/>
         <w:rPr>
-          <w:rFonts w:ascii="Kokonor" w:hAnsi="Kokonor" w:eastAsia="Kokonor" w:cs="Kokonor"/>
-          <w:sz w:val="58"/>
-          <w:szCs w:val="58"/>
-        </w:rPr>
-      </w:pPr>
-      <w:r>
-        <w:rPr>
-          <w:rFonts w:ascii="Kokonor" w:hAnsi="Kokonor" w:eastAsia="Kokonor" w:cs="Kokonor"/>
+          <w:rFonts w:ascii="Silom" w:hAnsi="Silom" w:eastAsia="Silom" w:cs="Silom"/>
+          <w:sz w:val="58"/>
+          <w:szCs w:val="58"/>
+        </w:rPr>
+      </w:pPr>
+      <w:r>
+        <w:rPr>
+          <w:rFonts w:ascii="Silom" w:hAnsi="Silom" w:eastAsia="Silom" w:cs="Silom"/>
           <w:sz w:val="58"/>
           <w:szCs w:val="58"/>
         </w:rPr>
@@ -2250,19 +2250,119 @@
     </w:p>
     <w:p>
       <w:pPr>
+        <w:spacing w:before="0" w:after="0" w:line="240" w:lineRule="auto"/>
+        <w:jc w:val="left"/>
+        <w:widowControl w:val="0"/>
+        <w:rPr>
+          <w:rFonts w:ascii="Silom" w:hAnsi="Silom" w:eastAsia="Silom" w:cs="Silom"/>
+          <w:sz w:val="58"/>
+          <w:szCs w:val="58"/>
+        </w:rPr>
+      </w:pPr>
+      <w:r>
+        <w:rPr>
+          <w:rFonts w:ascii="Silom" w:hAnsi="Silom" w:eastAsia="Silom" w:cs="Silom"/>
+          <w:sz w:val="58"/>
+          <w:szCs w:val="58"/>
+        </w:rPr>
+        <w:t xml:space="preserve">g16</w:t>
+      </w:r>
+    </w:p>
+    <w:p>
+      <w:pPr>
+        <w:spacing w:before="0" w:after="0" w:line="240" w:lineRule="auto"/>
+        <w:jc w:val="left"/>
+        <w:widowControl w:val="0"/>
+        <w:rPr>
+          <w:rFonts w:ascii="Silom" w:hAnsi="Silom" w:eastAsia="Silom" w:cs="Silom"/>
+          <w:sz w:val="58"/>
+          <w:szCs w:val="58"/>
+        </w:rPr>
+      </w:pPr>
+      <w:r>
+        <w:rPr>
+          <w:rFonts w:ascii="Silom" w:hAnsi="Silom" w:eastAsia="Silom" w:cs="Silom"/>
+          <w:sz w:val="58"/>
+          <w:szCs w:val="58"/>
+        </w:rPr>
+        <w:t xml:space="preserve">g17</w:t>
+      </w:r>
+    </w:p>
+    <w:p>
+      <w:pPr>
+        <w:spacing w:before="0" w:after="0" w:line="240" w:lineRule="auto"/>
+        <w:jc w:val="left"/>
+        <w:widowControl w:val="0"/>
+        <w:rPr>
+          <w:rFonts w:ascii="Silom" w:hAnsi="Silom" w:eastAsia="Silom" w:cs="Silom"/>
+          <w:sz w:val="58"/>
+          <w:szCs w:val="58"/>
+        </w:rPr>
+      </w:pPr>
+      <w:r>
+        <w:rPr>
+          <w:rFonts w:ascii="Silom" w:hAnsi="Silom" w:eastAsia="Silom" w:cs="Silom"/>
+          <w:sz w:val="58"/>
+          <w:szCs w:val="58"/>
+        </w:rPr>
+        <w:t xml:space="preserve">g18</w:t>
+      </w:r>
+    </w:p>
+    <w:p>
+      <w:pPr>
+        <w:spacing w:before="0" w:after="0" w:line="240" w:lineRule="auto"/>
+        <w:jc w:val="left"/>
+        <w:widowControl w:val="0"/>
+        <w:rPr>
+          <w:rFonts w:ascii="Silom" w:hAnsi="Silom" w:eastAsia="Silom" w:cs="Silom"/>
+          <w:sz w:val="58"/>
+          <w:szCs w:val="58"/>
+        </w:rPr>
+      </w:pPr>
+      <w:r>
+        <w:rPr>
+          <w:rFonts w:ascii="Silom" w:hAnsi="Silom" w:eastAsia="Silom" w:cs="Silom"/>
+          <w:sz w:val="58"/>
+          <w:szCs w:val="58"/>
+        </w:rPr>
+        <w:t xml:space="preserve">g19</w:t>
+      </w:r>
+    </w:p>
+    <w:p>
+      <w:pPr>
+        <w:spacing w:before="0" w:after="0" w:line="240" w:lineRule="auto"/>
+        <w:jc w:val="left"/>
+        <w:widowControl w:val="0"/>
+        <w:rPr>
+          <w:rFonts w:ascii="Silom" w:hAnsi="Silom" w:eastAsia="Silom" w:cs="Silom"/>
+          <w:sz w:val="58"/>
+          <w:szCs w:val="58"/>
+        </w:rPr>
+      </w:pPr>
+      <w:r>
+        <w:rPr>
+          <w:rFonts w:ascii="Silom" w:hAnsi="Silom" w:eastAsia="Silom" w:cs="Silom"/>
+          <w:sz w:val="58"/>
+          <w:szCs w:val="58"/>
+        </w:rPr>
+        <w:t xml:space="preserve">g20</w:t>
+      </w:r>
+    </w:p>
+    <w:p>
+      <w:pPr>
         <w:pageBreakBefore/>
         <w:spacing w:before="0" w:after="0" w:line="240" w:lineRule="auto"/>
         <w:jc w:val="left"/>
         <w:widowControl w:val="0"/>
         <w:rPr>
-          <w:rFonts w:ascii="Kokonor" w:hAnsi="Kokonor" w:eastAsia="Kokonor" w:cs="Kokonor"/>
-          <w:sz w:val="66"/>
-          <w:szCs w:val="66"/>
-        </w:rPr>
-      </w:pPr>
-      <w:r>
-        <w:rPr>
-          <w:rFonts w:ascii="Kokonor" w:hAnsi="Kokonor" w:eastAsia="Kokonor" w:cs="Kokonor"/>
+          <w:rFonts w:ascii="Silom" w:hAnsi="Silom" w:eastAsia="Silom" w:cs="Silom"/>
+          <w:sz w:val="66"/>
+          <w:szCs w:val="66"/>
+        </w:rPr>
+      </w:pPr>
+      <w:r>
+        <w:rPr>
+          <w:rFonts w:ascii="Silom" w:hAnsi="Silom" w:eastAsia="Silom" w:cs="Silom"/>
           <w:sz w:val="66"/>
           <w:szCs w:val="66"/>
         </w:rPr>
@@ -2275,14 +2375,14 @@
         <w:jc w:val="left"/>
         <w:widowControl w:val="0"/>
         <w:rPr>
-          <w:rFonts w:ascii="Kokonor" w:hAnsi="Kokonor" w:eastAsia="Kokonor" w:cs="Kokonor"/>
-          <w:sz w:val="66"/>
-          <w:szCs w:val="66"/>
-        </w:rPr>
-      </w:pPr>
-      <w:r>
-        <w:rPr>
-          <w:rFonts w:ascii="Kokonor" w:hAnsi="Kokonor" w:eastAsia="Kokonor" w:cs="Kokonor"/>
+          <w:rFonts w:ascii="Silom" w:hAnsi="Silom" w:eastAsia="Silom" w:cs="Silom"/>
+          <w:sz w:val="66"/>
+          <w:szCs w:val="66"/>
+        </w:rPr>
+      </w:pPr>
+      <w:r>
+        <w:rPr>
+          <w:rFonts w:ascii="Silom" w:hAnsi="Silom" w:eastAsia="Silom" w:cs="Silom"/>
           <w:sz w:val="66"/>
           <w:szCs w:val="66"/>
         </w:rPr>
@@ -2295,14 +2395,14 @@
         <w:jc w:val="left"/>
         <w:widowControl w:val="0"/>
         <w:rPr>
-          <w:rFonts w:ascii="Kokonor" w:hAnsi="Kokonor" w:eastAsia="Kokonor" w:cs="Kokonor"/>
-          <w:sz w:val="66"/>
-          <w:szCs w:val="66"/>
-        </w:rPr>
-      </w:pPr>
-      <w:r>
-        <w:rPr>
-          <w:rFonts w:ascii="Kokonor" w:hAnsi="Kokonor" w:eastAsia="Kokonor" w:cs="Kokonor"/>
+          <w:rFonts w:ascii="Silom" w:hAnsi="Silom" w:eastAsia="Silom" w:cs="Silom"/>
+          <w:sz w:val="66"/>
+          <w:szCs w:val="66"/>
+        </w:rPr>
+      </w:pPr>
+      <w:r>
+        <w:rPr>
+          <w:rFonts w:ascii="Silom" w:hAnsi="Silom" w:eastAsia="Silom" w:cs="Silom"/>
           <w:sz w:val="66"/>
           <w:szCs w:val="66"/>
         </w:rPr>
@@ -2315,14 +2415,14 @@
         <w:jc w:val="left"/>
         <w:widowControl w:val="0"/>
         <w:rPr>
-          <w:rFonts w:ascii="Kokonor" w:hAnsi="Kokonor" w:eastAsia="Kokonor" w:cs="Kokonor"/>
-          <w:sz w:val="66"/>
-          <w:szCs w:val="66"/>
-        </w:rPr>
-      </w:pPr>
-      <w:r>
-        <w:rPr>
-          <w:rFonts w:ascii="Kokonor" w:hAnsi="Kokonor" w:eastAsia="Kokonor" w:cs="Kokonor"/>
+          <w:rFonts w:ascii="Silom" w:hAnsi="Silom" w:eastAsia="Silom" w:cs="Silom"/>
+          <w:sz w:val="66"/>
+          <w:szCs w:val="66"/>
+        </w:rPr>
+      </w:pPr>
+      <w:r>
+        <w:rPr>
+          <w:rFonts w:ascii="Silom" w:hAnsi="Silom" w:eastAsia="Silom" w:cs="Silom"/>
           <w:sz w:val="66"/>
           <w:szCs w:val="66"/>
         </w:rPr>
@@ -2335,14 +2435,14 @@
         <w:jc w:val="left"/>
         <w:widowControl w:val="0"/>
         <w:rPr>
-          <w:rFonts w:ascii="Kokonor" w:hAnsi="Kokonor" w:eastAsia="Kokonor" w:cs="Kokonor"/>
-          <w:sz w:val="66"/>
-          <w:szCs w:val="66"/>
-        </w:rPr>
-      </w:pPr>
-      <w:r>
-        <w:rPr>
-          <w:rFonts w:ascii="Kokonor" w:hAnsi="Kokonor" w:eastAsia="Kokonor" w:cs="Kokonor"/>
+          <w:rFonts w:ascii="Silom" w:hAnsi="Silom" w:eastAsia="Silom" w:cs="Silom"/>
+          <w:sz w:val="66"/>
+          <w:szCs w:val="66"/>
+        </w:rPr>
+      </w:pPr>
+      <w:r>
+        <w:rPr>
+          <w:rFonts w:ascii="Silom" w:hAnsi="Silom" w:eastAsia="Silom" w:cs="Silom"/>
           <w:sz w:val="66"/>
           <w:szCs w:val="66"/>
         </w:rPr>
@@ -2355,14 +2455,14 @@
         <w:jc w:val="left"/>
         <w:widowControl w:val="0"/>
         <w:rPr>
-          <w:rFonts w:ascii="Kokonor" w:hAnsi="Kokonor" w:eastAsia="Kokonor" w:cs="Kokonor"/>
-          <w:sz w:val="66"/>
-          <w:szCs w:val="66"/>
-        </w:rPr>
-      </w:pPr>
-      <w:r>
-        <w:rPr>
-          <w:rFonts w:ascii="Kokonor" w:hAnsi="Kokonor" w:eastAsia="Kokonor" w:cs="Kokonor"/>
+          <w:rFonts w:ascii="Silom" w:hAnsi="Silom" w:eastAsia="Silom" w:cs="Silom"/>
+          <w:sz w:val="66"/>
+          <w:szCs w:val="66"/>
+        </w:rPr>
+      </w:pPr>
+      <w:r>
+        <w:rPr>
+          <w:rFonts w:ascii="Silom" w:hAnsi="Silom" w:eastAsia="Silom" w:cs="Silom"/>
           <w:sz w:val="66"/>
           <w:szCs w:val="66"/>
         </w:rPr>
@@ -2375,14 +2475,14 @@
         <w:jc w:val="left"/>
         <w:widowControl w:val="0"/>
         <w:rPr>
-          <w:rFonts w:ascii="Kokonor" w:hAnsi="Kokonor" w:eastAsia="Kokonor" w:cs="Kokonor"/>
-          <w:sz w:val="66"/>
-          <w:szCs w:val="66"/>
-        </w:rPr>
-      </w:pPr>
-      <w:r>
-        <w:rPr>
-          <w:rFonts w:ascii="Kokonor" w:hAnsi="Kokonor" w:eastAsia="Kokonor" w:cs="Kokonor"/>
+          <w:rFonts w:ascii="Silom" w:hAnsi="Silom" w:eastAsia="Silom" w:cs="Silom"/>
+          <w:sz w:val="66"/>
+          <w:szCs w:val="66"/>
+        </w:rPr>
+      </w:pPr>
+      <w:r>
+        <w:rPr>
+          <w:rFonts w:ascii="Silom" w:hAnsi="Silom" w:eastAsia="Silom" w:cs="Silom"/>
           <w:sz w:val="66"/>
           <w:szCs w:val="66"/>
         </w:rPr>
@@ -2395,14 +2495,14 @@
         <w:jc w:val="left"/>
         <w:widowControl w:val="0"/>
         <w:rPr>
-          <w:rFonts w:ascii="Kokonor" w:hAnsi="Kokonor" w:eastAsia="Kokonor" w:cs="Kokonor"/>
-          <w:sz w:val="66"/>
-          <w:szCs w:val="66"/>
-        </w:rPr>
-      </w:pPr>
-      <w:r>
-        <w:rPr>
-          <w:rFonts w:ascii="Kokonor" w:hAnsi="Kokonor" w:eastAsia="Kokonor" w:cs="Kokonor"/>
+          <w:rFonts w:ascii="Silom" w:hAnsi="Silom" w:eastAsia="Silom" w:cs="Silom"/>
+          <w:sz w:val="66"/>
+          <w:szCs w:val="66"/>
+        </w:rPr>
+      </w:pPr>
+      <w:r>
+        <w:rPr>
+          <w:rFonts w:ascii="Silom" w:hAnsi="Silom" w:eastAsia="Silom" w:cs="Silom"/>
           <w:sz w:val="66"/>
           <w:szCs w:val="66"/>
         </w:rPr>
@@ -2415,14 +2515,14 @@
         <w:jc w:val="left"/>
         <w:widowControl w:val="0"/>
         <w:rPr>
-          <w:rFonts w:ascii="Kokonor" w:hAnsi="Kokonor" w:eastAsia="Kokonor" w:cs="Kokonor"/>
-          <w:sz w:val="66"/>
-          <w:szCs w:val="66"/>
-        </w:rPr>
-      </w:pPr>
-      <w:r>
-        <w:rPr>
-          <w:rFonts w:ascii="Kokonor" w:hAnsi="Kokonor" w:eastAsia="Kokonor" w:cs="Kokonor"/>
+          <w:rFonts w:ascii="Silom" w:hAnsi="Silom" w:eastAsia="Silom" w:cs="Silom"/>
+          <w:sz w:val="66"/>
+          <w:szCs w:val="66"/>
+        </w:rPr>
+      </w:pPr>
+      <w:r>
+        <w:rPr>
+          <w:rFonts w:ascii="Silom" w:hAnsi="Silom" w:eastAsia="Silom" w:cs="Silom"/>
           <w:sz w:val="66"/>
           <w:szCs w:val="66"/>
         </w:rPr>
@@ -2435,14 +2535,14 @@
         <w:jc w:val="left"/>
         <w:widowControl w:val="0"/>
         <w:rPr>
-          <w:rFonts w:ascii="Kokonor" w:hAnsi="Kokonor" w:eastAsia="Kokonor" w:cs="Kokonor"/>
-          <w:sz w:val="66"/>
-          <w:szCs w:val="66"/>
-        </w:rPr>
-      </w:pPr>
-      <w:r>
-        <w:rPr>
-          <w:rFonts w:ascii="Kokonor" w:hAnsi="Kokonor" w:eastAsia="Kokonor" w:cs="Kokonor"/>
+          <w:rFonts w:ascii="Silom" w:hAnsi="Silom" w:eastAsia="Silom" w:cs="Silom"/>
+          <w:sz w:val="66"/>
+          <w:szCs w:val="66"/>
+        </w:rPr>
+      </w:pPr>
+      <w:r>
+        <w:rPr>
+          <w:rFonts w:ascii="Silom" w:hAnsi="Silom" w:eastAsia="Silom" w:cs="Silom"/>
           <w:sz w:val="66"/>
           <w:szCs w:val="66"/>
         </w:rPr>
@@ -2455,14 +2555,14 @@
         <w:jc w:val="left"/>
         <w:widowControl w:val="0"/>
         <w:rPr>
-          <w:rFonts w:ascii="Kokonor" w:hAnsi="Kokonor" w:eastAsia="Kokonor" w:cs="Kokonor"/>
-          <w:sz w:val="66"/>
-          <w:szCs w:val="66"/>
-        </w:rPr>
-      </w:pPr>
-      <w:r>
-        <w:rPr>
-          <w:rFonts w:ascii="Kokonor" w:hAnsi="Kokonor" w:eastAsia="Kokonor" w:cs="Kokonor"/>
+          <w:rFonts w:ascii="Silom" w:hAnsi="Silom" w:eastAsia="Silom" w:cs="Silom"/>
+          <w:sz w:val="66"/>
+          <w:szCs w:val="66"/>
+        </w:rPr>
+      </w:pPr>
+      <w:r>
+        <w:rPr>
+          <w:rFonts w:ascii="Silom" w:hAnsi="Silom" w:eastAsia="Silom" w:cs="Silom"/>
           <w:sz w:val="66"/>
           <w:szCs w:val="66"/>
         </w:rPr>
@@ -2475,14 +2575,14 @@
         <w:jc w:val="left"/>
         <w:widowControl w:val="0"/>
         <w:rPr>
-          <w:rFonts w:ascii="Kokonor" w:hAnsi="Kokonor" w:eastAsia="Kokonor" w:cs="Kokonor"/>
-          <w:sz w:val="66"/>
-          <w:szCs w:val="66"/>
-        </w:rPr>
-      </w:pPr>
-      <w:r>
-        <w:rPr>
-          <w:rFonts w:ascii="Kokonor" w:hAnsi="Kokonor" w:eastAsia="Kokonor" w:cs="Kokonor"/>
+          <w:rFonts w:ascii="Silom" w:hAnsi="Silom" w:eastAsia="Silom" w:cs="Silom"/>
+          <w:sz w:val="66"/>
+          <w:szCs w:val="66"/>
+        </w:rPr>
+      </w:pPr>
+      <w:r>
+        <w:rPr>
+          <w:rFonts w:ascii="Silom" w:hAnsi="Silom" w:eastAsia="Silom" w:cs="Silom"/>
           <w:sz w:val="66"/>
           <w:szCs w:val="66"/>
         </w:rPr>
@@ -2495,14 +2595,14 @@
         <w:jc w:val="left"/>
         <w:widowControl w:val="0"/>
         <w:rPr>
-          <w:rFonts w:ascii="Kokonor" w:hAnsi="Kokonor" w:eastAsia="Kokonor" w:cs="Kokonor"/>
-          <w:sz w:val="66"/>
-          <w:szCs w:val="66"/>
-        </w:rPr>
-      </w:pPr>
-      <w:r>
-        <w:rPr>
-          <w:rFonts w:ascii="Kokonor" w:hAnsi="Kokonor" w:eastAsia="Kokonor" w:cs="Kokonor"/>
+          <w:rFonts w:ascii="Silom" w:hAnsi="Silom" w:eastAsia="Silom" w:cs="Silom"/>
+          <w:sz w:val="66"/>
+          <w:szCs w:val="66"/>
+        </w:rPr>
+      </w:pPr>
+      <w:r>
+        <w:rPr>
+          <w:rFonts w:ascii="Silom" w:hAnsi="Silom" w:eastAsia="Silom" w:cs="Silom"/>
           <w:sz w:val="66"/>
           <w:szCs w:val="66"/>
         </w:rPr>
@@ -2515,14 +2615,14 @@
         <w:jc w:val="left"/>
         <w:widowControl w:val="0"/>
         <w:rPr>
-          <w:rFonts w:ascii="Kokonor" w:hAnsi="Kokonor" w:eastAsia="Kokonor" w:cs="Kokonor"/>
-          <w:sz w:val="66"/>
-          <w:szCs w:val="66"/>
-        </w:rPr>
-      </w:pPr>
-      <w:r>
-        <w:rPr>
-          <w:rFonts w:ascii="Kokonor" w:hAnsi="Kokonor" w:eastAsia="Kokonor" w:cs="Kokonor"/>
+          <w:rFonts w:ascii="Silom" w:hAnsi="Silom" w:eastAsia="Silom" w:cs="Silom"/>
+          <w:sz w:val="66"/>
+          <w:szCs w:val="66"/>
+        </w:rPr>
+      </w:pPr>
+      <w:r>
+        <w:rPr>
+          <w:rFonts w:ascii="Silom" w:hAnsi="Silom" w:eastAsia="Silom" w:cs="Silom"/>
           <w:sz w:val="66"/>
           <w:szCs w:val="66"/>
         </w:rPr>
@@ -2535,14 +2635,14 @@
         <w:jc w:val="left"/>
         <w:widowControl w:val="0"/>
         <w:rPr>
-          <w:rFonts w:ascii="Kokonor" w:hAnsi="Kokonor" w:eastAsia="Kokonor" w:cs="Kokonor"/>
-          <w:sz w:val="66"/>
-          <w:szCs w:val="66"/>
-        </w:rPr>
-      </w:pPr>
-      <w:r>
-        <w:rPr>
-          <w:rFonts w:ascii="Kokonor" w:hAnsi="Kokonor" w:eastAsia="Kokonor" w:cs="Kokonor"/>
+          <w:rFonts w:ascii="Silom" w:hAnsi="Silom" w:eastAsia="Silom" w:cs="Silom"/>
+          <w:sz w:val="66"/>
+          <w:szCs w:val="66"/>
+        </w:rPr>
+      </w:pPr>
+      <w:r>
+        <w:rPr>
+          <w:rFonts w:ascii="Silom" w:hAnsi="Silom" w:eastAsia="Silom" w:cs="Silom"/>
           <w:sz w:val="66"/>
           <w:szCs w:val="66"/>
         </w:rPr>
@@ -2551,19 +2651,79 @@
     </w:p>
     <w:p>
       <w:pPr>
+        <w:spacing w:before="0" w:after="0" w:line="240" w:lineRule="auto"/>
+        <w:jc w:val="left"/>
+        <w:widowControl w:val="0"/>
+        <w:rPr>
+          <w:rFonts w:ascii="Silom" w:hAnsi="Silom" w:eastAsia="Silom" w:cs="Silom"/>
+          <w:sz w:val="66"/>
+          <w:szCs w:val="66"/>
+        </w:rPr>
+      </w:pPr>
+      <w:r>
+        <w:rPr>
+          <w:rFonts w:ascii="Silom" w:hAnsi="Silom" w:eastAsia="Silom" w:cs="Silom"/>
+          <w:sz w:val="66"/>
+          <w:szCs w:val="66"/>
+        </w:rPr>
+        <w:t xml:space="preserve">h15</w:t>
+      </w:r>
+    </w:p>
+    <w:p>
+      <w:pPr>
+        <w:spacing w:before="0" w:after="0" w:line="240" w:lineRule="auto"/>
+        <w:jc w:val="left"/>
+        <w:widowControl w:val="0"/>
+        <w:rPr>
+          <w:rFonts w:ascii="Silom" w:hAnsi="Silom" w:eastAsia="Silom" w:cs="Silom"/>
+          <w:sz w:val="66"/>
+          <w:szCs w:val="66"/>
+        </w:rPr>
+      </w:pPr>
+      <w:r>
+        <w:rPr>
+          <w:rFonts w:ascii="Silom" w:hAnsi="Silom" w:eastAsia="Silom" w:cs="Silom"/>
+          <w:sz w:val="66"/>
+          <w:szCs w:val="66"/>
+        </w:rPr>
+        <w:t xml:space="preserve">h16</w:t>
+      </w:r>
+    </w:p>
+    <w:p>
+      <w:pPr>
+        <w:spacing w:before="0" w:after="0" w:line="240" w:lineRule="auto"/>
+        <w:jc w:val="left"/>
+        <w:widowControl w:val="0"/>
+        <w:rPr>
+          <w:rFonts w:ascii="Silom" w:hAnsi="Silom" w:eastAsia="Silom" w:cs="Silom"/>
+          <w:sz w:val="66"/>
+          <w:szCs w:val="66"/>
+        </w:rPr>
+      </w:pPr>
+      <w:r>
+        <w:rPr>
+          <w:rFonts w:ascii="Silom" w:hAnsi="Silom" w:eastAsia="Silom" w:cs="Silom"/>
+          <w:sz w:val="66"/>
+          <w:szCs w:val="66"/>
+        </w:rPr>
+        <w:t xml:space="preserve">h17</w:t>
+      </w:r>
+    </w:p>
+    <w:p>
+      <w:pPr>
         <w:pageBreakBefore/>
         <w:spacing w:before="0" w:after="0" w:line="240" w:lineRule="auto"/>
         <w:jc w:val="left"/>
         <w:widowControl w:val="0"/>
         <w:rPr>
-          <w:rFonts w:ascii="Kokonor" w:hAnsi="Kokonor" w:eastAsia="Kokonor" w:cs="Kokonor"/>
-          <w:sz w:val="70"/>
-          <w:szCs w:val="70"/>
-        </w:rPr>
-      </w:pPr>
-      <w:r>
-        <w:rPr>
-          <w:rFonts w:ascii="Kokonor" w:hAnsi="Kokonor" w:eastAsia="Kokonor" w:cs="Kokonor"/>
+          <w:rFonts w:ascii="Silom" w:hAnsi="Silom" w:eastAsia="Silom" w:cs="Silom"/>
+          <w:sz w:val="70"/>
+          <w:szCs w:val="70"/>
+        </w:rPr>
+      </w:pPr>
+      <w:r>
+        <w:rPr>
+          <w:rFonts w:ascii="Silom" w:hAnsi="Silom" w:eastAsia="Silom" w:cs="Silom"/>
           <w:sz w:val="70"/>
           <w:szCs w:val="70"/>
         </w:rPr>
@@ -2576,14 +2736,14 @@
         <w:jc w:val="left"/>
         <w:widowControl w:val="0"/>
         <w:rPr>
-          <w:rFonts w:ascii="Kokonor" w:hAnsi="Kokonor" w:eastAsia="Kokonor" w:cs="Kokonor"/>
-          <w:sz w:val="70"/>
-          <w:szCs w:val="70"/>
-        </w:rPr>
-      </w:pPr>
-      <w:r>
-        <w:rPr>
-          <w:rFonts w:ascii="Kokonor" w:hAnsi="Kokonor" w:eastAsia="Kokonor" w:cs="Kokonor"/>
+          <w:rFonts w:ascii="Silom" w:hAnsi="Silom" w:eastAsia="Silom" w:cs="Silom"/>
+          <w:sz w:val="70"/>
+          <w:szCs w:val="70"/>
+        </w:rPr>
+      </w:pPr>
+      <w:r>
+        <w:rPr>
+          <w:rFonts w:ascii="Silom" w:hAnsi="Silom" w:eastAsia="Silom" w:cs="Silom"/>
           <w:sz w:val="70"/>
           <w:szCs w:val="70"/>
         </w:rPr>
@@ -2596,14 +2756,14 @@
         <w:jc w:val="left"/>
         <w:widowControl w:val="0"/>
         <w:rPr>
-          <w:rFonts w:ascii="Kokonor" w:hAnsi="Kokonor" w:eastAsia="Kokonor" w:cs="Kokonor"/>
-          <w:sz w:val="70"/>
-          <w:szCs w:val="70"/>
-        </w:rPr>
-      </w:pPr>
-      <w:r>
-        <w:rPr>
-          <w:rFonts w:ascii="Kokonor" w:hAnsi="Kokonor" w:eastAsia="Kokonor" w:cs="Kokonor"/>
+          <w:rFonts w:ascii="Silom" w:hAnsi="Silom" w:eastAsia="Silom" w:cs="Silom"/>
+          <w:sz w:val="70"/>
+          <w:szCs w:val="70"/>
+        </w:rPr>
+      </w:pPr>
+      <w:r>
+        <w:rPr>
+          <w:rFonts w:ascii="Silom" w:hAnsi="Silom" w:eastAsia="Silom" w:cs="Silom"/>
           <w:sz w:val="70"/>
           <w:szCs w:val="70"/>
         </w:rPr>
@@ -2616,14 +2776,14 @@
         <w:jc w:val="left"/>
         <w:widowControl w:val="0"/>
         <w:rPr>
-          <w:rFonts w:ascii="Kokonor" w:hAnsi="Kokonor" w:eastAsia="Kokonor" w:cs="Kokonor"/>
-          <w:sz w:val="70"/>
-          <w:szCs w:val="70"/>
-        </w:rPr>
-      </w:pPr>
-      <w:r>
-        <w:rPr>
-          <w:rFonts w:ascii="Kokonor" w:hAnsi="Kokonor" w:eastAsia="Kokonor" w:cs="Kokonor"/>
+          <w:rFonts w:ascii="Silom" w:hAnsi="Silom" w:eastAsia="Silom" w:cs="Silom"/>
+          <w:sz w:val="70"/>
+          <w:szCs w:val="70"/>
+        </w:rPr>
+      </w:pPr>
+      <w:r>
+        <w:rPr>
+          <w:rFonts w:ascii="Silom" w:hAnsi="Silom" w:eastAsia="Silom" w:cs="Silom"/>
           <w:sz w:val="70"/>
           <w:szCs w:val="70"/>
         </w:rPr>
@@ -2636,14 +2796,14 @@
         <w:jc w:val="left"/>
         <w:widowControl w:val="0"/>
         <w:rPr>
-          <w:rFonts w:ascii="Kokonor" w:hAnsi="Kokonor" w:eastAsia="Kokonor" w:cs="Kokonor"/>
-          <w:sz w:val="70"/>
-          <w:szCs w:val="70"/>
-        </w:rPr>
-      </w:pPr>
-      <w:r>
-        <w:rPr>
-          <w:rFonts w:ascii="Kokonor" w:hAnsi="Kokonor" w:eastAsia="Kokonor" w:cs="Kokonor"/>
+          <w:rFonts w:ascii="Silom" w:hAnsi="Silom" w:eastAsia="Silom" w:cs="Silom"/>
+          <w:sz w:val="70"/>
+          <w:szCs w:val="70"/>
+        </w:rPr>
+      </w:pPr>
+      <w:r>
+        <w:rPr>
+          <w:rFonts w:ascii="Silom" w:hAnsi="Silom" w:eastAsia="Silom" w:cs="Silom"/>
           <w:sz w:val="70"/>
           <w:szCs w:val="70"/>
         </w:rPr>
@@ -2656,14 +2816,14 @@
         <w:jc w:val="left"/>
         <w:widowControl w:val="0"/>
         <w:rPr>
-          <w:rFonts w:ascii="Kokonor" w:hAnsi="Kokonor" w:eastAsia="Kokonor" w:cs="Kokonor"/>
-          <w:sz w:val="70"/>
-          <w:szCs w:val="70"/>
-        </w:rPr>
-      </w:pPr>
-      <w:r>
-        <w:rPr>
-          <w:rFonts w:ascii="Kokonor" w:hAnsi="Kokonor" w:eastAsia="Kokonor" w:cs="Kokonor"/>
+          <w:rFonts w:ascii="Silom" w:hAnsi="Silom" w:eastAsia="Silom" w:cs="Silom"/>
+          <w:sz w:val="70"/>
+          <w:szCs w:val="70"/>
+        </w:rPr>
+      </w:pPr>
+      <w:r>
+        <w:rPr>
+          <w:rFonts w:ascii="Silom" w:hAnsi="Silom" w:eastAsia="Silom" w:cs="Silom"/>
           <w:sz w:val="70"/>
           <w:szCs w:val="70"/>
         </w:rPr>
@@ -2676,14 +2836,14 @@
         <w:jc w:val="left"/>
         <w:widowControl w:val="0"/>
         <w:rPr>
-          <w:rFonts w:ascii="Kokonor" w:hAnsi="Kokonor" w:eastAsia="Kokonor" w:cs="Kokonor"/>
-          <w:sz w:val="70"/>
-          <w:szCs w:val="70"/>
-        </w:rPr>
-      </w:pPr>
-      <w:r>
-        <w:rPr>
-          <w:rFonts w:ascii="Kokonor" w:hAnsi="Kokonor" w:eastAsia="Kokonor" w:cs="Kokonor"/>
+          <w:rFonts w:ascii="Silom" w:hAnsi="Silom" w:eastAsia="Silom" w:cs="Silom"/>
+          <w:sz w:val="70"/>
+          <w:szCs w:val="70"/>
+        </w:rPr>
+      </w:pPr>
+      <w:r>
+        <w:rPr>
+          <w:rFonts w:ascii="Silom" w:hAnsi="Silom" w:eastAsia="Silom" w:cs="Silom"/>
           <w:sz w:val="70"/>
           <w:szCs w:val="70"/>
         </w:rPr>
@@ -2696,14 +2856,14 @@
         <w:jc w:val="left"/>
         <w:widowControl w:val="0"/>
         <w:rPr>
-          <w:rFonts w:ascii="Kokonor" w:hAnsi="Kokonor" w:eastAsia="Kokonor" w:cs="Kokonor"/>
-          <w:sz w:val="70"/>
-          <w:szCs w:val="70"/>
-        </w:rPr>
-      </w:pPr>
-      <w:r>
-        <w:rPr>
-          <w:rFonts w:ascii="Kokonor" w:hAnsi="Kokonor" w:eastAsia="Kokonor" w:cs="Kokonor"/>
+          <w:rFonts w:ascii="Silom" w:hAnsi="Silom" w:eastAsia="Silom" w:cs="Silom"/>
+          <w:sz w:val="70"/>
+          <w:szCs w:val="70"/>
+        </w:rPr>
+      </w:pPr>
+      <w:r>
+        <w:rPr>
+          <w:rFonts w:ascii="Silom" w:hAnsi="Silom" w:eastAsia="Silom" w:cs="Silom"/>
           <w:sz w:val="70"/>
           <w:szCs w:val="70"/>
         </w:rPr>
@@ -2716,14 +2876,14 @@
         <w:jc w:val="left"/>
         <w:widowControl w:val="0"/>
         <w:rPr>
-          <w:rFonts w:ascii="Kokonor" w:hAnsi="Kokonor" w:eastAsia="Kokonor" w:cs="Kokonor"/>
-          <w:sz w:val="70"/>
-          <w:szCs w:val="70"/>
-        </w:rPr>
-      </w:pPr>
-      <w:r>
-        <w:rPr>
-          <w:rFonts w:ascii="Kokonor" w:hAnsi="Kokonor" w:eastAsia="Kokonor" w:cs="Kokonor"/>
+          <w:rFonts w:ascii="Silom" w:hAnsi="Silom" w:eastAsia="Silom" w:cs="Silom"/>
+          <w:sz w:val="70"/>
+          <w:szCs w:val="70"/>
+        </w:rPr>
+      </w:pPr>
+      <w:r>
+        <w:rPr>
+          <w:rFonts w:ascii="Silom" w:hAnsi="Silom" w:eastAsia="Silom" w:cs="Silom"/>
           <w:sz w:val="70"/>
           <w:szCs w:val="70"/>
         </w:rPr>
@@ -2736,14 +2896,14 @@
         <w:jc w:val="left"/>
         <w:widowControl w:val="0"/>
         <w:rPr>
-          <w:rFonts w:ascii="Kokonor" w:hAnsi="Kokonor" w:eastAsia="Kokonor" w:cs="Kokonor"/>
-          <w:sz w:val="70"/>
-          <w:szCs w:val="70"/>
-        </w:rPr>
-      </w:pPr>
-      <w:r>
-        <w:rPr>
-          <w:rFonts w:ascii="Kokonor" w:hAnsi="Kokonor" w:eastAsia="Kokonor" w:cs="Kokonor"/>
+          <w:rFonts w:ascii="Silom" w:hAnsi="Silom" w:eastAsia="Silom" w:cs="Silom"/>
+          <w:sz w:val="70"/>
+          <w:szCs w:val="70"/>
+        </w:rPr>
+      </w:pPr>
+      <w:r>
+        <w:rPr>
+          <w:rFonts w:ascii="Silom" w:hAnsi="Silom" w:eastAsia="Silom" w:cs="Silom"/>
           <w:sz w:val="70"/>
           <w:szCs w:val="70"/>
         </w:rPr>
@@ -2756,14 +2916,14 @@
         <w:jc w:val="left"/>
         <w:widowControl w:val="0"/>
         <w:rPr>
-          <w:rFonts w:ascii="Kokonor" w:hAnsi="Kokonor" w:eastAsia="Kokonor" w:cs="Kokonor"/>
-          <w:sz w:val="70"/>
-          <w:szCs w:val="70"/>
-        </w:rPr>
-      </w:pPr>
-      <w:r>
-        <w:rPr>
-          <w:rFonts w:ascii="Kokonor" w:hAnsi="Kokonor" w:eastAsia="Kokonor" w:cs="Kokonor"/>
+          <w:rFonts w:ascii="Silom" w:hAnsi="Silom" w:eastAsia="Silom" w:cs="Silom"/>
+          <w:sz w:val="70"/>
+          <w:szCs w:val="70"/>
+        </w:rPr>
+      </w:pPr>
+      <w:r>
+        <w:rPr>
+          <w:rFonts w:ascii="Silom" w:hAnsi="Silom" w:eastAsia="Silom" w:cs="Silom"/>
           <w:sz w:val="70"/>
           <w:szCs w:val="70"/>
         </w:rPr>
@@ -2776,14 +2936,14 @@
         <w:jc w:val="left"/>
         <w:widowControl w:val="0"/>
         <w:rPr>
-          <w:rFonts w:ascii="Kokonor" w:hAnsi="Kokonor" w:eastAsia="Kokonor" w:cs="Kokonor"/>
-          <w:sz w:val="70"/>
-          <w:szCs w:val="70"/>
-        </w:rPr>
-      </w:pPr>
-      <w:r>
-        <w:rPr>
-          <w:rFonts w:ascii="Kokonor" w:hAnsi="Kokonor" w:eastAsia="Kokonor" w:cs="Kokonor"/>
+          <w:rFonts w:ascii="Silom" w:hAnsi="Silom" w:eastAsia="Silom" w:cs="Silom"/>
+          <w:sz w:val="70"/>
+          <w:szCs w:val="70"/>
+        </w:rPr>
+      </w:pPr>
+      <w:r>
+        <w:rPr>
+          <w:rFonts w:ascii="Silom" w:hAnsi="Silom" w:eastAsia="Silom" w:cs="Silom"/>
           <w:sz w:val="70"/>
           <w:szCs w:val="70"/>
         </w:rPr>
@@ -2796,14 +2956,14 @@
         <w:jc w:val="left"/>
         <w:widowControl w:val="0"/>
         <w:rPr>
-          <w:rFonts w:ascii="Kokonor" w:hAnsi="Kokonor" w:eastAsia="Kokonor" w:cs="Kokonor"/>
-          <w:sz w:val="70"/>
-          <w:szCs w:val="70"/>
-        </w:rPr>
-      </w:pPr>
-      <w:r>
-        <w:rPr>
-          <w:rFonts w:ascii="Kokonor" w:hAnsi="Kokonor" w:eastAsia="Kokonor" w:cs="Kokonor"/>
+          <w:rFonts w:ascii="Silom" w:hAnsi="Silom" w:eastAsia="Silom" w:cs="Silom"/>
+          <w:sz w:val="70"/>
+          <w:szCs w:val="70"/>
+        </w:rPr>
+      </w:pPr>
+      <w:r>
+        <w:rPr>
+          <w:rFonts w:ascii="Silom" w:hAnsi="Silom" w:eastAsia="Silom" w:cs="Silom"/>
           <w:sz w:val="70"/>
           <w:szCs w:val="70"/>
         </w:rPr>
@@ -2816,14 +2976,14 @@
         <w:jc w:val="left"/>
         <w:widowControl w:val="0"/>
         <w:rPr>
-          <w:rFonts w:ascii="Kokonor" w:hAnsi="Kokonor" w:eastAsia="Kokonor" w:cs="Kokonor"/>
-          <w:sz w:val="70"/>
-          <w:szCs w:val="70"/>
-        </w:rPr>
-      </w:pPr>
-      <w:r>
-        <w:rPr>
-          <w:rFonts w:ascii="Kokonor" w:hAnsi="Kokonor" w:eastAsia="Kokonor" w:cs="Kokonor"/>
+          <w:rFonts w:ascii="Silom" w:hAnsi="Silom" w:eastAsia="Silom" w:cs="Silom"/>
+          <w:sz w:val="70"/>
+          <w:szCs w:val="70"/>
+        </w:rPr>
+      </w:pPr>
+      <w:r>
+        <w:rPr>
+          <w:rFonts w:ascii="Silom" w:hAnsi="Silom" w:eastAsia="Silom" w:cs="Silom"/>
           <w:sz w:val="70"/>
           <w:szCs w:val="70"/>
         </w:rPr>
@@ -2832,19 +2992,79 @@
     </w:p>
     <w:p>
       <w:pPr>
+        <w:spacing w:before="0" w:after="0" w:line="240" w:lineRule="auto"/>
+        <w:jc w:val="left"/>
+        <w:widowControl w:val="0"/>
+        <w:rPr>
+          <w:rFonts w:ascii="Silom" w:hAnsi="Silom" w:eastAsia="Silom" w:cs="Silom"/>
+          <w:sz w:val="70"/>
+          <w:szCs w:val="70"/>
+        </w:rPr>
+      </w:pPr>
+      <w:r>
+        <w:rPr>
+          <w:rFonts w:ascii="Silom" w:hAnsi="Silom" w:eastAsia="Silom" w:cs="Silom"/>
+          <w:sz w:val="70"/>
+          <w:szCs w:val="70"/>
+        </w:rPr>
+        <w:t xml:space="preserve">i14</w:t>
+      </w:r>
+    </w:p>
+    <w:p>
+      <w:pPr>
+        <w:spacing w:before="0" w:after="0" w:line="240" w:lineRule="auto"/>
+        <w:jc w:val="left"/>
+        <w:widowControl w:val="0"/>
+        <w:rPr>
+          <w:rFonts w:ascii="Silom" w:hAnsi="Silom" w:eastAsia="Silom" w:cs="Silom"/>
+          <w:sz w:val="70"/>
+          <w:szCs w:val="70"/>
+        </w:rPr>
+      </w:pPr>
+      <w:r>
+        <w:rPr>
+          <w:rFonts w:ascii="Silom" w:hAnsi="Silom" w:eastAsia="Silom" w:cs="Silom"/>
+          <w:sz w:val="70"/>
+          <w:szCs w:val="70"/>
+        </w:rPr>
+        <w:t xml:space="preserve">i15</w:t>
+      </w:r>
+    </w:p>
+    <w:p>
+      <w:pPr>
+        <w:spacing w:before="0" w:after="0" w:line="240" w:lineRule="auto"/>
+        <w:jc w:val="left"/>
+        <w:widowControl w:val="0"/>
+        <w:rPr>
+          <w:rFonts w:ascii="Silom" w:hAnsi="Silom" w:eastAsia="Silom" w:cs="Silom"/>
+          <w:sz w:val="70"/>
+          <w:szCs w:val="70"/>
+        </w:rPr>
+      </w:pPr>
+      <w:r>
+        <w:rPr>
+          <w:rFonts w:ascii="Silom" w:hAnsi="Silom" w:eastAsia="Silom" w:cs="Silom"/>
+          <w:sz w:val="70"/>
+          <w:szCs w:val="70"/>
+        </w:rPr>
+        <w:t xml:space="preserve">i16</w:t>
+      </w:r>
+    </w:p>
+    <w:p>
+      <w:pPr>
         <w:pageBreakBefore/>
         <w:spacing w:before="0" w:after="0" w:line="240" w:lineRule="auto"/>
         <w:jc w:val="left"/>
         <w:widowControl w:val="0"/>
         <w:rPr>
-          <w:rFonts w:ascii="Silom" w:hAnsi="Silom" w:eastAsia="Silom" w:cs="Silom"/>
-          <w:sz w:val="58"/>
-          <w:szCs w:val="58"/>
-        </w:rPr>
-      </w:pPr>
-      <w:r>
-        <w:rPr>
-          <w:rFonts w:ascii="Silom" w:hAnsi="Silom" w:eastAsia="Silom" w:cs="Silom"/>
+          <w:rFonts w:ascii="Lao Sangam MN" w:hAnsi="Lao Sangam MN" w:eastAsia="Lao Sangam MN" w:cs="Lao Sangam MN"/>
+          <w:sz w:val="58"/>
+          <w:szCs w:val="58"/>
+        </w:rPr>
+      </w:pPr>
+      <w:r>
+        <w:rPr>
+          <w:rFonts w:ascii="Lao Sangam MN" w:hAnsi="Lao Sangam MN" w:eastAsia="Lao Sangam MN" w:cs="Lao Sangam MN"/>
           <w:sz w:val="58"/>
           <w:szCs w:val="58"/>
         </w:rPr>
@@ -2857,14 +3077,14 @@
         <w:jc w:val="left"/>
         <w:widowControl w:val="0"/>
         <w:rPr>
-          <w:rFonts w:ascii="Silom" w:hAnsi="Silom" w:eastAsia="Silom" w:cs="Silom"/>
-          <w:sz w:val="58"/>
-          <w:szCs w:val="58"/>
-        </w:rPr>
-      </w:pPr>
-      <w:r>
-        <w:rPr>
-          <w:rFonts w:ascii="Silom" w:hAnsi="Silom" w:eastAsia="Silom" w:cs="Silom"/>
+          <w:rFonts w:ascii="Lao Sangam MN" w:hAnsi="Lao Sangam MN" w:eastAsia="Lao Sangam MN" w:cs="Lao Sangam MN"/>
+          <w:sz w:val="58"/>
+          <w:szCs w:val="58"/>
+        </w:rPr>
+      </w:pPr>
+      <w:r>
+        <w:rPr>
+          <w:rFonts w:ascii="Lao Sangam MN" w:hAnsi="Lao Sangam MN" w:eastAsia="Lao Sangam MN" w:cs="Lao Sangam MN"/>
           <w:sz w:val="58"/>
           <w:szCs w:val="58"/>
         </w:rPr>
@@ -2877,14 +3097,14 @@
         <w:jc w:val="left"/>
         <w:widowControl w:val="0"/>
         <w:rPr>
-          <w:rFonts w:ascii="Silom" w:hAnsi="Silom" w:eastAsia="Silom" w:cs="Silom"/>
-          <w:sz w:val="58"/>
-          <w:szCs w:val="58"/>
-        </w:rPr>
-      </w:pPr>
-      <w:r>
-        <w:rPr>
-          <w:rFonts w:ascii="Silom" w:hAnsi="Silom" w:eastAsia="Silom" w:cs="Silom"/>
+          <w:rFonts w:ascii="Lao Sangam MN" w:hAnsi="Lao Sangam MN" w:eastAsia="Lao Sangam MN" w:cs="Lao Sangam MN"/>
+          <w:sz w:val="58"/>
+          <w:szCs w:val="58"/>
+        </w:rPr>
+      </w:pPr>
+      <w:r>
+        <w:rPr>
+          <w:rFonts w:ascii="Lao Sangam MN" w:hAnsi="Lao Sangam MN" w:eastAsia="Lao Sangam MN" w:cs="Lao Sangam MN"/>
           <w:sz w:val="58"/>
           <w:szCs w:val="58"/>
         </w:rPr>
@@ -2897,14 +3117,14 @@
         <w:jc w:val="left"/>
         <w:widowControl w:val="0"/>
         <w:rPr>
-          <w:rFonts w:ascii="Silom" w:hAnsi="Silom" w:eastAsia="Silom" w:cs="Silom"/>
-          <w:sz w:val="58"/>
-          <w:szCs w:val="58"/>
-        </w:rPr>
-      </w:pPr>
-      <w:r>
-        <w:rPr>
-          <w:rFonts w:ascii="Silom" w:hAnsi="Silom" w:eastAsia="Silom" w:cs="Silom"/>
+          <w:rFonts w:ascii="Lao Sangam MN" w:hAnsi="Lao Sangam MN" w:eastAsia="Lao Sangam MN" w:cs="Lao Sangam MN"/>
+          <w:sz w:val="58"/>
+          <w:szCs w:val="58"/>
+        </w:rPr>
+      </w:pPr>
+      <w:r>
+        <w:rPr>
+          <w:rFonts w:ascii="Lao Sangam MN" w:hAnsi="Lao Sangam MN" w:eastAsia="Lao Sangam MN" w:cs="Lao Sangam MN"/>
           <w:sz w:val="58"/>
           <w:szCs w:val="58"/>
         </w:rPr>
@@ -2917,14 +3137,14 @@
         <w:jc w:val="left"/>
         <w:widowControl w:val="0"/>
         <w:rPr>
-          <w:rFonts w:ascii="Silom" w:hAnsi="Silom" w:eastAsia="Silom" w:cs="Silom"/>
-          <w:sz w:val="58"/>
-          <w:szCs w:val="58"/>
-        </w:rPr>
-      </w:pPr>
-      <w:r>
-        <w:rPr>
-          <w:rFonts w:ascii="Silom" w:hAnsi="Silom" w:eastAsia="Silom" w:cs="Silom"/>
+          <w:rFonts w:ascii="Lao Sangam MN" w:hAnsi="Lao Sangam MN" w:eastAsia="Lao Sangam MN" w:cs="Lao Sangam MN"/>
+          <w:sz w:val="58"/>
+          <w:szCs w:val="58"/>
+        </w:rPr>
+      </w:pPr>
+      <w:r>
+        <w:rPr>
+          <w:rFonts w:ascii="Lao Sangam MN" w:hAnsi="Lao Sangam MN" w:eastAsia="Lao Sangam MN" w:cs="Lao Sangam MN"/>
           <w:sz w:val="58"/>
           <w:szCs w:val="58"/>
         </w:rPr>
@@ -2937,14 +3157,14 @@
         <w:jc w:val="left"/>
         <w:widowControl w:val="0"/>
         <w:rPr>
-          <w:rFonts w:ascii="Silom" w:hAnsi="Silom" w:eastAsia="Silom" w:cs="Silom"/>
-          <w:sz w:val="58"/>
-          <w:szCs w:val="58"/>
-        </w:rPr>
-      </w:pPr>
-      <w:r>
-        <w:rPr>
-          <w:rFonts w:ascii="Silom" w:hAnsi="Silom" w:eastAsia="Silom" w:cs="Silom"/>
+          <w:rFonts w:ascii="Lao Sangam MN" w:hAnsi="Lao Sangam MN" w:eastAsia="Lao Sangam MN" w:cs="Lao Sangam MN"/>
+          <w:sz w:val="58"/>
+          <w:szCs w:val="58"/>
+        </w:rPr>
+      </w:pPr>
+      <w:r>
+        <w:rPr>
+          <w:rFonts w:ascii="Lao Sangam MN" w:hAnsi="Lao Sangam MN" w:eastAsia="Lao Sangam MN" w:cs="Lao Sangam MN"/>
           <w:sz w:val="58"/>
           <w:szCs w:val="58"/>
         </w:rPr>
@@ -2957,14 +3177,14 @@
         <w:jc w:val="left"/>
         <w:widowControl w:val="0"/>
         <w:rPr>
-          <w:rFonts w:ascii="Silom" w:hAnsi="Silom" w:eastAsia="Silom" w:cs="Silom"/>
-          <w:sz w:val="58"/>
-          <w:szCs w:val="58"/>
-        </w:rPr>
-      </w:pPr>
-      <w:r>
-        <w:rPr>
-          <w:rFonts w:ascii="Silom" w:hAnsi="Silom" w:eastAsia="Silom" w:cs="Silom"/>
+          <w:rFonts w:ascii="Lao Sangam MN" w:hAnsi="Lao Sangam MN" w:eastAsia="Lao Sangam MN" w:cs="Lao Sangam MN"/>
+          <w:sz w:val="58"/>
+          <w:szCs w:val="58"/>
+        </w:rPr>
+      </w:pPr>
+      <w:r>
+        <w:rPr>
+          <w:rFonts w:ascii="Lao Sangam MN" w:hAnsi="Lao Sangam MN" w:eastAsia="Lao Sangam MN" w:cs="Lao Sangam MN"/>
           <w:sz w:val="58"/>
           <w:szCs w:val="58"/>
         </w:rPr>
@@ -2977,14 +3197,14 @@
         <w:jc w:val="left"/>
         <w:widowControl w:val="0"/>
         <w:rPr>
-          <w:rFonts w:ascii="Silom" w:hAnsi="Silom" w:eastAsia="Silom" w:cs="Silom"/>
-          <w:sz w:val="58"/>
-          <w:szCs w:val="58"/>
-        </w:rPr>
-      </w:pPr>
-      <w:r>
-        <w:rPr>
-          <w:rFonts w:ascii="Silom" w:hAnsi="Silom" w:eastAsia="Silom" w:cs="Silom"/>
+          <w:rFonts w:ascii="Lao Sangam MN" w:hAnsi="Lao Sangam MN" w:eastAsia="Lao Sangam MN" w:cs="Lao Sangam MN"/>
+          <w:sz w:val="58"/>
+          <w:szCs w:val="58"/>
+        </w:rPr>
+      </w:pPr>
+      <w:r>
+        <w:rPr>
+          <w:rFonts w:ascii="Lao Sangam MN" w:hAnsi="Lao Sangam MN" w:eastAsia="Lao Sangam MN" w:cs="Lao Sangam MN"/>
           <w:sz w:val="58"/>
           <w:szCs w:val="58"/>
         </w:rPr>
@@ -2997,14 +3217,14 @@
         <w:jc w:val="left"/>
         <w:widowControl w:val="0"/>
         <w:rPr>
-          <w:rFonts w:ascii="Silom" w:hAnsi="Silom" w:eastAsia="Silom" w:cs="Silom"/>
-          <w:sz w:val="58"/>
-          <w:szCs w:val="58"/>
-        </w:rPr>
-      </w:pPr>
-      <w:r>
-        <w:rPr>
-          <w:rFonts w:ascii="Silom" w:hAnsi="Silom" w:eastAsia="Silom" w:cs="Silom"/>
+          <w:rFonts w:ascii="Lao Sangam MN" w:hAnsi="Lao Sangam MN" w:eastAsia="Lao Sangam MN" w:cs="Lao Sangam MN"/>
+          <w:sz w:val="58"/>
+          <w:szCs w:val="58"/>
+        </w:rPr>
+      </w:pPr>
+      <w:r>
+        <w:rPr>
+          <w:rFonts w:ascii="Lao Sangam MN" w:hAnsi="Lao Sangam MN" w:eastAsia="Lao Sangam MN" w:cs="Lao Sangam MN"/>
           <w:sz w:val="58"/>
           <w:szCs w:val="58"/>
         </w:rPr>
@@ -3017,14 +3237,14 @@
         <w:jc w:val="left"/>
         <w:widowControl w:val="0"/>
         <w:rPr>
-          <w:rFonts w:ascii="Silom" w:hAnsi="Silom" w:eastAsia="Silom" w:cs="Silom"/>
-          <w:sz w:val="58"/>
-          <w:szCs w:val="58"/>
-        </w:rPr>
-      </w:pPr>
-      <w:r>
-        <w:rPr>
-          <w:rFonts w:ascii="Silom" w:hAnsi="Silom" w:eastAsia="Silom" w:cs="Silom"/>
+          <w:rFonts w:ascii="Lao Sangam MN" w:hAnsi="Lao Sangam MN" w:eastAsia="Lao Sangam MN" w:cs="Lao Sangam MN"/>
+          <w:sz w:val="58"/>
+          <w:szCs w:val="58"/>
+        </w:rPr>
+      </w:pPr>
+      <w:r>
+        <w:rPr>
+          <w:rFonts w:ascii="Lao Sangam MN" w:hAnsi="Lao Sangam MN" w:eastAsia="Lao Sangam MN" w:cs="Lao Sangam MN"/>
           <w:sz w:val="58"/>
           <w:szCs w:val="58"/>
         </w:rPr>
@@ -3037,14 +3257,14 @@
         <w:jc w:val="left"/>
         <w:widowControl w:val="0"/>
         <w:rPr>
-          <w:rFonts w:ascii="Silom" w:hAnsi="Silom" w:eastAsia="Silom" w:cs="Silom"/>
-          <w:sz w:val="58"/>
-          <w:szCs w:val="58"/>
-        </w:rPr>
-      </w:pPr>
-      <w:r>
-        <w:rPr>
-          <w:rFonts w:ascii="Silom" w:hAnsi="Silom" w:eastAsia="Silom" w:cs="Silom"/>
+          <w:rFonts w:ascii="Lao Sangam MN" w:hAnsi="Lao Sangam MN" w:eastAsia="Lao Sangam MN" w:cs="Lao Sangam MN"/>
+          <w:sz w:val="58"/>
+          <w:szCs w:val="58"/>
+        </w:rPr>
+      </w:pPr>
+      <w:r>
+        <w:rPr>
+          <w:rFonts w:ascii="Lao Sangam MN" w:hAnsi="Lao Sangam MN" w:eastAsia="Lao Sangam MN" w:cs="Lao Sangam MN"/>
           <w:sz w:val="58"/>
           <w:szCs w:val="58"/>
         </w:rPr>
@@ -3057,14 +3277,14 @@
         <w:jc w:val="left"/>
         <w:widowControl w:val="0"/>
         <w:rPr>
-          <w:rFonts w:ascii="Silom" w:hAnsi="Silom" w:eastAsia="Silom" w:cs="Silom"/>
-          <w:sz w:val="58"/>
-          <w:szCs w:val="58"/>
-        </w:rPr>
-      </w:pPr>
-      <w:r>
-        <w:rPr>
-          <w:rFonts w:ascii="Silom" w:hAnsi="Silom" w:eastAsia="Silom" w:cs="Silom"/>
+          <w:rFonts w:ascii="Lao Sangam MN" w:hAnsi="Lao Sangam MN" w:eastAsia="Lao Sangam MN" w:cs="Lao Sangam MN"/>
+          <w:sz w:val="58"/>
+          <w:szCs w:val="58"/>
+        </w:rPr>
+      </w:pPr>
+      <w:r>
+        <w:rPr>
+          <w:rFonts w:ascii="Lao Sangam MN" w:hAnsi="Lao Sangam MN" w:eastAsia="Lao Sangam MN" w:cs="Lao Sangam MN"/>
           <w:sz w:val="58"/>
           <w:szCs w:val="58"/>
         </w:rPr>
@@ -3077,14 +3297,14 @@
         <w:jc w:val="left"/>
         <w:widowControl w:val="0"/>
         <w:rPr>
-          <w:rFonts w:ascii="Silom" w:hAnsi="Silom" w:eastAsia="Silom" w:cs="Silom"/>
-          <w:sz w:val="58"/>
-          <w:szCs w:val="58"/>
-        </w:rPr>
-      </w:pPr>
-      <w:r>
-        <w:rPr>
-          <w:rFonts w:ascii="Silom" w:hAnsi="Silom" w:eastAsia="Silom" w:cs="Silom"/>
+          <w:rFonts w:ascii="Lao Sangam MN" w:hAnsi="Lao Sangam MN" w:eastAsia="Lao Sangam MN" w:cs="Lao Sangam MN"/>
+          <w:sz w:val="58"/>
+          <w:szCs w:val="58"/>
+        </w:rPr>
+      </w:pPr>
+      <w:r>
+        <w:rPr>
+          <w:rFonts w:ascii="Lao Sangam MN" w:hAnsi="Lao Sangam MN" w:eastAsia="Lao Sangam MN" w:cs="Lao Sangam MN"/>
           <w:sz w:val="58"/>
           <w:szCs w:val="58"/>
         </w:rPr>
@@ -3097,14 +3317,14 @@
         <w:jc w:val="left"/>
         <w:widowControl w:val="0"/>
         <w:rPr>
-          <w:rFonts w:ascii="Silom" w:hAnsi="Silom" w:eastAsia="Silom" w:cs="Silom"/>
-          <w:sz w:val="58"/>
-          <w:szCs w:val="58"/>
-        </w:rPr>
-      </w:pPr>
-      <w:r>
-        <w:rPr>
-          <w:rFonts w:ascii="Silom" w:hAnsi="Silom" w:eastAsia="Silom" w:cs="Silom"/>
+          <w:rFonts w:ascii="Lao Sangam MN" w:hAnsi="Lao Sangam MN" w:eastAsia="Lao Sangam MN" w:cs="Lao Sangam MN"/>
+          <w:sz w:val="58"/>
+          <w:szCs w:val="58"/>
+        </w:rPr>
+      </w:pPr>
+      <w:r>
+        <w:rPr>
+          <w:rFonts w:ascii="Lao Sangam MN" w:hAnsi="Lao Sangam MN" w:eastAsia="Lao Sangam MN" w:cs="Lao Sangam MN"/>
           <w:sz w:val="58"/>
           <w:szCs w:val="58"/>
         </w:rPr>
@@ -3117,14 +3337,14 @@
         <w:jc w:val="left"/>
         <w:widowControl w:val="0"/>
         <w:rPr>
-          <w:rFonts w:ascii="Silom" w:hAnsi="Silom" w:eastAsia="Silom" w:cs="Silom"/>
-          <w:sz w:val="58"/>
-          <w:szCs w:val="58"/>
-        </w:rPr>
-      </w:pPr>
-      <w:r>
-        <w:rPr>
-          <w:rFonts w:ascii="Silom" w:hAnsi="Silom" w:eastAsia="Silom" w:cs="Silom"/>
+          <w:rFonts w:ascii="Lao Sangam MN" w:hAnsi="Lao Sangam MN" w:eastAsia="Lao Sangam MN" w:cs="Lao Sangam MN"/>
+          <w:sz w:val="58"/>
+          <w:szCs w:val="58"/>
+        </w:rPr>
+      </w:pPr>
+      <w:r>
+        <w:rPr>
+          <w:rFonts w:ascii="Lao Sangam MN" w:hAnsi="Lao Sangam MN" w:eastAsia="Lao Sangam MN" w:cs="Lao Sangam MN"/>
           <w:sz w:val="58"/>
           <w:szCs w:val="58"/>
         </w:rPr>
@@ -3137,14 +3357,14 @@
         <w:jc w:val="left"/>
         <w:widowControl w:val="0"/>
         <w:rPr>
-          <w:rFonts w:ascii="Silom" w:hAnsi="Silom" w:eastAsia="Silom" w:cs="Silom"/>
-          <w:sz w:val="58"/>
-          <w:szCs w:val="58"/>
-        </w:rPr>
-      </w:pPr>
-      <w:r>
-        <w:rPr>
-          <w:rFonts w:ascii="Silom" w:hAnsi="Silom" w:eastAsia="Silom" w:cs="Silom"/>
+          <w:rFonts w:ascii="Lao Sangam MN" w:hAnsi="Lao Sangam MN" w:eastAsia="Lao Sangam MN" w:cs="Lao Sangam MN"/>
+          <w:sz w:val="58"/>
+          <w:szCs w:val="58"/>
+        </w:rPr>
+      </w:pPr>
+      <w:r>
+        <w:rPr>
+          <w:rFonts w:ascii="Lao Sangam MN" w:hAnsi="Lao Sangam MN" w:eastAsia="Lao Sangam MN" w:cs="Lao Sangam MN"/>
           <w:sz w:val="58"/>
           <w:szCs w:val="58"/>
         </w:rPr>
@@ -3157,14 +3377,14 @@
         <w:jc w:val="left"/>
         <w:widowControl w:val="0"/>
         <w:rPr>
-          <w:rFonts w:ascii="Silom" w:hAnsi="Silom" w:eastAsia="Silom" w:cs="Silom"/>
-          <w:sz w:val="58"/>
-          <w:szCs w:val="58"/>
-        </w:rPr>
-      </w:pPr>
-      <w:r>
-        <w:rPr>
-          <w:rFonts w:ascii="Silom" w:hAnsi="Silom" w:eastAsia="Silom" w:cs="Silom"/>
+          <w:rFonts w:ascii="Lao Sangam MN" w:hAnsi="Lao Sangam MN" w:eastAsia="Lao Sangam MN" w:cs="Lao Sangam MN"/>
+          <w:sz w:val="58"/>
+          <w:szCs w:val="58"/>
+        </w:rPr>
+      </w:pPr>
+      <w:r>
+        <w:rPr>
+          <w:rFonts w:ascii="Lao Sangam MN" w:hAnsi="Lao Sangam MN" w:eastAsia="Lao Sangam MN" w:cs="Lao Sangam MN"/>
           <w:sz w:val="58"/>
           <w:szCs w:val="58"/>
         </w:rPr>
@@ -3177,14 +3397,14 @@
         <w:jc w:val="left"/>
         <w:widowControl w:val="0"/>
         <w:rPr>
-          <w:rFonts w:ascii="Silom" w:hAnsi="Silom" w:eastAsia="Silom" w:cs="Silom"/>
-          <w:sz w:val="58"/>
-          <w:szCs w:val="58"/>
-        </w:rPr>
-      </w:pPr>
-      <w:r>
-        <w:rPr>
-          <w:rFonts w:ascii="Silom" w:hAnsi="Silom" w:eastAsia="Silom" w:cs="Silom"/>
+          <w:rFonts w:ascii="Lao Sangam MN" w:hAnsi="Lao Sangam MN" w:eastAsia="Lao Sangam MN" w:cs="Lao Sangam MN"/>
+          <w:sz w:val="58"/>
+          <w:szCs w:val="58"/>
+        </w:rPr>
+      </w:pPr>
+      <w:r>
+        <w:rPr>
+          <w:rFonts w:ascii="Lao Sangam MN" w:hAnsi="Lao Sangam MN" w:eastAsia="Lao Sangam MN" w:cs="Lao Sangam MN"/>
           <w:sz w:val="58"/>
           <w:szCs w:val="58"/>
         </w:rPr>
@@ -3197,14 +3417,14 @@
         <w:jc w:val="left"/>
         <w:widowControl w:val="0"/>
         <w:rPr>
-          <w:rFonts w:ascii="Silom" w:hAnsi="Silom" w:eastAsia="Silom" w:cs="Silom"/>
-          <w:sz w:val="58"/>
-          <w:szCs w:val="58"/>
-        </w:rPr>
-      </w:pPr>
-      <w:r>
-        <w:rPr>
-          <w:rFonts w:ascii="Silom" w:hAnsi="Silom" w:eastAsia="Silom" w:cs="Silom"/>
+          <w:rFonts w:ascii="Lao Sangam MN" w:hAnsi="Lao Sangam MN" w:eastAsia="Lao Sangam MN" w:cs="Lao Sangam MN"/>
+          <w:sz w:val="58"/>
+          <w:szCs w:val="58"/>
+        </w:rPr>
+      </w:pPr>
+      <w:r>
+        <w:rPr>
+          <w:rFonts w:ascii="Lao Sangam MN" w:hAnsi="Lao Sangam MN" w:eastAsia="Lao Sangam MN" w:cs="Lao Sangam MN"/>
           <w:sz w:val="58"/>
           <w:szCs w:val="58"/>
         </w:rPr>
@@ -3217,14 +3437,14 @@
         <w:jc w:val="left"/>
         <w:widowControl w:val="0"/>
         <w:rPr>
-          <w:rFonts w:ascii="Silom" w:hAnsi="Silom" w:eastAsia="Silom" w:cs="Silom"/>
-          <w:sz w:val="58"/>
-          <w:szCs w:val="58"/>
-        </w:rPr>
-      </w:pPr>
-      <w:r>
-        <w:rPr>
-          <w:rFonts w:ascii="Silom" w:hAnsi="Silom" w:eastAsia="Silom" w:cs="Silom"/>
+          <w:rFonts w:ascii="Lao Sangam MN" w:hAnsi="Lao Sangam MN" w:eastAsia="Lao Sangam MN" w:cs="Lao Sangam MN"/>
+          <w:sz w:val="58"/>
+          <w:szCs w:val="58"/>
+        </w:rPr>
+      </w:pPr>
+      <w:r>
+        <w:rPr>
+          <w:rFonts w:ascii="Lao Sangam MN" w:hAnsi="Lao Sangam MN" w:eastAsia="Lao Sangam MN" w:cs="Lao Sangam MN"/>
           <w:sz w:val="58"/>
           <w:szCs w:val="58"/>
         </w:rPr>
@@ -3233,39 +3453,19 @@
     </w:p>
     <w:p>
       <w:pPr>
-        <w:spacing w:before="0" w:after="0" w:line="240" w:lineRule="auto"/>
-        <w:jc w:val="left"/>
-        <w:widowControl w:val="0"/>
-        <w:rPr>
-          <w:rFonts w:ascii="Silom" w:hAnsi="Silom" w:eastAsia="Silom" w:cs="Silom"/>
-          <w:sz w:val="58"/>
-          <w:szCs w:val="58"/>
-        </w:rPr>
-      </w:pPr>
-      <w:r>
-        <w:rPr>
-          <w:rFonts w:ascii="Silom" w:hAnsi="Silom" w:eastAsia="Silom" w:cs="Silom"/>
-          <w:sz w:val="58"/>
-          <w:szCs w:val="58"/>
-        </w:rPr>
-        <w:t xml:space="preserve">j20</w:t>
-      </w:r>
-    </w:p>
-    <w:p>
-      <w:pPr>
         <w:pageBreakBefore/>
         <w:spacing w:before="0" w:after="0" w:line="240" w:lineRule="auto"/>
         <w:jc w:val="left"/>
         <w:widowControl w:val="0"/>
         <w:rPr>
-          <w:rFonts w:ascii="Silom" w:hAnsi="Silom" w:eastAsia="Silom" w:cs="Silom"/>
-          <w:sz w:val="66"/>
-          <w:szCs w:val="66"/>
-        </w:rPr>
-      </w:pPr>
-      <w:r>
-        <w:rPr>
-          <w:rFonts w:ascii="Silom" w:hAnsi="Silom" w:eastAsia="Silom" w:cs="Silom"/>
+          <w:rFonts w:ascii="Lao Sangam MN" w:hAnsi="Lao Sangam MN" w:eastAsia="Lao Sangam MN" w:cs="Lao Sangam MN"/>
+          <w:sz w:val="66"/>
+          <w:szCs w:val="66"/>
+        </w:rPr>
+      </w:pPr>
+      <w:r>
+        <w:rPr>
+          <w:rFonts w:ascii="Lao Sangam MN" w:hAnsi="Lao Sangam MN" w:eastAsia="Lao Sangam MN" w:cs="Lao Sangam MN"/>
           <w:sz w:val="66"/>
           <w:szCs w:val="66"/>
         </w:rPr>
@@ -3278,14 +3478,14 @@
         <w:jc w:val="left"/>
         <w:widowControl w:val="0"/>
         <w:rPr>
-          <w:rFonts w:ascii="Silom" w:hAnsi="Silom" w:eastAsia="Silom" w:cs="Silom"/>
-          <w:sz w:val="66"/>
-          <w:szCs w:val="66"/>
-        </w:rPr>
-      </w:pPr>
-      <w:r>
-        <w:rPr>
-          <w:rFonts w:ascii="Silom" w:hAnsi="Silom" w:eastAsia="Silom" w:cs="Silom"/>
+          <w:rFonts w:ascii="Lao Sangam MN" w:hAnsi="Lao Sangam MN" w:eastAsia="Lao Sangam MN" w:cs="Lao Sangam MN"/>
+          <w:sz w:val="66"/>
+          <w:szCs w:val="66"/>
+        </w:rPr>
+      </w:pPr>
+      <w:r>
+        <w:rPr>
+          <w:rFonts w:ascii="Lao Sangam MN" w:hAnsi="Lao Sangam MN" w:eastAsia="Lao Sangam MN" w:cs="Lao Sangam MN"/>
           <w:sz w:val="66"/>
           <w:szCs w:val="66"/>
         </w:rPr>
@@ -3298,14 +3498,14 @@
         <w:jc w:val="left"/>
         <w:widowControl w:val="0"/>
         <w:rPr>
-          <w:rFonts w:ascii="Silom" w:hAnsi="Silom" w:eastAsia="Silom" w:cs="Silom"/>
-          <w:sz w:val="66"/>
-          <w:szCs w:val="66"/>
-        </w:rPr>
-      </w:pPr>
-      <w:r>
-        <w:rPr>
-          <w:rFonts w:ascii="Silom" w:hAnsi="Silom" w:eastAsia="Silom" w:cs="Silom"/>
+          <w:rFonts w:ascii="Lao Sangam MN" w:hAnsi="Lao Sangam MN" w:eastAsia="Lao Sangam MN" w:cs="Lao Sangam MN"/>
+          <w:sz w:val="66"/>
+          <w:szCs w:val="66"/>
+        </w:rPr>
+      </w:pPr>
+      <w:r>
+        <w:rPr>
+          <w:rFonts w:ascii="Lao Sangam MN" w:hAnsi="Lao Sangam MN" w:eastAsia="Lao Sangam MN" w:cs="Lao Sangam MN"/>
           <w:sz w:val="66"/>
           <w:szCs w:val="66"/>
         </w:rPr>
@@ -3318,14 +3518,14 @@
         <w:jc w:val="left"/>
         <w:widowControl w:val="0"/>
         <w:rPr>
-          <w:rFonts w:ascii="Silom" w:hAnsi="Silom" w:eastAsia="Silom" w:cs="Silom"/>
-          <w:sz w:val="66"/>
-          <w:szCs w:val="66"/>
-        </w:rPr>
-      </w:pPr>
-      <w:r>
-        <w:rPr>
-          <w:rFonts w:ascii="Silom" w:hAnsi="Silom" w:eastAsia="Silom" w:cs="Silom"/>
+          <w:rFonts w:ascii="Lao Sangam MN" w:hAnsi="Lao Sangam MN" w:eastAsia="Lao Sangam MN" w:cs="Lao Sangam MN"/>
+          <w:sz w:val="66"/>
+          <w:szCs w:val="66"/>
+        </w:rPr>
+      </w:pPr>
+      <w:r>
+        <w:rPr>
+          <w:rFonts w:ascii="Lao Sangam MN" w:hAnsi="Lao Sangam MN" w:eastAsia="Lao Sangam MN" w:cs="Lao Sangam MN"/>
           <w:sz w:val="66"/>
           <w:szCs w:val="66"/>
         </w:rPr>
@@ -3338,14 +3538,14 @@
         <w:jc w:val="left"/>
         <w:widowControl w:val="0"/>
         <w:rPr>
-          <w:rFonts w:ascii="Silom" w:hAnsi="Silom" w:eastAsia="Silom" w:cs="Silom"/>
-          <w:sz w:val="66"/>
-          <w:szCs w:val="66"/>
-        </w:rPr>
-      </w:pPr>
-      <w:r>
-        <w:rPr>
-          <w:rFonts w:ascii="Silom" w:hAnsi="Silom" w:eastAsia="Silom" w:cs="Silom"/>
+          <w:rFonts w:ascii="Lao Sangam MN" w:hAnsi="Lao Sangam MN" w:eastAsia="Lao Sangam MN" w:cs="Lao Sangam MN"/>
+          <w:sz w:val="66"/>
+          <w:szCs w:val="66"/>
+        </w:rPr>
+      </w:pPr>
+      <w:r>
+        <w:rPr>
+          <w:rFonts w:ascii="Lao Sangam MN" w:hAnsi="Lao Sangam MN" w:eastAsia="Lao Sangam MN" w:cs="Lao Sangam MN"/>
           <w:sz w:val="66"/>
           <w:szCs w:val="66"/>
         </w:rPr>
@@ -3358,14 +3558,14 @@
         <w:jc w:val="left"/>
         <w:widowControl w:val="0"/>
         <w:rPr>
-          <w:rFonts w:ascii="Silom" w:hAnsi="Silom" w:eastAsia="Silom" w:cs="Silom"/>
-          <w:sz w:val="66"/>
-          <w:szCs w:val="66"/>
-        </w:rPr>
-      </w:pPr>
-      <w:r>
-        <w:rPr>
-          <w:rFonts w:ascii="Silom" w:hAnsi="Silom" w:eastAsia="Silom" w:cs="Silom"/>
+          <w:rFonts w:ascii="Lao Sangam MN" w:hAnsi="Lao Sangam MN" w:eastAsia="Lao Sangam MN" w:cs="Lao Sangam MN"/>
+          <w:sz w:val="66"/>
+          <w:szCs w:val="66"/>
+        </w:rPr>
+      </w:pPr>
+      <w:r>
+        <w:rPr>
+          <w:rFonts w:ascii="Lao Sangam MN" w:hAnsi="Lao Sangam MN" w:eastAsia="Lao Sangam MN" w:cs="Lao Sangam MN"/>
           <w:sz w:val="66"/>
           <w:szCs w:val="66"/>
         </w:rPr>
@@ -3378,14 +3578,14 @@
         <w:jc w:val="left"/>
         <w:widowControl w:val="0"/>
         <w:rPr>
-          <w:rFonts w:ascii="Silom" w:hAnsi="Silom" w:eastAsia="Silom" w:cs="Silom"/>
-          <w:sz w:val="66"/>
-          <w:szCs w:val="66"/>
-        </w:rPr>
-      </w:pPr>
-      <w:r>
-        <w:rPr>
-          <w:rFonts w:ascii="Silom" w:hAnsi="Silom" w:eastAsia="Silom" w:cs="Silom"/>
+          <w:rFonts w:ascii="Lao Sangam MN" w:hAnsi="Lao Sangam MN" w:eastAsia="Lao Sangam MN" w:cs="Lao Sangam MN"/>
+          <w:sz w:val="66"/>
+          <w:szCs w:val="66"/>
+        </w:rPr>
+      </w:pPr>
+      <w:r>
+        <w:rPr>
+          <w:rFonts w:ascii="Lao Sangam MN" w:hAnsi="Lao Sangam MN" w:eastAsia="Lao Sangam MN" w:cs="Lao Sangam MN"/>
           <w:sz w:val="66"/>
           <w:szCs w:val="66"/>
         </w:rPr>
@@ -3398,14 +3598,14 @@
         <w:jc w:val="left"/>
         <w:widowControl w:val="0"/>
         <w:rPr>
-          <w:rFonts w:ascii="Silom" w:hAnsi="Silom" w:eastAsia="Silom" w:cs="Silom"/>
-          <w:sz w:val="66"/>
-          <w:szCs w:val="66"/>
-        </w:rPr>
-      </w:pPr>
-      <w:r>
-        <w:rPr>
-          <w:rFonts w:ascii="Silom" w:hAnsi="Silom" w:eastAsia="Silom" w:cs="Silom"/>
+          <w:rFonts w:ascii="Lao Sangam MN" w:hAnsi="Lao Sangam MN" w:eastAsia="Lao Sangam MN" w:cs="Lao Sangam MN"/>
+          <w:sz w:val="66"/>
+          <w:szCs w:val="66"/>
+        </w:rPr>
+      </w:pPr>
+      <w:r>
+        <w:rPr>
+          <w:rFonts w:ascii="Lao Sangam MN" w:hAnsi="Lao Sangam MN" w:eastAsia="Lao Sangam MN" w:cs="Lao Sangam MN"/>
           <w:sz w:val="66"/>
           <w:szCs w:val="66"/>
         </w:rPr>
@@ -3418,14 +3618,14 @@
         <w:jc w:val="left"/>
         <w:widowControl w:val="0"/>
         <w:rPr>
-          <w:rFonts w:ascii="Silom" w:hAnsi="Silom" w:eastAsia="Silom" w:cs="Silom"/>
-          <w:sz w:val="66"/>
-          <w:szCs w:val="66"/>
-        </w:rPr>
-      </w:pPr>
-      <w:r>
-        <w:rPr>
-          <w:rFonts w:ascii="Silom" w:hAnsi="Silom" w:eastAsia="Silom" w:cs="Silom"/>
+          <w:rFonts w:ascii="Lao Sangam MN" w:hAnsi="Lao Sangam MN" w:eastAsia="Lao Sangam MN" w:cs="Lao Sangam MN"/>
+          <w:sz w:val="66"/>
+          <w:szCs w:val="66"/>
+        </w:rPr>
+      </w:pPr>
+      <w:r>
+        <w:rPr>
+          <w:rFonts w:ascii="Lao Sangam MN" w:hAnsi="Lao Sangam MN" w:eastAsia="Lao Sangam MN" w:cs="Lao Sangam MN"/>
           <w:sz w:val="66"/>
           <w:szCs w:val="66"/>
         </w:rPr>
@@ -3438,14 +3638,14 @@
         <w:jc w:val="left"/>
         <w:widowControl w:val="0"/>
         <w:rPr>
-          <w:rFonts w:ascii="Silom" w:hAnsi="Silom" w:eastAsia="Silom" w:cs="Silom"/>
-          <w:sz w:val="66"/>
-          <w:szCs w:val="66"/>
-        </w:rPr>
-      </w:pPr>
-      <w:r>
-        <w:rPr>
-          <w:rFonts w:ascii="Silom" w:hAnsi="Silom" w:eastAsia="Silom" w:cs="Silom"/>
+          <w:rFonts w:ascii="Lao Sangam MN" w:hAnsi="Lao Sangam MN" w:eastAsia="Lao Sangam MN" w:cs="Lao Sangam MN"/>
+          <w:sz w:val="66"/>
+          <w:szCs w:val="66"/>
+        </w:rPr>
+      </w:pPr>
+      <w:r>
+        <w:rPr>
+          <w:rFonts w:ascii="Lao Sangam MN" w:hAnsi="Lao Sangam MN" w:eastAsia="Lao Sangam MN" w:cs="Lao Sangam MN"/>
           <w:sz w:val="66"/>
           <w:szCs w:val="66"/>
         </w:rPr>
@@ -3458,14 +3658,14 @@
         <w:jc w:val="left"/>
         <w:widowControl w:val="0"/>
         <w:rPr>
-          <w:rFonts w:ascii="Silom" w:hAnsi="Silom" w:eastAsia="Silom" w:cs="Silom"/>
-          <w:sz w:val="66"/>
-          <w:szCs w:val="66"/>
-        </w:rPr>
-      </w:pPr>
-      <w:r>
-        <w:rPr>
-          <w:rFonts w:ascii="Silom" w:hAnsi="Silom" w:eastAsia="Silom" w:cs="Silom"/>
+          <w:rFonts w:ascii="Lao Sangam MN" w:hAnsi="Lao Sangam MN" w:eastAsia="Lao Sangam MN" w:cs="Lao Sangam MN"/>
+          <w:sz w:val="66"/>
+          <w:szCs w:val="66"/>
+        </w:rPr>
+      </w:pPr>
+      <w:r>
+        <w:rPr>
+          <w:rFonts w:ascii="Lao Sangam MN" w:hAnsi="Lao Sangam MN" w:eastAsia="Lao Sangam MN" w:cs="Lao Sangam MN"/>
           <w:sz w:val="66"/>
           <w:szCs w:val="66"/>
         </w:rPr>
@@ -3478,14 +3678,14 @@
         <w:jc w:val="left"/>
         <w:widowControl w:val="0"/>
         <w:rPr>
-          <w:rFonts w:ascii="Silom" w:hAnsi="Silom" w:eastAsia="Silom" w:cs="Silom"/>
-          <w:sz w:val="66"/>
-          <w:szCs w:val="66"/>
-        </w:rPr>
-      </w:pPr>
-      <w:r>
-        <w:rPr>
-          <w:rFonts w:ascii="Silom" w:hAnsi="Silom" w:eastAsia="Silom" w:cs="Silom"/>
+          <w:rFonts w:ascii="Lao Sangam MN" w:hAnsi="Lao Sangam MN" w:eastAsia="Lao Sangam MN" w:cs="Lao Sangam MN"/>
+          <w:sz w:val="66"/>
+          <w:szCs w:val="66"/>
+        </w:rPr>
+      </w:pPr>
+      <w:r>
+        <w:rPr>
+          <w:rFonts w:ascii="Lao Sangam MN" w:hAnsi="Lao Sangam MN" w:eastAsia="Lao Sangam MN" w:cs="Lao Sangam MN"/>
           <w:sz w:val="66"/>
           <w:szCs w:val="66"/>
         </w:rPr>
@@ -3498,14 +3698,14 @@
         <w:jc w:val="left"/>
         <w:widowControl w:val="0"/>
         <w:rPr>
-          <w:rFonts w:ascii="Silom" w:hAnsi="Silom" w:eastAsia="Silom" w:cs="Silom"/>
-          <w:sz w:val="66"/>
-          <w:szCs w:val="66"/>
-        </w:rPr>
-      </w:pPr>
-      <w:r>
-        <w:rPr>
-          <w:rFonts w:ascii="Silom" w:hAnsi="Silom" w:eastAsia="Silom" w:cs="Silom"/>
+          <w:rFonts w:ascii="Lao Sangam MN" w:hAnsi="Lao Sangam MN" w:eastAsia="Lao Sangam MN" w:cs="Lao Sangam MN"/>
+          <w:sz w:val="66"/>
+          <w:szCs w:val="66"/>
+        </w:rPr>
+      </w:pPr>
+      <w:r>
+        <w:rPr>
+          <w:rFonts w:ascii="Lao Sangam MN" w:hAnsi="Lao Sangam MN" w:eastAsia="Lao Sangam MN" w:cs="Lao Sangam MN"/>
           <w:sz w:val="66"/>
           <w:szCs w:val="66"/>
         </w:rPr>
@@ -3518,14 +3718,14 @@
         <w:jc w:val="left"/>
         <w:widowControl w:val="0"/>
         <w:rPr>
-          <w:rFonts w:ascii="Silom" w:hAnsi="Silom" w:eastAsia="Silom" w:cs="Silom"/>
-          <w:sz w:val="66"/>
-          <w:szCs w:val="66"/>
-        </w:rPr>
-      </w:pPr>
-      <w:r>
-        <w:rPr>
-          <w:rFonts w:ascii="Silom" w:hAnsi="Silom" w:eastAsia="Silom" w:cs="Silom"/>
+          <w:rFonts w:ascii="Lao Sangam MN" w:hAnsi="Lao Sangam MN" w:eastAsia="Lao Sangam MN" w:cs="Lao Sangam MN"/>
+          <w:sz w:val="66"/>
+          <w:szCs w:val="66"/>
+        </w:rPr>
+      </w:pPr>
+      <w:r>
+        <w:rPr>
+          <w:rFonts w:ascii="Lao Sangam MN" w:hAnsi="Lao Sangam MN" w:eastAsia="Lao Sangam MN" w:cs="Lao Sangam MN"/>
           <w:sz w:val="66"/>
           <w:szCs w:val="66"/>
         </w:rPr>
@@ -3538,14 +3738,14 @@
         <w:jc w:val="left"/>
         <w:widowControl w:val="0"/>
         <w:rPr>
-          <w:rFonts w:ascii="Silom" w:hAnsi="Silom" w:eastAsia="Silom" w:cs="Silom"/>
-          <w:sz w:val="66"/>
-          <w:szCs w:val="66"/>
-        </w:rPr>
-      </w:pPr>
-      <w:r>
-        <w:rPr>
-          <w:rFonts w:ascii="Silom" w:hAnsi="Silom" w:eastAsia="Silom" w:cs="Silom"/>
+          <w:rFonts w:ascii="Lao Sangam MN" w:hAnsi="Lao Sangam MN" w:eastAsia="Lao Sangam MN" w:cs="Lao Sangam MN"/>
+          <w:sz w:val="66"/>
+          <w:szCs w:val="66"/>
+        </w:rPr>
+      </w:pPr>
+      <w:r>
+        <w:rPr>
+          <w:rFonts w:ascii="Lao Sangam MN" w:hAnsi="Lao Sangam MN" w:eastAsia="Lao Sangam MN" w:cs="Lao Sangam MN"/>
           <w:sz w:val="66"/>
           <w:szCs w:val="66"/>
         </w:rPr>
@@ -3558,14 +3758,14 @@
         <w:jc w:val="left"/>
         <w:widowControl w:val="0"/>
         <w:rPr>
-          <w:rFonts w:ascii="Silom" w:hAnsi="Silom" w:eastAsia="Silom" w:cs="Silom"/>
-          <w:sz w:val="66"/>
-          <w:szCs w:val="66"/>
-        </w:rPr>
-      </w:pPr>
-      <w:r>
-        <w:rPr>
-          <w:rFonts w:ascii="Silom" w:hAnsi="Silom" w:eastAsia="Silom" w:cs="Silom"/>
+          <w:rFonts w:ascii="Lao Sangam MN" w:hAnsi="Lao Sangam MN" w:eastAsia="Lao Sangam MN" w:cs="Lao Sangam MN"/>
+          <w:sz w:val="66"/>
+          <w:szCs w:val="66"/>
+        </w:rPr>
+      </w:pPr>
+      <w:r>
+        <w:rPr>
+          <w:rFonts w:ascii="Lao Sangam MN" w:hAnsi="Lao Sangam MN" w:eastAsia="Lao Sangam MN" w:cs="Lao Sangam MN"/>
           <w:sz w:val="66"/>
           <w:szCs w:val="66"/>
         </w:rPr>
@@ -3578,14 +3778,14 @@
         <w:jc w:val="left"/>
         <w:widowControl w:val="0"/>
         <w:rPr>
-          <w:rFonts w:ascii="Silom" w:hAnsi="Silom" w:eastAsia="Silom" w:cs="Silom"/>
-          <w:sz w:val="66"/>
-          <w:szCs w:val="66"/>
-        </w:rPr>
-      </w:pPr>
-      <w:r>
-        <w:rPr>
-          <w:rFonts w:ascii="Silom" w:hAnsi="Silom" w:eastAsia="Silom" w:cs="Silom"/>
+          <w:rFonts w:ascii="Lao Sangam MN" w:hAnsi="Lao Sangam MN" w:eastAsia="Lao Sangam MN" w:cs="Lao Sangam MN"/>
+          <w:sz w:val="66"/>
+          <w:szCs w:val="66"/>
+        </w:rPr>
+      </w:pPr>
+      <w:r>
+        <w:rPr>
+          <w:rFonts w:ascii="Lao Sangam MN" w:hAnsi="Lao Sangam MN" w:eastAsia="Lao Sangam MN" w:cs="Lao Sangam MN"/>
           <w:sz w:val="66"/>
           <w:szCs w:val="66"/>
         </w:rPr>
@@ -3598,14 +3798,14 @@
         <w:jc w:val="left"/>
         <w:widowControl w:val="0"/>
         <w:rPr>
-          <w:rFonts w:ascii="Silom" w:hAnsi="Silom" w:eastAsia="Silom" w:cs="Silom"/>
-          <w:sz w:val="66"/>
-          <w:szCs w:val="66"/>
-        </w:rPr>
-      </w:pPr>
-      <w:r>
-        <w:rPr>
-          <w:rFonts w:ascii="Silom" w:hAnsi="Silom" w:eastAsia="Silom" w:cs="Silom"/>
+          <w:rFonts w:ascii="Lao Sangam MN" w:hAnsi="Lao Sangam MN" w:eastAsia="Lao Sangam MN" w:cs="Lao Sangam MN"/>
+          <w:sz w:val="66"/>
+          <w:szCs w:val="66"/>
+        </w:rPr>
+      </w:pPr>
+      <w:r>
+        <w:rPr>
+          <w:rFonts w:ascii="Lao Sangam MN" w:hAnsi="Lao Sangam MN" w:eastAsia="Lao Sangam MN" w:cs="Lao Sangam MN"/>
           <w:sz w:val="66"/>
           <w:szCs w:val="66"/>
         </w:rPr>
@@ -3619,14 +3819,14 @@
         <w:jc w:val="left"/>
         <w:widowControl w:val="0"/>
         <w:rPr>
-          <w:rFonts w:ascii="Silom" w:hAnsi="Silom" w:eastAsia="Silom" w:cs="Silom"/>
-          <w:sz w:val="70"/>
-          <w:szCs w:val="70"/>
-        </w:rPr>
-      </w:pPr>
-      <w:r>
-        <w:rPr>
-          <w:rFonts w:ascii="Silom" w:hAnsi="Silom" w:eastAsia="Silom" w:cs="Silom"/>
+          <w:rFonts w:ascii="Lao Sangam MN" w:hAnsi="Lao Sangam MN" w:eastAsia="Lao Sangam MN" w:cs="Lao Sangam MN"/>
+          <w:sz w:val="70"/>
+          <w:szCs w:val="70"/>
+        </w:rPr>
+      </w:pPr>
+      <w:r>
+        <w:rPr>
+          <w:rFonts w:ascii="Lao Sangam MN" w:hAnsi="Lao Sangam MN" w:eastAsia="Lao Sangam MN" w:cs="Lao Sangam MN"/>
           <w:sz w:val="70"/>
           <w:szCs w:val="70"/>
         </w:rPr>
@@ -3639,14 +3839,14 @@
         <w:jc w:val="left"/>
         <w:widowControl w:val="0"/>
         <w:rPr>
-          <w:rFonts w:ascii="Silom" w:hAnsi="Silom" w:eastAsia="Silom" w:cs="Silom"/>
-          <w:sz w:val="70"/>
-          <w:szCs w:val="70"/>
-        </w:rPr>
-      </w:pPr>
-      <w:r>
-        <w:rPr>
-          <w:rFonts w:ascii="Silom" w:hAnsi="Silom" w:eastAsia="Silom" w:cs="Silom"/>
+          <w:rFonts w:ascii="Lao Sangam MN" w:hAnsi="Lao Sangam MN" w:eastAsia="Lao Sangam MN" w:cs="Lao Sangam MN"/>
+          <w:sz w:val="70"/>
+          <w:szCs w:val="70"/>
+        </w:rPr>
+      </w:pPr>
+      <w:r>
+        <w:rPr>
+          <w:rFonts w:ascii="Lao Sangam MN" w:hAnsi="Lao Sangam MN" w:eastAsia="Lao Sangam MN" w:cs="Lao Sangam MN"/>
           <w:sz w:val="70"/>
           <w:szCs w:val="70"/>
         </w:rPr>
@@ -3659,14 +3859,14 @@
         <w:jc w:val="left"/>
         <w:widowControl w:val="0"/>
         <w:rPr>
-          <w:rFonts w:ascii="Silom" w:hAnsi="Silom" w:eastAsia="Silom" w:cs="Silom"/>
-          <w:sz w:val="70"/>
-          <w:szCs w:val="70"/>
-        </w:rPr>
-      </w:pPr>
-      <w:r>
-        <w:rPr>
-          <w:rFonts w:ascii="Silom" w:hAnsi="Silom" w:eastAsia="Silom" w:cs="Silom"/>
+          <w:rFonts w:ascii="Lao Sangam MN" w:hAnsi="Lao Sangam MN" w:eastAsia="Lao Sangam MN" w:cs="Lao Sangam MN"/>
+          <w:sz w:val="70"/>
+          <w:szCs w:val="70"/>
+        </w:rPr>
+      </w:pPr>
+      <w:r>
+        <w:rPr>
+          <w:rFonts w:ascii="Lao Sangam MN" w:hAnsi="Lao Sangam MN" w:eastAsia="Lao Sangam MN" w:cs="Lao Sangam MN"/>
           <w:sz w:val="70"/>
           <w:szCs w:val="70"/>
         </w:rPr>
@@ -3679,14 +3879,14 @@
         <w:jc w:val="left"/>
         <w:widowControl w:val="0"/>
         <w:rPr>
-          <w:rFonts w:ascii="Silom" w:hAnsi="Silom" w:eastAsia="Silom" w:cs="Silom"/>
-          <w:sz w:val="70"/>
-          <w:szCs w:val="70"/>
-        </w:rPr>
-      </w:pPr>
-      <w:r>
-        <w:rPr>
-          <w:rFonts w:ascii="Silom" w:hAnsi="Silom" w:eastAsia="Silom" w:cs="Silom"/>
+          <w:rFonts w:ascii="Lao Sangam MN" w:hAnsi="Lao Sangam MN" w:eastAsia="Lao Sangam MN" w:cs="Lao Sangam MN"/>
+          <w:sz w:val="70"/>
+          <w:szCs w:val="70"/>
+        </w:rPr>
+      </w:pPr>
+      <w:r>
+        <w:rPr>
+          <w:rFonts w:ascii="Lao Sangam MN" w:hAnsi="Lao Sangam MN" w:eastAsia="Lao Sangam MN" w:cs="Lao Sangam MN"/>
           <w:sz w:val="70"/>
           <w:szCs w:val="70"/>
         </w:rPr>
@@ -3699,14 +3899,14 @@
         <w:jc w:val="left"/>
         <w:widowControl w:val="0"/>
         <w:rPr>
-          <w:rFonts w:ascii="Silom" w:hAnsi="Silom" w:eastAsia="Silom" w:cs="Silom"/>
-          <w:sz w:val="70"/>
-          <w:szCs w:val="70"/>
-        </w:rPr>
-      </w:pPr>
-      <w:r>
-        <w:rPr>
-          <w:rFonts w:ascii="Silom" w:hAnsi="Silom" w:eastAsia="Silom" w:cs="Silom"/>
+          <w:rFonts w:ascii="Lao Sangam MN" w:hAnsi="Lao Sangam MN" w:eastAsia="Lao Sangam MN" w:cs="Lao Sangam MN"/>
+          <w:sz w:val="70"/>
+          <w:szCs w:val="70"/>
+        </w:rPr>
+      </w:pPr>
+      <w:r>
+        <w:rPr>
+          <w:rFonts w:ascii="Lao Sangam MN" w:hAnsi="Lao Sangam MN" w:eastAsia="Lao Sangam MN" w:cs="Lao Sangam MN"/>
           <w:sz w:val="70"/>
           <w:szCs w:val="70"/>
         </w:rPr>
@@ -3719,14 +3919,14 @@
         <w:jc w:val="left"/>
         <w:widowControl w:val="0"/>
         <w:rPr>
-          <w:rFonts w:ascii="Silom" w:hAnsi="Silom" w:eastAsia="Silom" w:cs="Silom"/>
-          <w:sz w:val="70"/>
-          <w:szCs w:val="70"/>
-        </w:rPr>
-      </w:pPr>
-      <w:r>
-        <w:rPr>
-          <w:rFonts w:ascii="Silom" w:hAnsi="Silom" w:eastAsia="Silom" w:cs="Silom"/>
+          <w:rFonts w:ascii="Lao Sangam MN" w:hAnsi="Lao Sangam MN" w:eastAsia="Lao Sangam MN" w:cs="Lao Sangam MN"/>
+          <w:sz w:val="70"/>
+          <w:szCs w:val="70"/>
+        </w:rPr>
+      </w:pPr>
+      <w:r>
+        <w:rPr>
+          <w:rFonts w:ascii="Lao Sangam MN" w:hAnsi="Lao Sangam MN" w:eastAsia="Lao Sangam MN" w:cs="Lao Sangam MN"/>
           <w:sz w:val="70"/>
           <w:szCs w:val="70"/>
         </w:rPr>
@@ -3739,14 +3939,14 @@
         <w:jc w:val="left"/>
         <w:widowControl w:val="0"/>
         <w:rPr>
-          <w:rFonts w:ascii="Silom" w:hAnsi="Silom" w:eastAsia="Silom" w:cs="Silom"/>
-          <w:sz w:val="70"/>
-          <w:szCs w:val="70"/>
-        </w:rPr>
-      </w:pPr>
-      <w:r>
-        <w:rPr>
-          <w:rFonts w:ascii="Silom" w:hAnsi="Silom" w:eastAsia="Silom" w:cs="Silom"/>
+          <w:rFonts w:ascii="Lao Sangam MN" w:hAnsi="Lao Sangam MN" w:eastAsia="Lao Sangam MN" w:cs="Lao Sangam MN"/>
+          <w:sz w:val="70"/>
+          <w:szCs w:val="70"/>
+        </w:rPr>
+      </w:pPr>
+      <w:r>
+        <w:rPr>
+          <w:rFonts w:ascii="Lao Sangam MN" w:hAnsi="Lao Sangam MN" w:eastAsia="Lao Sangam MN" w:cs="Lao Sangam MN"/>
           <w:sz w:val="70"/>
           <w:szCs w:val="70"/>
         </w:rPr>
@@ -3759,14 +3959,14 @@
         <w:jc w:val="left"/>
         <w:widowControl w:val="0"/>
         <w:rPr>
-          <w:rFonts w:ascii="Silom" w:hAnsi="Silom" w:eastAsia="Silom" w:cs="Silom"/>
-          <w:sz w:val="70"/>
-          <w:szCs w:val="70"/>
-        </w:rPr>
-      </w:pPr>
-      <w:r>
-        <w:rPr>
-          <w:rFonts w:ascii="Silom" w:hAnsi="Silom" w:eastAsia="Silom" w:cs="Silom"/>
+          <w:rFonts w:ascii="Lao Sangam MN" w:hAnsi="Lao Sangam MN" w:eastAsia="Lao Sangam MN" w:cs="Lao Sangam MN"/>
+          <w:sz w:val="70"/>
+          <w:szCs w:val="70"/>
+        </w:rPr>
+      </w:pPr>
+      <w:r>
+        <w:rPr>
+          <w:rFonts w:ascii="Lao Sangam MN" w:hAnsi="Lao Sangam MN" w:eastAsia="Lao Sangam MN" w:cs="Lao Sangam MN"/>
           <w:sz w:val="70"/>
           <w:szCs w:val="70"/>
         </w:rPr>
@@ -3779,14 +3979,14 @@
         <w:jc w:val="left"/>
         <w:widowControl w:val="0"/>
         <w:rPr>
-          <w:rFonts w:ascii="Silom" w:hAnsi="Silom" w:eastAsia="Silom" w:cs="Silom"/>
-          <w:sz w:val="70"/>
-          <w:szCs w:val="70"/>
-        </w:rPr>
-      </w:pPr>
-      <w:r>
-        <w:rPr>
-          <w:rFonts w:ascii="Silom" w:hAnsi="Silom" w:eastAsia="Silom" w:cs="Silom"/>
+          <w:rFonts w:ascii="Lao Sangam MN" w:hAnsi="Lao Sangam MN" w:eastAsia="Lao Sangam MN" w:cs="Lao Sangam MN"/>
+          <w:sz w:val="70"/>
+          <w:szCs w:val="70"/>
+        </w:rPr>
+      </w:pPr>
+      <w:r>
+        <w:rPr>
+          <w:rFonts w:ascii="Lao Sangam MN" w:hAnsi="Lao Sangam MN" w:eastAsia="Lao Sangam MN" w:cs="Lao Sangam MN"/>
           <w:sz w:val="70"/>
           <w:szCs w:val="70"/>
         </w:rPr>
@@ -3799,14 +3999,14 @@
         <w:jc w:val="left"/>
         <w:widowControl w:val="0"/>
         <w:rPr>
-          <w:rFonts w:ascii="Silom" w:hAnsi="Silom" w:eastAsia="Silom" w:cs="Silom"/>
-          <w:sz w:val="70"/>
-          <w:szCs w:val="70"/>
-        </w:rPr>
-      </w:pPr>
-      <w:r>
-        <w:rPr>
-          <w:rFonts w:ascii="Silom" w:hAnsi="Silom" w:eastAsia="Silom" w:cs="Silom"/>
+          <w:rFonts w:ascii="Lao Sangam MN" w:hAnsi="Lao Sangam MN" w:eastAsia="Lao Sangam MN" w:cs="Lao Sangam MN"/>
+          <w:sz w:val="70"/>
+          <w:szCs w:val="70"/>
+        </w:rPr>
+      </w:pPr>
+      <w:r>
+        <w:rPr>
+          <w:rFonts w:ascii="Lao Sangam MN" w:hAnsi="Lao Sangam MN" w:eastAsia="Lao Sangam MN" w:cs="Lao Sangam MN"/>
           <w:sz w:val="70"/>
           <w:szCs w:val="70"/>
         </w:rPr>
@@ -3819,14 +4019,14 @@
         <w:jc w:val="left"/>
         <w:widowControl w:val="0"/>
         <w:rPr>
-          <w:rFonts w:ascii="Silom" w:hAnsi="Silom" w:eastAsia="Silom" w:cs="Silom"/>
-          <w:sz w:val="70"/>
-          <w:szCs w:val="70"/>
-        </w:rPr>
-      </w:pPr>
-      <w:r>
-        <w:rPr>
-          <w:rFonts w:ascii="Silom" w:hAnsi="Silom" w:eastAsia="Silom" w:cs="Silom"/>
+          <w:rFonts w:ascii="Lao Sangam MN" w:hAnsi="Lao Sangam MN" w:eastAsia="Lao Sangam MN" w:cs="Lao Sangam MN"/>
+          <w:sz w:val="70"/>
+          <w:szCs w:val="70"/>
+        </w:rPr>
+      </w:pPr>
+      <w:r>
+        <w:rPr>
+          <w:rFonts w:ascii="Lao Sangam MN" w:hAnsi="Lao Sangam MN" w:eastAsia="Lao Sangam MN" w:cs="Lao Sangam MN"/>
           <w:sz w:val="70"/>
           <w:szCs w:val="70"/>
         </w:rPr>
@@ -3839,14 +4039,14 @@
         <w:jc w:val="left"/>
         <w:widowControl w:val="0"/>
         <w:rPr>
-          <w:rFonts w:ascii="Silom" w:hAnsi="Silom" w:eastAsia="Silom" w:cs="Silom"/>
-          <w:sz w:val="70"/>
-          <w:szCs w:val="70"/>
-        </w:rPr>
-      </w:pPr>
-      <w:r>
-        <w:rPr>
-          <w:rFonts w:ascii="Silom" w:hAnsi="Silom" w:eastAsia="Silom" w:cs="Silom"/>
+          <w:rFonts w:ascii="Lao Sangam MN" w:hAnsi="Lao Sangam MN" w:eastAsia="Lao Sangam MN" w:cs="Lao Sangam MN"/>
+          <w:sz w:val="70"/>
+          <w:szCs w:val="70"/>
+        </w:rPr>
+      </w:pPr>
+      <w:r>
+        <w:rPr>
+          <w:rFonts w:ascii="Lao Sangam MN" w:hAnsi="Lao Sangam MN" w:eastAsia="Lao Sangam MN" w:cs="Lao Sangam MN"/>
           <w:sz w:val="70"/>
           <w:szCs w:val="70"/>
         </w:rPr>
@@ -3859,14 +4059,14 @@
         <w:jc w:val="left"/>
         <w:widowControl w:val="0"/>
         <w:rPr>
-          <w:rFonts w:ascii="Silom" w:hAnsi="Silom" w:eastAsia="Silom" w:cs="Silom"/>
-          <w:sz w:val="70"/>
-          <w:szCs w:val="70"/>
-        </w:rPr>
-      </w:pPr>
-      <w:r>
-        <w:rPr>
-          <w:rFonts w:ascii="Silom" w:hAnsi="Silom" w:eastAsia="Silom" w:cs="Silom"/>
+          <w:rFonts w:ascii="Lao Sangam MN" w:hAnsi="Lao Sangam MN" w:eastAsia="Lao Sangam MN" w:cs="Lao Sangam MN"/>
+          <w:sz w:val="70"/>
+          <w:szCs w:val="70"/>
+        </w:rPr>
+      </w:pPr>
+      <w:r>
+        <w:rPr>
+          <w:rFonts w:ascii="Lao Sangam MN" w:hAnsi="Lao Sangam MN" w:eastAsia="Lao Sangam MN" w:cs="Lao Sangam MN"/>
           <w:sz w:val="70"/>
           <w:szCs w:val="70"/>
         </w:rPr>
@@ -3879,14 +4079,14 @@
         <w:jc w:val="left"/>
         <w:widowControl w:val="0"/>
         <w:rPr>
-          <w:rFonts w:ascii="Silom" w:hAnsi="Silom" w:eastAsia="Silom" w:cs="Silom"/>
-          <w:sz w:val="70"/>
-          <w:szCs w:val="70"/>
-        </w:rPr>
-      </w:pPr>
-      <w:r>
-        <w:rPr>
-          <w:rFonts w:ascii="Silom" w:hAnsi="Silom" w:eastAsia="Silom" w:cs="Silom"/>
+          <w:rFonts w:ascii="Lao Sangam MN" w:hAnsi="Lao Sangam MN" w:eastAsia="Lao Sangam MN" w:cs="Lao Sangam MN"/>
+          <w:sz w:val="70"/>
+          <w:szCs w:val="70"/>
+        </w:rPr>
+      </w:pPr>
+      <w:r>
+        <w:rPr>
+          <w:rFonts w:ascii="Lao Sangam MN" w:hAnsi="Lao Sangam MN" w:eastAsia="Lao Sangam MN" w:cs="Lao Sangam MN"/>
           <w:sz w:val="70"/>
           <w:szCs w:val="70"/>
         </w:rPr>
@@ -3899,14 +4099,14 @@
         <w:jc w:val="left"/>
         <w:widowControl w:val="0"/>
         <w:rPr>
-          <w:rFonts w:ascii="Silom" w:hAnsi="Silom" w:eastAsia="Silom" w:cs="Silom"/>
-          <w:sz w:val="70"/>
-          <w:szCs w:val="70"/>
-        </w:rPr>
-      </w:pPr>
-      <w:r>
-        <w:rPr>
-          <w:rFonts w:ascii="Silom" w:hAnsi="Silom" w:eastAsia="Silom" w:cs="Silom"/>
+          <w:rFonts w:ascii="Lao Sangam MN" w:hAnsi="Lao Sangam MN" w:eastAsia="Lao Sangam MN" w:cs="Lao Sangam MN"/>
+          <w:sz w:val="70"/>
+          <w:szCs w:val="70"/>
+        </w:rPr>
+      </w:pPr>
+      <w:r>
+        <w:rPr>
+          <w:rFonts w:ascii="Lao Sangam MN" w:hAnsi="Lao Sangam MN" w:eastAsia="Lao Sangam MN" w:cs="Lao Sangam MN"/>
           <w:sz w:val="70"/>
           <w:szCs w:val="70"/>
         </w:rPr>
@@ -3919,14 +4119,14 @@
         <w:jc w:val="left"/>
         <w:widowControl w:val="0"/>
         <w:rPr>
-          <w:rFonts w:ascii="Silom" w:hAnsi="Silom" w:eastAsia="Silom" w:cs="Silom"/>
-          <w:sz w:val="70"/>
-          <w:szCs w:val="70"/>
-        </w:rPr>
-      </w:pPr>
-      <w:r>
-        <w:rPr>
-          <w:rFonts w:ascii="Silom" w:hAnsi="Silom" w:eastAsia="Silom" w:cs="Silom"/>
+          <w:rFonts w:ascii="Lao Sangam MN" w:hAnsi="Lao Sangam MN" w:eastAsia="Lao Sangam MN" w:cs="Lao Sangam MN"/>
+          <w:sz w:val="70"/>
+          <w:szCs w:val="70"/>
+        </w:rPr>
+      </w:pPr>
+      <w:r>
+        <w:rPr>
+          <w:rFonts w:ascii="Lao Sangam MN" w:hAnsi="Lao Sangam MN" w:eastAsia="Lao Sangam MN" w:cs="Lao Sangam MN"/>
           <w:sz w:val="70"/>
           <w:szCs w:val="70"/>
         </w:rPr>
@@ -3939,14 +4139,14 @@
         <w:jc w:val="left"/>
         <w:widowControl w:val="0"/>
         <w:rPr>
-          <w:rFonts w:ascii="Silom" w:hAnsi="Silom" w:eastAsia="Silom" w:cs="Silom"/>
-          <w:sz w:val="70"/>
-          <w:szCs w:val="70"/>
-        </w:rPr>
-      </w:pPr>
-      <w:r>
-        <w:rPr>
-          <w:rFonts w:ascii="Silom" w:hAnsi="Silom" w:eastAsia="Silom" w:cs="Silom"/>
+          <w:rFonts w:ascii="Lao Sangam MN" w:hAnsi="Lao Sangam MN" w:eastAsia="Lao Sangam MN" w:cs="Lao Sangam MN"/>
+          <w:sz w:val="70"/>
+          <w:szCs w:val="70"/>
+        </w:rPr>
+      </w:pPr>
+      <w:r>
+        <w:rPr>
+          <w:rFonts w:ascii="Lao Sangam MN" w:hAnsi="Lao Sangam MN" w:eastAsia="Lao Sangam MN" w:cs="Lao Sangam MN"/>
           <w:sz w:val="70"/>
           <w:szCs w:val="70"/>
         </w:rPr>
@@ -3960,14 +4160,14 @@
         <w:jc w:val="left"/>
         <w:widowControl w:val="0"/>
         <w:rPr>
-          <w:rFonts w:ascii="Gurmukhi MN" w:hAnsi="Gurmukhi MN" w:eastAsia="Gurmukhi MN" w:cs="Gurmukhi MN"/>
-          <w:sz w:val="58"/>
-          <w:szCs w:val="58"/>
-        </w:rPr>
-      </w:pPr>
-      <w:r>
-        <w:rPr>
-          <w:rFonts w:ascii="Gurmukhi MN" w:hAnsi="Gurmukhi MN" w:eastAsia="Gurmukhi MN" w:cs="Gurmukhi MN"/>
+          <w:rFonts w:ascii="AppleMyungjo" w:hAnsi="AppleMyungjo" w:eastAsia="AppleMyungjo" w:cs="AppleMyungjo"/>
+          <w:sz w:val="58"/>
+          <w:szCs w:val="58"/>
+        </w:rPr>
+      </w:pPr>
+      <w:r>
+        <w:rPr>
+          <w:rFonts w:ascii="AppleMyungjo" w:hAnsi="AppleMyungjo" w:eastAsia="AppleMyungjo" w:cs="AppleMyungjo"/>
           <w:sz w:val="58"/>
           <w:szCs w:val="58"/>
         </w:rPr>
@@ -3980,14 +4180,14 @@
         <w:jc w:val="left"/>
         <w:widowControl w:val="0"/>
         <w:rPr>
-          <w:rFonts w:ascii="Gurmukhi MN" w:hAnsi="Gurmukhi MN" w:eastAsia="Gurmukhi MN" w:cs="Gurmukhi MN"/>
-          <w:sz w:val="58"/>
-          <w:szCs w:val="58"/>
-        </w:rPr>
-      </w:pPr>
-      <w:r>
-        <w:rPr>
-          <w:rFonts w:ascii="Gurmukhi MN" w:hAnsi="Gurmukhi MN" w:eastAsia="Gurmukhi MN" w:cs="Gurmukhi MN"/>
+          <w:rFonts w:ascii="AppleMyungjo" w:hAnsi="AppleMyungjo" w:eastAsia="AppleMyungjo" w:cs="AppleMyungjo"/>
+          <w:sz w:val="58"/>
+          <w:szCs w:val="58"/>
+        </w:rPr>
+      </w:pPr>
+      <w:r>
+        <w:rPr>
+          <w:rFonts w:ascii="AppleMyungjo" w:hAnsi="AppleMyungjo" w:eastAsia="AppleMyungjo" w:cs="AppleMyungjo"/>
           <w:sz w:val="58"/>
           <w:szCs w:val="58"/>
         </w:rPr>
@@ -4000,14 +4200,14 @@
         <w:jc w:val="left"/>
         <w:widowControl w:val="0"/>
         <w:rPr>
-          <w:rFonts w:ascii="Gurmukhi MN" w:hAnsi="Gurmukhi MN" w:eastAsia="Gurmukhi MN" w:cs="Gurmukhi MN"/>
-          <w:sz w:val="58"/>
-          <w:szCs w:val="58"/>
-        </w:rPr>
-      </w:pPr>
-      <w:r>
-        <w:rPr>
-          <w:rFonts w:ascii="Gurmukhi MN" w:hAnsi="Gurmukhi MN" w:eastAsia="Gurmukhi MN" w:cs="Gurmukhi MN"/>
+          <w:rFonts w:ascii="AppleMyungjo" w:hAnsi="AppleMyungjo" w:eastAsia="AppleMyungjo" w:cs="AppleMyungjo"/>
+          <w:sz w:val="58"/>
+          <w:szCs w:val="58"/>
+        </w:rPr>
+      </w:pPr>
+      <w:r>
+        <w:rPr>
+          <w:rFonts w:ascii="AppleMyungjo" w:hAnsi="AppleMyungjo" w:eastAsia="AppleMyungjo" w:cs="AppleMyungjo"/>
           <w:sz w:val="58"/>
           <w:szCs w:val="58"/>
         </w:rPr>
@@ -4020,14 +4220,14 @@
         <w:jc w:val="left"/>
         <w:widowControl w:val="0"/>
         <w:rPr>
-          <w:rFonts w:ascii="Gurmukhi MN" w:hAnsi="Gurmukhi MN" w:eastAsia="Gurmukhi MN" w:cs="Gurmukhi MN"/>
-          <w:sz w:val="58"/>
-          <w:szCs w:val="58"/>
-        </w:rPr>
-      </w:pPr>
-      <w:r>
-        <w:rPr>
-          <w:rFonts w:ascii="Gurmukhi MN" w:hAnsi="Gurmukhi MN" w:eastAsia="Gurmukhi MN" w:cs="Gurmukhi MN"/>
+          <w:rFonts w:ascii="AppleMyungjo" w:hAnsi="AppleMyungjo" w:eastAsia="AppleMyungjo" w:cs="AppleMyungjo"/>
+          <w:sz w:val="58"/>
+          <w:szCs w:val="58"/>
+        </w:rPr>
+      </w:pPr>
+      <w:r>
+        <w:rPr>
+          <w:rFonts w:ascii="AppleMyungjo" w:hAnsi="AppleMyungjo" w:eastAsia="AppleMyungjo" w:cs="AppleMyungjo"/>
           <w:sz w:val="58"/>
           <w:szCs w:val="58"/>
         </w:rPr>
@@ -4040,14 +4240,14 @@
         <w:jc w:val="left"/>
         <w:widowControl w:val="0"/>
         <w:rPr>
-          <w:rFonts w:ascii="Gurmukhi MN" w:hAnsi="Gurmukhi MN" w:eastAsia="Gurmukhi MN" w:cs="Gurmukhi MN"/>
-          <w:sz w:val="58"/>
-          <w:szCs w:val="58"/>
-        </w:rPr>
-      </w:pPr>
-      <w:r>
-        <w:rPr>
-          <w:rFonts w:ascii="Gurmukhi MN" w:hAnsi="Gurmukhi MN" w:eastAsia="Gurmukhi MN" w:cs="Gurmukhi MN"/>
+          <w:rFonts w:ascii="AppleMyungjo" w:hAnsi="AppleMyungjo" w:eastAsia="AppleMyungjo" w:cs="AppleMyungjo"/>
+          <w:sz w:val="58"/>
+          <w:szCs w:val="58"/>
+        </w:rPr>
+      </w:pPr>
+      <w:r>
+        <w:rPr>
+          <w:rFonts w:ascii="AppleMyungjo" w:hAnsi="AppleMyungjo" w:eastAsia="AppleMyungjo" w:cs="AppleMyungjo"/>
           <w:sz w:val="58"/>
           <w:szCs w:val="58"/>
         </w:rPr>
@@ -4060,14 +4260,14 @@
         <w:jc w:val="left"/>
         <w:widowControl w:val="0"/>
         <w:rPr>
-          <w:rFonts w:ascii="Gurmukhi MN" w:hAnsi="Gurmukhi MN" w:eastAsia="Gurmukhi MN" w:cs="Gurmukhi MN"/>
-          <w:sz w:val="58"/>
-          <w:szCs w:val="58"/>
-        </w:rPr>
-      </w:pPr>
-      <w:r>
-        <w:rPr>
-          <w:rFonts w:ascii="Gurmukhi MN" w:hAnsi="Gurmukhi MN" w:eastAsia="Gurmukhi MN" w:cs="Gurmukhi MN"/>
+          <w:rFonts w:ascii="AppleMyungjo" w:hAnsi="AppleMyungjo" w:eastAsia="AppleMyungjo" w:cs="AppleMyungjo"/>
+          <w:sz w:val="58"/>
+          <w:szCs w:val="58"/>
+        </w:rPr>
+      </w:pPr>
+      <w:r>
+        <w:rPr>
+          <w:rFonts w:ascii="AppleMyungjo" w:hAnsi="AppleMyungjo" w:eastAsia="AppleMyungjo" w:cs="AppleMyungjo"/>
           <w:sz w:val="58"/>
           <w:szCs w:val="58"/>
         </w:rPr>
@@ -4080,14 +4280,14 @@
         <w:jc w:val="left"/>
         <w:widowControl w:val="0"/>
         <w:rPr>
-          <w:rFonts w:ascii="Gurmukhi MN" w:hAnsi="Gurmukhi MN" w:eastAsia="Gurmukhi MN" w:cs="Gurmukhi MN"/>
-          <w:sz w:val="58"/>
-          <w:szCs w:val="58"/>
-        </w:rPr>
-      </w:pPr>
-      <w:r>
-        <w:rPr>
-          <w:rFonts w:ascii="Gurmukhi MN" w:hAnsi="Gurmukhi MN" w:eastAsia="Gurmukhi MN" w:cs="Gurmukhi MN"/>
+          <w:rFonts w:ascii="AppleMyungjo" w:hAnsi="AppleMyungjo" w:eastAsia="AppleMyungjo" w:cs="AppleMyungjo"/>
+          <w:sz w:val="58"/>
+          <w:szCs w:val="58"/>
+        </w:rPr>
+      </w:pPr>
+      <w:r>
+        <w:rPr>
+          <w:rFonts w:ascii="AppleMyungjo" w:hAnsi="AppleMyungjo" w:eastAsia="AppleMyungjo" w:cs="AppleMyungjo"/>
           <w:sz w:val="58"/>
           <w:szCs w:val="58"/>
         </w:rPr>
@@ -4100,14 +4300,14 @@
         <w:jc w:val="left"/>
         <w:widowControl w:val="0"/>
         <w:rPr>
-          <w:rFonts w:ascii="Gurmukhi MN" w:hAnsi="Gurmukhi MN" w:eastAsia="Gurmukhi MN" w:cs="Gurmukhi MN"/>
-          <w:sz w:val="58"/>
-          <w:szCs w:val="58"/>
-        </w:rPr>
-      </w:pPr>
-      <w:r>
-        <w:rPr>
-          <w:rFonts w:ascii="Gurmukhi MN" w:hAnsi="Gurmukhi MN" w:eastAsia="Gurmukhi MN" w:cs="Gurmukhi MN"/>
+          <w:rFonts w:ascii="AppleMyungjo" w:hAnsi="AppleMyungjo" w:eastAsia="AppleMyungjo" w:cs="AppleMyungjo"/>
+          <w:sz w:val="58"/>
+          <w:szCs w:val="58"/>
+        </w:rPr>
+      </w:pPr>
+      <w:r>
+        <w:rPr>
+          <w:rFonts w:ascii="AppleMyungjo" w:hAnsi="AppleMyungjo" w:eastAsia="AppleMyungjo" w:cs="AppleMyungjo"/>
           <w:sz w:val="58"/>
           <w:szCs w:val="58"/>
         </w:rPr>
@@ -4120,14 +4320,14 @@
         <w:jc w:val="left"/>
         <w:widowControl w:val="0"/>
         <w:rPr>
-          <w:rFonts w:ascii="Gurmukhi MN" w:hAnsi="Gurmukhi MN" w:eastAsia="Gurmukhi MN" w:cs="Gurmukhi MN"/>
-          <w:sz w:val="58"/>
-          <w:szCs w:val="58"/>
-        </w:rPr>
-      </w:pPr>
-      <w:r>
-        <w:rPr>
-          <w:rFonts w:ascii="Gurmukhi MN" w:hAnsi="Gurmukhi MN" w:eastAsia="Gurmukhi MN" w:cs="Gurmukhi MN"/>
+          <w:rFonts w:ascii="AppleMyungjo" w:hAnsi="AppleMyungjo" w:eastAsia="AppleMyungjo" w:cs="AppleMyungjo"/>
+          <w:sz w:val="58"/>
+          <w:szCs w:val="58"/>
+        </w:rPr>
+      </w:pPr>
+      <w:r>
+        <w:rPr>
+          <w:rFonts w:ascii="AppleMyungjo" w:hAnsi="AppleMyungjo" w:eastAsia="AppleMyungjo" w:cs="AppleMyungjo"/>
           <w:sz w:val="58"/>
           <w:szCs w:val="58"/>
         </w:rPr>
@@ -4140,14 +4340,14 @@
         <w:jc w:val="left"/>
         <w:widowControl w:val="0"/>
         <w:rPr>
-          <w:rFonts w:ascii="Gurmukhi MN" w:hAnsi="Gurmukhi MN" w:eastAsia="Gurmukhi MN" w:cs="Gurmukhi MN"/>
-          <w:sz w:val="58"/>
-          <w:szCs w:val="58"/>
-        </w:rPr>
-      </w:pPr>
-      <w:r>
-        <w:rPr>
-          <w:rFonts w:ascii="Gurmukhi MN" w:hAnsi="Gurmukhi MN" w:eastAsia="Gurmukhi MN" w:cs="Gurmukhi MN"/>
+          <w:rFonts w:ascii="AppleMyungjo" w:hAnsi="AppleMyungjo" w:eastAsia="AppleMyungjo" w:cs="AppleMyungjo"/>
+          <w:sz w:val="58"/>
+          <w:szCs w:val="58"/>
+        </w:rPr>
+      </w:pPr>
+      <w:r>
+        <w:rPr>
+          <w:rFonts w:ascii="AppleMyungjo" w:hAnsi="AppleMyungjo" w:eastAsia="AppleMyungjo" w:cs="AppleMyungjo"/>
           <w:sz w:val="58"/>
           <w:szCs w:val="58"/>
         </w:rPr>
@@ -4160,14 +4360,14 @@
         <w:jc w:val="left"/>
         <w:widowControl w:val="0"/>
         <w:rPr>
-          <w:rFonts w:ascii="Gurmukhi MN" w:hAnsi="Gurmukhi MN" w:eastAsia="Gurmukhi MN" w:cs="Gurmukhi MN"/>
-          <w:sz w:val="58"/>
-          <w:szCs w:val="58"/>
-        </w:rPr>
-      </w:pPr>
-      <w:r>
-        <w:rPr>
-          <w:rFonts w:ascii="Gurmukhi MN" w:hAnsi="Gurmukhi MN" w:eastAsia="Gurmukhi MN" w:cs="Gurmukhi MN"/>
+          <w:rFonts w:ascii="AppleMyungjo" w:hAnsi="AppleMyungjo" w:eastAsia="AppleMyungjo" w:cs="AppleMyungjo"/>
+          <w:sz w:val="58"/>
+          <w:szCs w:val="58"/>
+        </w:rPr>
+      </w:pPr>
+      <w:r>
+        <w:rPr>
+          <w:rFonts w:ascii="AppleMyungjo" w:hAnsi="AppleMyungjo" w:eastAsia="AppleMyungjo" w:cs="AppleMyungjo"/>
           <w:sz w:val="58"/>
           <w:szCs w:val="58"/>
         </w:rPr>
@@ -4180,14 +4380,14 @@
         <w:jc w:val="left"/>
         <w:widowControl w:val="0"/>
         <w:rPr>
-          <w:rFonts w:ascii="Gurmukhi MN" w:hAnsi="Gurmukhi MN" w:eastAsia="Gurmukhi MN" w:cs="Gurmukhi MN"/>
-          <w:sz w:val="58"/>
-          <w:szCs w:val="58"/>
-        </w:rPr>
-      </w:pPr>
-      <w:r>
-        <w:rPr>
-          <w:rFonts w:ascii="Gurmukhi MN" w:hAnsi="Gurmukhi MN" w:eastAsia="Gurmukhi MN" w:cs="Gurmukhi MN"/>
+          <w:rFonts w:ascii="AppleMyungjo" w:hAnsi="AppleMyungjo" w:eastAsia="AppleMyungjo" w:cs="AppleMyungjo"/>
+          <w:sz w:val="58"/>
+          <w:szCs w:val="58"/>
+        </w:rPr>
+      </w:pPr>
+      <w:r>
+        <w:rPr>
+          <w:rFonts w:ascii="AppleMyungjo" w:hAnsi="AppleMyungjo" w:eastAsia="AppleMyungjo" w:cs="AppleMyungjo"/>
           <w:sz w:val="58"/>
           <w:szCs w:val="58"/>
         </w:rPr>
@@ -4200,14 +4400,14 @@
         <w:jc w:val="left"/>
         <w:widowControl w:val="0"/>
         <w:rPr>
-          <w:rFonts w:ascii="Gurmukhi MN" w:hAnsi="Gurmukhi MN" w:eastAsia="Gurmukhi MN" w:cs="Gurmukhi MN"/>
-          <w:sz w:val="58"/>
-          <w:szCs w:val="58"/>
-        </w:rPr>
-      </w:pPr>
-      <w:r>
-        <w:rPr>
-          <w:rFonts w:ascii="Gurmukhi MN" w:hAnsi="Gurmukhi MN" w:eastAsia="Gurmukhi MN" w:cs="Gurmukhi MN"/>
+          <w:rFonts w:ascii="AppleMyungjo" w:hAnsi="AppleMyungjo" w:eastAsia="AppleMyungjo" w:cs="AppleMyungjo"/>
+          <w:sz w:val="58"/>
+          <w:szCs w:val="58"/>
+        </w:rPr>
+      </w:pPr>
+      <w:r>
+        <w:rPr>
+          <w:rFonts w:ascii="AppleMyungjo" w:hAnsi="AppleMyungjo" w:eastAsia="AppleMyungjo" w:cs="AppleMyungjo"/>
           <w:sz w:val="58"/>
           <w:szCs w:val="58"/>
         </w:rPr>
@@ -4220,14 +4420,14 @@
         <w:jc w:val="left"/>
         <w:widowControl w:val="0"/>
         <w:rPr>
-          <w:rFonts w:ascii="Gurmukhi MN" w:hAnsi="Gurmukhi MN" w:eastAsia="Gurmukhi MN" w:cs="Gurmukhi MN"/>
-          <w:sz w:val="58"/>
-          <w:szCs w:val="58"/>
-        </w:rPr>
-      </w:pPr>
-      <w:r>
-        <w:rPr>
-          <w:rFonts w:ascii="Gurmukhi MN" w:hAnsi="Gurmukhi MN" w:eastAsia="Gurmukhi MN" w:cs="Gurmukhi MN"/>
+          <w:rFonts w:ascii="AppleMyungjo" w:hAnsi="AppleMyungjo" w:eastAsia="AppleMyungjo" w:cs="AppleMyungjo"/>
+          <w:sz w:val="58"/>
+          <w:szCs w:val="58"/>
+        </w:rPr>
+      </w:pPr>
+      <w:r>
+        <w:rPr>
+          <w:rFonts w:ascii="AppleMyungjo" w:hAnsi="AppleMyungjo" w:eastAsia="AppleMyungjo" w:cs="AppleMyungjo"/>
           <w:sz w:val="58"/>
           <w:szCs w:val="58"/>
         </w:rPr>
@@ -4240,14 +4440,14 @@
         <w:jc w:val="left"/>
         <w:widowControl w:val="0"/>
         <w:rPr>
-          <w:rFonts w:ascii="Gurmukhi MN" w:hAnsi="Gurmukhi MN" w:eastAsia="Gurmukhi MN" w:cs="Gurmukhi MN"/>
-          <w:sz w:val="58"/>
-          <w:szCs w:val="58"/>
-        </w:rPr>
-      </w:pPr>
-      <w:r>
-        <w:rPr>
-          <w:rFonts w:ascii="Gurmukhi MN" w:hAnsi="Gurmukhi MN" w:eastAsia="Gurmukhi MN" w:cs="Gurmukhi MN"/>
+          <w:rFonts w:ascii="AppleMyungjo" w:hAnsi="AppleMyungjo" w:eastAsia="AppleMyungjo" w:cs="AppleMyungjo"/>
+          <w:sz w:val="58"/>
+          <w:szCs w:val="58"/>
+        </w:rPr>
+      </w:pPr>
+      <w:r>
+        <w:rPr>
+          <w:rFonts w:ascii="AppleMyungjo" w:hAnsi="AppleMyungjo" w:eastAsia="AppleMyungjo" w:cs="AppleMyungjo"/>
           <w:sz w:val="58"/>
           <w:szCs w:val="58"/>
         </w:rPr>
@@ -4260,14 +4460,14 @@
         <w:jc w:val="left"/>
         <w:widowControl w:val="0"/>
         <w:rPr>
-          <w:rFonts w:ascii="Gurmukhi MN" w:hAnsi="Gurmukhi MN" w:eastAsia="Gurmukhi MN" w:cs="Gurmukhi MN"/>
-          <w:sz w:val="58"/>
-          <w:szCs w:val="58"/>
-        </w:rPr>
-      </w:pPr>
-      <w:r>
-        <w:rPr>
-          <w:rFonts w:ascii="Gurmukhi MN" w:hAnsi="Gurmukhi MN" w:eastAsia="Gurmukhi MN" w:cs="Gurmukhi MN"/>
+          <w:rFonts w:ascii="AppleMyungjo" w:hAnsi="AppleMyungjo" w:eastAsia="AppleMyungjo" w:cs="AppleMyungjo"/>
+          <w:sz w:val="58"/>
+          <w:szCs w:val="58"/>
+        </w:rPr>
+      </w:pPr>
+      <w:r>
+        <w:rPr>
+          <w:rFonts w:ascii="AppleMyungjo" w:hAnsi="AppleMyungjo" w:eastAsia="AppleMyungjo" w:cs="AppleMyungjo"/>
           <w:sz w:val="58"/>
           <w:szCs w:val="58"/>
         </w:rPr>
@@ -4280,14 +4480,14 @@
         <w:jc w:val="left"/>
         <w:widowControl w:val="0"/>
         <w:rPr>
-          <w:rFonts w:ascii="Gurmukhi MN" w:hAnsi="Gurmukhi MN" w:eastAsia="Gurmukhi MN" w:cs="Gurmukhi MN"/>
-          <w:sz w:val="58"/>
-          <w:szCs w:val="58"/>
-        </w:rPr>
-      </w:pPr>
-      <w:r>
-        <w:rPr>
-          <w:rFonts w:ascii="Gurmukhi MN" w:hAnsi="Gurmukhi MN" w:eastAsia="Gurmukhi MN" w:cs="Gurmukhi MN"/>
+          <w:rFonts w:ascii="AppleMyungjo" w:hAnsi="AppleMyungjo" w:eastAsia="AppleMyungjo" w:cs="AppleMyungjo"/>
+          <w:sz w:val="58"/>
+          <w:szCs w:val="58"/>
+        </w:rPr>
+      </w:pPr>
+      <w:r>
+        <w:rPr>
+          <w:rFonts w:ascii="AppleMyungjo" w:hAnsi="AppleMyungjo" w:eastAsia="AppleMyungjo" w:cs="AppleMyungjo"/>
           <w:sz w:val="58"/>
           <w:szCs w:val="58"/>
         </w:rPr>
@@ -4300,14 +4500,14 @@
         <w:jc w:val="left"/>
         <w:widowControl w:val="0"/>
         <w:rPr>
-          <w:rFonts w:ascii="Gurmukhi MN" w:hAnsi="Gurmukhi MN" w:eastAsia="Gurmukhi MN" w:cs="Gurmukhi MN"/>
-          <w:sz w:val="58"/>
-          <w:szCs w:val="58"/>
-        </w:rPr>
-      </w:pPr>
-      <w:r>
-        <w:rPr>
-          <w:rFonts w:ascii="Gurmukhi MN" w:hAnsi="Gurmukhi MN" w:eastAsia="Gurmukhi MN" w:cs="Gurmukhi MN"/>
+          <w:rFonts w:ascii="AppleMyungjo" w:hAnsi="AppleMyungjo" w:eastAsia="AppleMyungjo" w:cs="AppleMyungjo"/>
+          <w:sz w:val="58"/>
+          <w:szCs w:val="58"/>
+        </w:rPr>
+      </w:pPr>
+      <w:r>
+        <w:rPr>
+          <w:rFonts w:ascii="AppleMyungjo" w:hAnsi="AppleMyungjo" w:eastAsia="AppleMyungjo" w:cs="AppleMyungjo"/>
           <w:sz w:val="58"/>
           <w:szCs w:val="58"/>
         </w:rPr>
@@ -4320,14 +4520,14 @@
         <w:jc w:val="left"/>
         <w:widowControl w:val="0"/>
         <w:rPr>
-          <w:rFonts w:ascii="Gurmukhi MN" w:hAnsi="Gurmukhi MN" w:eastAsia="Gurmukhi MN" w:cs="Gurmukhi MN"/>
-          <w:sz w:val="58"/>
-          <w:szCs w:val="58"/>
-        </w:rPr>
-      </w:pPr>
-      <w:r>
-        <w:rPr>
-          <w:rFonts w:ascii="Gurmukhi MN" w:hAnsi="Gurmukhi MN" w:eastAsia="Gurmukhi MN" w:cs="Gurmukhi MN"/>
+          <w:rFonts w:ascii="AppleMyungjo" w:hAnsi="AppleMyungjo" w:eastAsia="AppleMyungjo" w:cs="AppleMyungjo"/>
+          <w:sz w:val="58"/>
+          <w:szCs w:val="58"/>
+        </w:rPr>
+      </w:pPr>
+      <w:r>
+        <w:rPr>
+          <w:rFonts w:ascii="AppleMyungjo" w:hAnsi="AppleMyungjo" w:eastAsia="AppleMyungjo" w:cs="AppleMyungjo"/>
           <w:sz w:val="58"/>
           <w:szCs w:val="58"/>
         </w:rPr>
@@ -4340,14 +4540,14 @@
         <w:jc w:val="left"/>
         <w:widowControl w:val="0"/>
         <w:rPr>
-          <w:rFonts w:ascii="Gurmukhi MN" w:hAnsi="Gurmukhi MN" w:eastAsia="Gurmukhi MN" w:cs="Gurmukhi MN"/>
-          <w:sz w:val="58"/>
-          <w:szCs w:val="58"/>
-        </w:rPr>
-      </w:pPr>
-      <w:r>
-        <w:rPr>
-          <w:rFonts w:ascii="Gurmukhi MN" w:hAnsi="Gurmukhi MN" w:eastAsia="Gurmukhi MN" w:cs="Gurmukhi MN"/>
+          <w:rFonts w:ascii="AppleMyungjo" w:hAnsi="AppleMyungjo" w:eastAsia="AppleMyungjo" w:cs="AppleMyungjo"/>
+          <w:sz w:val="58"/>
+          <w:szCs w:val="58"/>
+        </w:rPr>
+      </w:pPr>
+      <w:r>
+        <w:rPr>
+          <w:rFonts w:ascii="AppleMyungjo" w:hAnsi="AppleMyungjo" w:eastAsia="AppleMyungjo" w:cs="AppleMyungjo"/>
           <w:sz w:val="58"/>
           <w:szCs w:val="58"/>
         </w:rPr>
@@ -4356,19 +4556,59 @@
     </w:p>
     <w:p>
       <w:pPr>
+        <w:spacing w:before="0" w:after="0" w:line="240" w:lineRule="auto"/>
+        <w:jc w:val="left"/>
+        <w:widowControl w:val="0"/>
+        <w:rPr>
+          <w:rFonts w:ascii="AppleMyungjo" w:hAnsi="AppleMyungjo" w:eastAsia="AppleMyungjo" w:cs="AppleMyungjo"/>
+          <w:sz w:val="58"/>
+          <w:szCs w:val="58"/>
+        </w:rPr>
+      </w:pPr>
+      <w:r>
+        <w:rPr>
+          <w:rFonts w:ascii="AppleMyungjo" w:hAnsi="AppleMyungjo" w:eastAsia="AppleMyungjo" w:cs="AppleMyungjo"/>
+          <w:sz w:val="58"/>
+          <w:szCs w:val="58"/>
+        </w:rPr>
+        <w:t xml:space="preserve">m20</w:t>
+      </w:r>
+    </w:p>
+    <w:p>
+      <w:pPr>
+        <w:spacing w:before="0" w:after="0" w:line="240" w:lineRule="auto"/>
+        <w:jc w:val="left"/>
+        <w:widowControl w:val="0"/>
+        <w:rPr>
+          <w:rFonts w:ascii="AppleMyungjo" w:hAnsi="AppleMyungjo" w:eastAsia="AppleMyungjo" w:cs="AppleMyungjo"/>
+          <w:sz w:val="58"/>
+          <w:szCs w:val="58"/>
+        </w:rPr>
+      </w:pPr>
+      <w:r>
+        <w:rPr>
+          <w:rFonts w:ascii="AppleMyungjo" w:hAnsi="AppleMyungjo" w:eastAsia="AppleMyungjo" w:cs="AppleMyungjo"/>
+          <w:sz w:val="58"/>
+          <w:szCs w:val="58"/>
+        </w:rPr>
+        <w:t xml:space="preserve">m21</w:t>
+      </w:r>
+    </w:p>
+    <w:p>
+      <w:pPr>
         <w:pageBreakBefore/>
         <w:spacing w:before="0" w:after="0" w:line="240" w:lineRule="auto"/>
         <w:jc w:val="left"/>
         <w:widowControl w:val="0"/>
         <w:rPr>
-          <w:rFonts w:ascii="Gurmukhi MN" w:hAnsi="Gurmukhi MN" w:eastAsia="Gurmukhi MN" w:cs="Gurmukhi MN"/>
-          <w:sz w:val="66"/>
-          <w:szCs w:val="66"/>
-        </w:rPr>
-      </w:pPr>
-      <w:r>
-        <w:rPr>
-          <w:rFonts w:ascii="Gurmukhi MN" w:hAnsi="Gurmukhi MN" w:eastAsia="Gurmukhi MN" w:cs="Gurmukhi MN"/>
+          <w:rFonts w:ascii="AppleMyungjo" w:hAnsi="AppleMyungjo" w:eastAsia="AppleMyungjo" w:cs="AppleMyungjo"/>
+          <w:sz w:val="66"/>
+          <w:szCs w:val="66"/>
+        </w:rPr>
+      </w:pPr>
+      <w:r>
+        <w:rPr>
+          <w:rFonts w:ascii="AppleMyungjo" w:hAnsi="AppleMyungjo" w:eastAsia="AppleMyungjo" w:cs="AppleMyungjo"/>
           <w:sz w:val="66"/>
           <w:szCs w:val="66"/>
         </w:rPr>
@@ -4381,14 +4621,14 @@
         <w:jc w:val="left"/>
         <w:widowControl w:val="0"/>
         <w:rPr>
-          <w:rFonts w:ascii="Gurmukhi MN" w:hAnsi="Gurmukhi MN" w:eastAsia="Gurmukhi MN" w:cs="Gurmukhi MN"/>
-          <w:sz w:val="66"/>
-          <w:szCs w:val="66"/>
-        </w:rPr>
-      </w:pPr>
-      <w:r>
-        <w:rPr>
-          <w:rFonts w:ascii="Gurmukhi MN" w:hAnsi="Gurmukhi MN" w:eastAsia="Gurmukhi MN" w:cs="Gurmukhi MN"/>
+          <w:rFonts w:ascii="AppleMyungjo" w:hAnsi="AppleMyungjo" w:eastAsia="AppleMyungjo" w:cs="AppleMyungjo"/>
+          <w:sz w:val="66"/>
+          <w:szCs w:val="66"/>
+        </w:rPr>
+      </w:pPr>
+      <w:r>
+        <w:rPr>
+          <w:rFonts w:ascii="AppleMyungjo" w:hAnsi="AppleMyungjo" w:eastAsia="AppleMyungjo" w:cs="AppleMyungjo"/>
           <w:sz w:val="66"/>
           <w:szCs w:val="66"/>
         </w:rPr>
@@ -4401,14 +4641,14 @@
         <w:jc w:val="left"/>
         <w:widowControl w:val="0"/>
         <w:rPr>
-          <w:rFonts w:ascii="Gurmukhi MN" w:hAnsi="Gurmukhi MN" w:eastAsia="Gurmukhi MN" w:cs="Gurmukhi MN"/>
-          <w:sz w:val="66"/>
-          <w:szCs w:val="66"/>
-        </w:rPr>
-      </w:pPr>
-      <w:r>
-        <w:rPr>
-          <w:rFonts w:ascii="Gurmukhi MN" w:hAnsi="Gurmukhi MN" w:eastAsia="Gurmukhi MN" w:cs="Gurmukhi MN"/>
+          <w:rFonts w:ascii="AppleMyungjo" w:hAnsi="AppleMyungjo" w:eastAsia="AppleMyungjo" w:cs="AppleMyungjo"/>
+          <w:sz w:val="66"/>
+          <w:szCs w:val="66"/>
+        </w:rPr>
+      </w:pPr>
+      <w:r>
+        <w:rPr>
+          <w:rFonts w:ascii="AppleMyungjo" w:hAnsi="AppleMyungjo" w:eastAsia="AppleMyungjo" w:cs="AppleMyungjo"/>
           <w:sz w:val="66"/>
           <w:szCs w:val="66"/>
         </w:rPr>
@@ -4421,14 +4661,14 @@
         <w:jc w:val="left"/>
         <w:widowControl w:val="0"/>
         <w:rPr>
-          <w:rFonts w:ascii="Gurmukhi MN" w:hAnsi="Gurmukhi MN" w:eastAsia="Gurmukhi MN" w:cs="Gurmukhi MN"/>
-          <w:sz w:val="66"/>
-          <w:szCs w:val="66"/>
-        </w:rPr>
-      </w:pPr>
-      <w:r>
-        <w:rPr>
-          <w:rFonts w:ascii="Gurmukhi MN" w:hAnsi="Gurmukhi MN" w:eastAsia="Gurmukhi MN" w:cs="Gurmukhi MN"/>
+          <w:rFonts w:ascii="AppleMyungjo" w:hAnsi="AppleMyungjo" w:eastAsia="AppleMyungjo" w:cs="AppleMyungjo"/>
+          <w:sz w:val="66"/>
+          <w:szCs w:val="66"/>
+        </w:rPr>
+      </w:pPr>
+      <w:r>
+        <w:rPr>
+          <w:rFonts w:ascii="AppleMyungjo" w:hAnsi="AppleMyungjo" w:eastAsia="AppleMyungjo" w:cs="AppleMyungjo"/>
           <w:sz w:val="66"/>
           <w:szCs w:val="66"/>
         </w:rPr>
@@ -4441,14 +4681,14 @@
         <w:jc w:val="left"/>
         <w:widowControl w:val="0"/>
         <w:rPr>
-          <w:rFonts w:ascii="Gurmukhi MN" w:hAnsi="Gurmukhi MN" w:eastAsia="Gurmukhi MN" w:cs="Gurmukhi MN"/>
-          <w:sz w:val="66"/>
-          <w:szCs w:val="66"/>
-        </w:rPr>
-      </w:pPr>
-      <w:r>
-        <w:rPr>
-          <w:rFonts w:ascii="Gurmukhi MN" w:hAnsi="Gurmukhi MN" w:eastAsia="Gurmukhi MN" w:cs="Gurmukhi MN"/>
+          <w:rFonts w:ascii="AppleMyungjo" w:hAnsi="AppleMyungjo" w:eastAsia="AppleMyungjo" w:cs="AppleMyungjo"/>
+          <w:sz w:val="66"/>
+          <w:szCs w:val="66"/>
+        </w:rPr>
+      </w:pPr>
+      <w:r>
+        <w:rPr>
+          <w:rFonts w:ascii="AppleMyungjo" w:hAnsi="AppleMyungjo" w:eastAsia="AppleMyungjo" w:cs="AppleMyungjo"/>
           <w:sz w:val="66"/>
           <w:szCs w:val="66"/>
         </w:rPr>
@@ -4461,14 +4701,14 @@
         <w:jc w:val="left"/>
         <w:widowControl w:val="0"/>
         <w:rPr>
-          <w:rFonts w:ascii="Gurmukhi MN" w:hAnsi="Gurmukhi MN" w:eastAsia="Gurmukhi MN" w:cs="Gurmukhi MN"/>
-          <w:sz w:val="66"/>
-          <w:szCs w:val="66"/>
-        </w:rPr>
-      </w:pPr>
-      <w:r>
-        <w:rPr>
-          <w:rFonts w:ascii="Gurmukhi MN" w:hAnsi="Gurmukhi MN" w:eastAsia="Gurmukhi MN" w:cs="Gurmukhi MN"/>
+          <w:rFonts w:ascii="AppleMyungjo" w:hAnsi="AppleMyungjo" w:eastAsia="AppleMyungjo" w:cs="AppleMyungjo"/>
+          <w:sz w:val="66"/>
+          <w:szCs w:val="66"/>
+        </w:rPr>
+      </w:pPr>
+      <w:r>
+        <w:rPr>
+          <w:rFonts w:ascii="AppleMyungjo" w:hAnsi="AppleMyungjo" w:eastAsia="AppleMyungjo" w:cs="AppleMyungjo"/>
           <w:sz w:val="66"/>
           <w:szCs w:val="66"/>
         </w:rPr>
@@ -4481,14 +4721,14 @@
         <w:jc w:val="left"/>
         <w:widowControl w:val="0"/>
         <w:rPr>
-          <w:rFonts w:ascii="Gurmukhi MN" w:hAnsi="Gurmukhi MN" w:eastAsia="Gurmukhi MN" w:cs="Gurmukhi MN"/>
-          <w:sz w:val="66"/>
-          <w:szCs w:val="66"/>
-        </w:rPr>
-      </w:pPr>
-      <w:r>
-        <w:rPr>
-          <w:rFonts w:ascii="Gurmukhi MN" w:hAnsi="Gurmukhi MN" w:eastAsia="Gurmukhi MN" w:cs="Gurmukhi MN"/>
+          <w:rFonts w:ascii="AppleMyungjo" w:hAnsi="AppleMyungjo" w:eastAsia="AppleMyungjo" w:cs="AppleMyungjo"/>
+          <w:sz w:val="66"/>
+          <w:szCs w:val="66"/>
+        </w:rPr>
+      </w:pPr>
+      <w:r>
+        <w:rPr>
+          <w:rFonts w:ascii="AppleMyungjo" w:hAnsi="AppleMyungjo" w:eastAsia="AppleMyungjo" w:cs="AppleMyungjo"/>
           <w:sz w:val="66"/>
           <w:szCs w:val="66"/>
         </w:rPr>
@@ -4501,14 +4741,14 @@
         <w:jc w:val="left"/>
         <w:widowControl w:val="0"/>
         <w:rPr>
-          <w:rFonts w:ascii="Gurmukhi MN" w:hAnsi="Gurmukhi MN" w:eastAsia="Gurmukhi MN" w:cs="Gurmukhi MN"/>
-          <w:sz w:val="66"/>
-          <w:szCs w:val="66"/>
-        </w:rPr>
-      </w:pPr>
-      <w:r>
-        <w:rPr>
-          <w:rFonts w:ascii="Gurmukhi MN" w:hAnsi="Gurmukhi MN" w:eastAsia="Gurmukhi MN" w:cs="Gurmukhi MN"/>
+          <w:rFonts w:ascii="AppleMyungjo" w:hAnsi="AppleMyungjo" w:eastAsia="AppleMyungjo" w:cs="AppleMyungjo"/>
+          <w:sz w:val="66"/>
+          <w:szCs w:val="66"/>
+        </w:rPr>
+      </w:pPr>
+      <w:r>
+        <w:rPr>
+          <w:rFonts w:ascii="AppleMyungjo" w:hAnsi="AppleMyungjo" w:eastAsia="AppleMyungjo" w:cs="AppleMyungjo"/>
           <w:sz w:val="66"/>
           <w:szCs w:val="66"/>
         </w:rPr>
@@ -4521,14 +4761,14 @@
         <w:jc w:val="left"/>
         <w:widowControl w:val="0"/>
         <w:rPr>
-          <w:rFonts w:ascii="Gurmukhi MN" w:hAnsi="Gurmukhi MN" w:eastAsia="Gurmukhi MN" w:cs="Gurmukhi MN"/>
-          <w:sz w:val="66"/>
-          <w:szCs w:val="66"/>
-        </w:rPr>
-      </w:pPr>
-      <w:r>
-        <w:rPr>
-          <w:rFonts w:ascii="Gurmukhi MN" w:hAnsi="Gurmukhi MN" w:eastAsia="Gurmukhi MN" w:cs="Gurmukhi MN"/>
+          <w:rFonts w:ascii="AppleMyungjo" w:hAnsi="AppleMyungjo" w:eastAsia="AppleMyungjo" w:cs="AppleMyungjo"/>
+          <w:sz w:val="66"/>
+          <w:szCs w:val="66"/>
+        </w:rPr>
+      </w:pPr>
+      <w:r>
+        <w:rPr>
+          <w:rFonts w:ascii="AppleMyungjo" w:hAnsi="AppleMyungjo" w:eastAsia="AppleMyungjo" w:cs="AppleMyungjo"/>
           <w:sz w:val="66"/>
           <w:szCs w:val="66"/>
         </w:rPr>
@@ -4541,14 +4781,14 @@
         <w:jc w:val="left"/>
         <w:widowControl w:val="0"/>
         <w:rPr>
-          <w:rFonts w:ascii="Gurmukhi MN" w:hAnsi="Gurmukhi MN" w:eastAsia="Gurmukhi MN" w:cs="Gurmukhi MN"/>
-          <w:sz w:val="66"/>
-          <w:szCs w:val="66"/>
-        </w:rPr>
-      </w:pPr>
-      <w:r>
-        <w:rPr>
-          <w:rFonts w:ascii="Gurmukhi MN" w:hAnsi="Gurmukhi MN" w:eastAsia="Gurmukhi MN" w:cs="Gurmukhi MN"/>
+          <w:rFonts w:ascii="AppleMyungjo" w:hAnsi="AppleMyungjo" w:eastAsia="AppleMyungjo" w:cs="AppleMyungjo"/>
+          <w:sz w:val="66"/>
+          <w:szCs w:val="66"/>
+        </w:rPr>
+      </w:pPr>
+      <w:r>
+        <w:rPr>
+          <w:rFonts w:ascii="AppleMyungjo" w:hAnsi="AppleMyungjo" w:eastAsia="AppleMyungjo" w:cs="AppleMyungjo"/>
           <w:sz w:val="66"/>
           <w:szCs w:val="66"/>
         </w:rPr>
@@ -4561,14 +4801,14 @@
         <w:jc w:val="left"/>
         <w:widowControl w:val="0"/>
         <w:rPr>
-          <w:rFonts w:ascii="Gurmukhi MN" w:hAnsi="Gurmukhi MN" w:eastAsia="Gurmukhi MN" w:cs="Gurmukhi MN"/>
-          <w:sz w:val="66"/>
-          <w:szCs w:val="66"/>
-        </w:rPr>
-      </w:pPr>
-      <w:r>
-        <w:rPr>
-          <w:rFonts w:ascii="Gurmukhi MN" w:hAnsi="Gurmukhi MN" w:eastAsia="Gurmukhi MN" w:cs="Gurmukhi MN"/>
+          <w:rFonts w:ascii="AppleMyungjo" w:hAnsi="AppleMyungjo" w:eastAsia="AppleMyungjo" w:cs="AppleMyungjo"/>
+          <w:sz w:val="66"/>
+          <w:szCs w:val="66"/>
+        </w:rPr>
+      </w:pPr>
+      <w:r>
+        <w:rPr>
+          <w:rFonts w:ascii="AppleMyungjo" w:hAnsi="AppleMyungjo" w:eastAsia="AppleMyungjo" w:cs="AppleMyungjo"/>
           <w:sz w:val="66"/>
           <w:szCs w:val="66"/>
         </w:rPr>
@@ -4581,14 +4821,14 @@
         <w:jc w:val="left"/>
         <w:widowControl w:val="0"/>
         <w:rPr>
-          <w:rFonts w:ascii="Gurmukhi MN" w:hAnsi="Gurmukhi MN" w:eastAsia="Gurmukhi MN" w:cs="Gurmukhi MN"/>
-          <w:sz w:val="66"/>
-          <w:szCs w:val="66"/>
-        </w:rPr>
-      </w:pPr>
-      <w:r>
-        <w:rPr>
-          <w:rFonts w:ascii="Gurmukhi MN" w:hAnsi="Gurmukhi MN" w:eastAsia="Gurmukhi MN" w:cs="Gurmukhi MN"/>
+          <w:rFonts w:ascii="AppleMyungjo" w:hAnsi="AppleMyungjo" w:eastAsia="AppleMyungjo" w:cs="AppleMyungjo"/>
+          <w:sz w:val="66"/>
+          <w:szCs w:val="66"/>
+        </w:rPr>
+      </w:pPr>
+      <w:r>
+        <w:rPr>
+          <w:rFonts w:ascii="AppleMyungjo" w:hAnsi="AppleMyungjo" w:eastAsia="AppleMyungjo" w:cs="AppleMyungjo"/>
           <w:sz w:val="66"/>
           <w:szCs w:val="66"/>
         </w:rPr>
@@ -4601,14 +4841,14 @@
         <w:jc w:val="left"/>
         <w:widowControl w:val="0"/>
         <w:rPr>
-          <w:rFonts w:ascii="Gurmukhi MN" w:hAnsi="Gurmukhi MN" w:eastAsia="Gurmukhi MN" w:cs="Gurmukhi MN"/>
-          <w:sz w:val="66"/>
-          <w:szCs w:val="66"/>
-        </w:rPr>
-      </w:pPr>
-      <w:r>
-        <w:rPr>
-          <w:rFonts w:ascii="Gurmukhi MN" w:hAnsi="Gurmukhi MN" w:eastAsia="Gurmukhi MN" w:cs="Gurmukhi MN"/>
+          <w:rFonts w:ascii="AppleMyungjo" w:hAnsi="AppleMyungjo" w:eastAsia="AppleMyungjo" w:cs="AppleMyungjo"/>
+          <w:sz w:val="66"/>
+          <w:szCs w:val="66"/>
+        </w:rPr>
+      </w:pPr>
+      <w:r>
+        <w:rPr>
+          <w:rFonts w:ascii="AppleMyungjo" w:hAnsi="AppleMyungjo" w:eastAsia="AppleMyungjo" w:cs="AppleMyungjo"/>
           <w:sz w:val="66"/>
           <w:szCs w:val="66"/>
         </w:rPr>
@@ -4621,14 +4861,14 @@
         <w:jc w:val="left"/>
         <w:widowControl w:val="0"/>
         <w:rPr>
-          <w:rFonts w:ascii="Gurmukhi MN" w:hAnsi="Gurmukhi MN" w:eastAsia="Gurmukhi MN" w:cs="Gurmukhi MN"/>
-          <w:sz w:val="66"/>
-          <w:szCs w:val="66"/>
-        </w:rPr>
-      </w:pPr>
-      <w:r>
-        <w:rPr>
-          <w:rFonts w:ascii="Gurmukhi MN" w:hAnsi="Gurmukhi MN" w:eastAsia="Gurmukhi MN" w:cs="Gurmukhi MN"/>
+          <w:rFonts w:ascii="AppleMyungjo" w:hAnsi="AppleMyungjo" w:eastAsia="AppleMyungjo" w:cs="AppleMyungjo"/>
+          <w:sz w:val="66"/>
+          <w:szCs w:val="66"/>
+        </w:rPr>
+      </w:pPr>
+      <w:r>
+        <w:rPr>
+          <w:rFonts w:ascii="AppleMyungjo" w:hAnsi="AppleMyungjo" w:eastAsia="AppleMyungjo" w:cs="AppleMyungjo"/>
           <w:sz w:val="66"/>
           <w:szCs w:val="66"/>
         </w:rPr>
@@ -4641,14 +4881,14 @@
         <w:jc w:val="left"/>
         <w:widowControl w:val="0"/>
         <w:rPr>
-          <w:rFonts w:ascii="Gurmukhi MN" w:hAnsi="Gurmukhi MN" w:eastAsia="Gurmukhi MN" w:cs="Gurmukhi MN"/>
-          <w:sz w:val="66"/>
-          <w:szCs w:val="66"/>
-        </w:rPr>
-      </w:pPr>
-      <w:r>
-        <w:rPr>
-          <w:rFonts w:ascii="Gurmukhi MN" w:hAnsi="Gurmukhi MN" w:eastAsia="Gurmukhi MN" w:cs="Gurmukhi MN"/>
+          <w:rFonts w:ascii="AppleMyungjo" w:hAnsi="AppleMyungjo" w:eastAsia="AppleMyungjo" w:cs="AppleMyungjo"/>
+          <w:sz w:val="66"/>
+          <w:szCs w:val="66"/>
+        </w:rPr>
+      </w:pPr>
+      <w:r>
+        <w:rPr>
+          <w:rFonts w:ascii="AppleMyungjo" w:hAnsi="AppleMyungjo" w:eastAsia="AppleMyungjo" w:cs="AppleMyungjo"/>
           <w:sz w:val="66"/>
           <w:szCs w:val="66"/>
         </w:rPr>
@@ -4661,14 +4901,14 @@
         <w:jc w:val="left"/>
         <w:widowControl w:val="0"/>
         <w:rPr>
-          <w:rFonts w:ascii="Gurmukhi MN" w:hAnsi="Gurmukhi MN" w:eastAsia="Gurmukhi MN" w:cs="Gurmukhi MN"/>
-          <w:sz w:val="66"/>
-          <w:szCs w:val="66"/>
-        </w:rPr>
-      </w:pPr>
-      <w:r>
-        <w:rPr>
-          <w:rFonts w:ascii="Gurmukhi MN" w:hAnsi="Gurmukhi MN" w:eastAsia="Gurmukhi MN" w:cs="Gurmukhi MN"/>
+          <w:rFonts w:ascii="AppleMyungjo" w:hAnsi="AppleMyungjo" w:eastAsia="AppleMyungjo" w:cs="AppleMyungjo"/>
+          <w:sz w:val="66"/>
+          <w:szCs w:val="66"/>
+        </w:rPr>
+      </w:pPr>
+      <w:r>
+        <w:rPr>
+          <w:rFonts w:ascii="AppleMyungjo" w:hAnsi="AppleMyungjo" w:eastAsia="AppleMyungjo" w:cs="AppleMyungjo"/>
           <w:sz w:val="66"/>
           <w:szCs w:val="66"/>
         </w:rPr>
@@ -4681,14 +4921,14 @@
         <w:jc w:val="left"/>
         <w:widowControl w:val="0"/>
         <w:rPr>
-          <w:rFonts w:ascii="Gurmukhi MN" w:hAnsi="Gurmukhi MN" w:eastAsia="Gurmukhi MN" w:cs="Gurmukhi MN"/>
-          <w:sz w:val="66"/>
-          <w:szCs w:val="66"/>
-        </w:rPr>
-      </w:pPr>
-      <w:r>
-        <w:rPr>
-          <w:rFonts w:ascii="Gurmukhi MN" w:hAnsi="Gurmukhi MN" w:eastAsia="Gurmukhi MN" w:cs="Gurmukhi MN"/>
+          <w:rFonts w:ascii="AppleMyungjo" w:hAnsi="AppleMyungjo" w:eastAsia="AppleMyungjo" w:cs="AppleMyungjo"/>
+          <w:sz w:val="66"/>
+          <w:szCs w:val="66"/>
+        </w:rPr>
+      </w:pPr>
+      <w:r>
+        <w:rPr>
+          <w:rFonts w:ascii="AppleMyungjo" w:hAnsi="AppleMyungjo" w:eastAsia="AppleMyungjo" w:cs="AppleMyungjo"/>
           <w:sz w:val="66"/>
           <w:szCs w:val="66"/>
         </w:rPr>
@@ -4701,14 +4941,14 @@
         <w:jc w:val="left"/>
         <w:widowControl w:val="0"/>
         <w:rPr>
-          <w:rFonts w:ascii="Gurmukhi MN" w:hAnsi="Gurmukhi MN" w:eastAsia="Gurmukhi MN" w:cs="Gurmukhi MN"/>
-          <w:sz w:val="66"/>
-          <w:szCs w:val="66"/>
-        </w:rPr>
-      </w:pPr>
-      <w:r>
-        <w:rPr>
-          <w:rFonts w:ascii="Gurmukhi MN" w:hAnsi="Gurmukhi MN" w:eastAsia="Gurmukhi MN" w:cs="Gurmukhi MN"/>
+          <w:rFonts w:ascii="AppleMyungjo" w:hAnsi="AppleMyungjo" w:eastAsia="AppleMyungjo" w:cs="AppleMyungjo"/>
+          <w:sz w:val="66"/>
+          <w:szCs w:val="66"/>
+        </w:rPr>
+      </w:pPr>
+      <w:r>
+        <w:rPr>
+          <w:rFonts w:ascii="AppleMyungjo" w:hAnsi="AppleMyungjo" w:eastAsia="AppleMyungjo" w:cs="AppleMyungjo"/>
           <w:sz w:val="66"/>
           <w:szCs w:val="66"/>
         </w:rPr>
@@ -4717,19 +4957,59 @@
     </w:p>
     <w:p>
       <w:pPr>
+        <w:spacing w:before="0" w:after="0" w:line="240" w:lineRule="auto"/>
+        <w:jc w:val="left"/>
+        <w:widowControl w:val="0"/>
+        <w:rPr>
+          <w:rFonts w:ascii="AppleMyungjo" w:hAnsi="AppleMyungjo" w:eastAsia="AppleMyungjo" w:cs="AppleMyungjo"/>
+          <w:sz w:val="66"/>
+          <w:szCs w:val="66"/>
+        </w:rPr>
+      </w:pPr>
+      <w:r>
+        <w:rPr>
+          <w:rFonts w:ascii="AppleMyungjo" w:hAnsi="AppleMyungjo" w:eastAsia="AppleMyungjo" w:cs="AppleMyungjo"/>
+          <w:sz w:val="66"/>
+          <w:szCs w:val="66"/>
+        </w:rPr>
+        <w:t xml:space="preserve">n18</w:t>
+      </w:r>
+    </w:p>
+    <w:p>
+      <w:pPr>
+        <w:spacing w:before="0" w:after="0" w:line="240" w:lineRule="auto"/>
+        <w:jc w:val="left"/>
+        <w:widowControl w:val="0"/>
+        <w:rPr>
+          <w:rFonts w:ascii="AppleMyungjo" w:hAnsi="AppleMyungjo" w:eastAsia="AppleMyungjo" w:cs="AppleMyungjo"/>
+          <w:sz w:val="66"/>
+          <w:szCs w:val="66"/>
+        </w:rPr>
+      </w:pPr>
+      <w:r>
+        <w:rPr>
+          <w:rFonts w:ascii="AppleMyungjo" w:hAnsi="AppleMyungjo" w:eastAsia="AppleMyungjo" w:cs="AppleMyungjo"/>
+          <w:sz w:val="66"/>
+          <w:szCs w:val="66"/>
+        </w:rPr>
+        <w:t xml:space="preserve">n19</w:t>
+      </w:r>
+    </w:p>
+    <w:p>
+      <w:pPr>
         <w:pageBreakBefore/>
         <w:spacing w:before="0" w:after="0" w:line="240" w:lineRule="auto"/>
         <w:jc w:val="left"/>
         <w:widowControl w:val="0"/>
         <w:rPr>
-          <w:rFonts w:ascii="Gurmukhi MN" w:hAnsi="Gurmukhi MN" w:eastAsia="Gurmukhi MN" w:cs="Gurmukhi MN"/>
-          <w:sz w:val="70"/>
-          <w:szCs w:val="70"/>
-        </w:rPr>
-      </w:pPr>
-      <w:r>
-        <w:rPr>
-          <w:rFonts w:ascii="Gurmukhi MN" w:hAnsi="Gurmukhi MN" w:eastAsia="Gurmukhi MN" w:cs="Gurmukhi MN"/>
+          <w:rFonts w:ascii="AppleMyungjo" w:hAnsi="AppleMyungjo" w:eastAsia="AppleMyungjo" w:cs="AppleMyungjo"/>
+          <w:sz w:val="70"/>
+          <w:szCs w:val="70"/>
+        </w:rPr>
+      </w:pPr>
+      <w:r>
+        <w:rPr>
+          <w:rFonts w:ascii="AppleMyungjo" w:hAnsi="AppleMyungjo" w:eastAsia="AppleMyungjo" w:cs="AppleMyungjo"/>
           <w:sz w:val="70"/>
           <w:szCs w:val="70"/>
         </w:rPr>
@@ -4742,14 +5022,14 @@
         <w:jc w:val="left"/>
         <w:widowControl w:val="0"/>
         <w:rPr>
-          <w:rFonts w:ascii="Gurmukhi MN" w:hAnsi="Gurmukhi MN" w:eastAsia="Gurmukhi MN" w:cs="Gurmukhi MN"/>
-          <w:sz w:val="70"/>
-          <w:szCs w:val="70"/>
-        </w:rPr>
-      </w:pPr>
-      <w:r>
-        <w:rPr>
-          <w:rFonts w:ascii="Gurmukhi MN" w:hAnsi="Gurmukhi MN" w:eastAsia="Gurmukhi MN" w:cs="Gurmukhi MN"/>
+          <w:rFonts w:ascii="AppleMyungjo" w:hAnsi="AppleMyungjo" w:eastAsia="AppleMyungjo" w:cs="AppleMyungjo"/>
+          <w:sz w:val="70"/>
+          <w:szCs w:val="70"/>
+        </w:rPr>
+      </w:pPr>
+      <w:r>
+        <w:rPr>
+          <w:rFonts w:ascii="AppleMyungjo" w:hAnsi="AppleMyungjo" w:eastAsia="AppleMyungjo" w:cs="AppleMyungjo"/>
           <w:sz w:val="70"/>
           <w:szCs w:val="70"/>
         </w:rPr>
@@ -4762,14 +5042,14 @@
         <w:jc w:val="left"/>
         <w:widowControl w:val="0"/>
         <w:rPr>
-          <w:rFonts w:ascii="Gurmukhi MN" w:hAnsi="Gurmukhi MN" w:eastAsia="Gurmukhi MN" w:cs="Gurmukhi MN"/>
-          <w:sz w:val="70"/>
-          <w:szCs w:val="70"/>
-        </w:rPr>
-      </w:pPr>
-      <w:r>
-        <w:rPr>
-          <w:rFonts w:ascii="Gurmukhi MN" w:hAnsi="Gurmukhi MN" w:eastAsia="Gurmukhi MN" w:cs="Gurmukhi MN"/>
+          <w:rFonts w:ascii="AppleMyungjo" w:hAnsi="AppleMyungjo" w:eastAsia="AppleMyungjo" w:cs="AppleMyungjo"/>
+          <w:sz w:val="70"/>
+          <w:szCs w:val="70"/>
+        </w:rPr>
+      </w:pPr>
+      <w:r>
+        <w:rPr>
+          <w:rFonts w:ascii="AppleMyungjo" w:hAnsi="AppleMyungjo" w:eastAsia="AppleMyungjo" w:cs="AppleMyungjo"/>
           <w:sz w:val="70"/>
           <w:szCs w:val="70"/>
         </w:rPr>
@@ -4782,14 +5062,14 @@
         <w:jc w:val="left"/>
         <w:widowControl w:val="0"/>
         <w:rPr>
-          <w:rFonts w:ascii="Gurmukhi MN" w:hAnsi="Gurmukhi MN" w:eastAsia="Gurmukhi MN" w:cs="Gurmukhi MN"/>
-          <w:sz w:val="70"/>
-          <w:szCs w:val="70"/>
-        </w:rPr>
-      </w:pPr>
-      <w:r>
-        <w:rPr>
-          <w:rFonts w:ascii="Gurmukhi MN" w:hAnsi="Gurmukhi MN" w:eastAsia="Gurmukhi MN" w:cs="Gurmukhi MN"/>
+          <w:rFonts w:ascii="AppleMyungjo" w:hAnsi="AppleMyungjo" w:eastAsia="AppleMyungjo" w:cs="AppleMyungjo"/>
+          <w:sz w:val="70"/>
+          <w:szCs w:val="70"/>
+        </w:rPr>
+      </w:pPr>
+      <w:r>
+        <w:rPr>
+          <w:rFonts w:ascii="AppleMyungjo" w:hAnsi="AppleMyungjo" w:eastAsia="AppleMyungjo" w:cs="AppleMyungjo"/>
           <w:sz w:val="70"/>
           <w:szCs w:val="70"/>
         </w:rPr>
@@ -4802,14 +5082,14 @@
         <w:jc w:val="left"/>
         <w:widowControl w:val="0"/>
         <w:rPr>
-          <w:rFonts w:ascii="Gurmukhi MN" w:hAnsi="Gurmukhi MN" w:eastAsia="Gurmukhi MN" w:cs="Gurmukhi MN"/>
-          <w:sz w:val="70"/>
-          <w:szCs w:val="70"/>
-        </w:rPr>
-      </w:pPr>
-      <w:r>
-        <w:rPr>
-          <w:rFonts w:ascii="Gurmukhi MN" w:hAnsi="Gurmukhi MN" w:eastAsia="Gurmukhi MN" w:cs="Gurmukhi MN"/>
+          <w:rFonts w:ascii="AppleMyungjo" w:hAnsi="AppleMyungjo" w:eastAsia="AppleMyungjo" w:cs="AppleMyungjo"/>
+          <w:sz w:val="70"/>
+          <w:szCs w:val="70"/>
+        </w:rPr>
+      </w:pPr>
+      <w:r>
+        <w:rPr>
+          <w:rFonts w:ascii="AppleMyungjo" w:hAnsi="AppleMyungjo" w:eastAsia="AppleMyungjo" w:cs="AppleMyungjo"/>
           <w:sz w:val="70"/>
           <w:szCs w:val="70"/>
         </w:rPr>
@@ -4822,14 +5102,14 @@
         <w:jc w:val="left"/>
         <w:widowControl w:val="0"/>
         <w:rPr>
-          <w:rFonts w:ascii="Gurmukhi MN" w:hAnsi="Gurmukhi MN" w:eastAsia="Gurmukhi MN" w:cs="Gurmukhi MN"/>
-          <w:sz w:val="70"/>
-          <w:szCs w:val="70"/>
-        </w:rPr>
-      </w:pPr>
-      <w:r>
-        <w:rPr>
-          <w:rFonts w:ascii="Gurmukhi MN" w:hAnsi="Gurmukhi MN" w:eastAsia="Gurmukhi MN" w:cs="Gurmukhi MN"/>
+          <w:rFonts w:ascii="AppleMyungjo" w:hAnsi="AppleMyungjo" w:eastAsia="AppleMyungjo" w:cs="AppleMyungjo"/>
+          <w:sz w:val="70"/>
+          <w:szCs w:val="70"/>
+        </w:rPr>
+      </w:pPr>
+      <w:r>
+        <w:rPr>
+          <w:rFonts w:ascii="AppleMyungjo" w:hAnsi="AppleMyungjo" w:eastAsia="AppleMyungjo" w:cs="AppleMyungjo"/>
           <w:sz w:val="70"/>
           <w:szCs w:val="70"/>
         </w:rPr>
@@ -4842,14 +5122,14 @@
         <w:jc w:val="left"/>
         <w:widowControl w:val="0"/>
         <w:rPr>
-          <w:rFonts w:ascii="Gurmukhi MN" w:hAnsi="Gurmukhi MN" w:eastAsia="Gurmukhi MN" w:cs="Gurmukhi MN"/>
-          <w:sz w:val="70"/>
-          <w:szCs w:val="70"/>
-        </w:rPr>
-      </w:pPr>
-      <w:r>
-        <w:rPr>
-          <w:rFonts w:ascii="Gurmukhi MN" w:hAnsi="Gurmukhi MN" w:eastAsia="Gurmukhi MN" w:cs="Gurmukhi MN"/>
+          <w:rFonts w:ascii="AppleMyungjo" w:hAnsi="AppleMyungjo" w:eastAsia="AppleMyungjo" w:cs="AppleMyungjo"/>
+          <w:sz w:val="70"/>
+          <w:szCs w:val="70"/>
+        </w:rPr>
+      </w:pPr>
+      <w:r>
+        <w:rPr>
+          <w:rFonts w:ascii="AppleMyungjo" w:hAnsi="AppleMyungjo" w:eastAsia="AppleMyungjo" w:cs="AppleMyungjo"/>
           <w:sz w:val="70"/>
           <w:szCs w:val="70"/>
         </w:rPr>
@@ -4862,14 +5142,14 @@
         <w:jc w:val="left"/>
         <w:widowControl w:val="0"/>
         <w:rPr>
-          <w:rFonts w:ascii="Gurmukhi MN" w:hAnsi="Gurmukhi MN" w:eastAsia="Gurmukhi MN" w:cs="Gurmukhi MN"/>
-          <w:sz w:val="70"/>
-          <w:szCs w:val="70"/>
-        </w:rPr>
-      </w:pPr>
-      <w:r>
-        <w:rPr>
-          <w:rFonts w:ascii="Gurmukhi MN" w:hAnsi="Gurmukhi MN" w:eastAsia="Gurmukhi MN" w:cs="Gurmukhi MN"/>
+          <w:rFonts w:ascii="AppleMyungjo" w:hAnsi="AppleMyungjo" w:eastAsia="AppleMyungjo" w:cs="AppleMyungjo"/>
+          <w:sz w:val="70"/>
+          <w:szCs w:val="70"/>
+        </w:rPr>
+      </w:pPr>
+      <w:r>
+        <w:rPr>
+          <w:rFonts w:ascii="AppleMyungjo" w:hAnsi="AppleMyungjo" w:eastAsia="AppleMyungjo" w:cs="AppleMyungjo"/>
           <w:sz w:val="70"/>
           <w:szCs w:val="70"/>
         </w:rPr>
@@ -4882,14 +5162,14 @@
         <w:jc w:val="left"/>
         <w:widowControl w:val="0"/>
         <w:rPr>
-          <w:rFonts w:ascii="Gurmukhi MN" w:hAnsi="Gurmukhi MN" w:eastAsia="Gurmukhi MN" w:cs="Gurmukhi MN"/>
-          <w:sz w:val="70"/>
-          <w:szCs w:val="70"/>
-        </w:rPr>
-      </w:pPr>
-      <w:r>
-        <w:rPr>
-          <w:rFonts w:ascii="Gurmukhi MN" w:hAnsi="Gurmukhi MN" w:eastAsia="Gurmukhi MN" w:cs="Gurmukhi MN"/>
+          <w:rFonts w:ascii="AppleMyungjo" w:hAnsi="AppleMyungjo" w:eastAsia="AppleMyungjo" w:cs="AppleMyungjo"/>
+          <w:sz w:val="70"/>
+          <w:szCs w:val="70"/>
+        </w:rPr>
+      </w:pPr>
+      <w:r>
+        <w:rPr>
+          <w:rFonts w:ascii="AppleMyungjo" w:hAnsi="AppleMyungjo" w:eastAsia="AppleMyungjo" w:cs="AppleMyungjo"/>
           <w:sz w:val="70"/>
           <w:szCs w:val="70"/>
         </w:rPr>
@@ -4902,14 +5182,14 @@
         <w:jc w:val="left"/>
         <w:widowControl w:val="0"/>
         <w:rPr>
-          <w:rFonts w:ascii="Gurmukhi MN" w:hAnsi="Gurmukhi MN" w:eastAsia="Gurmukhi MN" w:cs="Gurmukhi MN"/>
-          <w:sz w:val="70"/>
-          <w:szCs w:val="70"/>
-        </w:rPr>
-      </w:pPr>
-      <w:r>
-        <w:rPr>
-          <w:rFonts w:ascii="Gurmukhi MN" w:hAnsi="Gurmukhi MN" w:eastAsia="Gurmukhi MN" w:cs="Gurmukhi MN"/>
+          <w:rFonts w:ascii="AppleMyungjo" w:hAnsi="AppleMyungjo" w:eastAsia="AppleMyungjo" w:cs="AppleMyungjo"/>
+          <w:sz w:val="70"/>
+          <w:szCs w:val="70"/>
+        </w:rPr>
+      </w:pPr>
+      <w:r>
+        <w:rPr>
+          <w:rFonts w:ascii="AppleMyungjo" w:hAnsi="AppleMyungjo" w:eastAsia="AppleMyungjo" w:cs="AppleMyungjo"/>
           <w:sz w:val="70"/>
           <w:szCs w:val="70"/>
         </w:rPr>
@@ -4922,14 +5202,14 @@
         <w:jc w:val="left"/>
         <w:widowControl w:val="0"/>
         <w:rPr>
-          <w:rFonts w:ascii="Gurmukhi MN" w:hAnsi="Gurmukhi MN" w:eastAsia="Gurmukhi MN" w:cs="Gurmukhi MN"/>
-          <w:sz w:val="70"/>
-          <w:szCs w:val="70"/>
-        </w:rPr>
-      </w:pPr>
-      <w:r>
-        <w:rPr>
-          <w:rFonts w:ascii="Gurmukhi MN" w:hAnsi="Gurmukhi MN" w:eastAsia="Gurmukhi MN" w:cs="Gurmukhi MN"/>
+          <w:rFonts w:ascii="AppleMyungjo" w:hAnsi="AppleMyungjo" w:eastAsia="AppleMyungjo" w:cs="AppleMyungjo"/>
+          <w:sz w:val="70"/>
+          <w:szCs w:val="70"/>
+        </w:rPr>
+      </w:pPr>
+      <w:r>
+        <w:rPr>
+          <w:rFonts w:ascii="AppleMyungjo" w:hAnsi="AppleMyungjo" w:eastAsia="AppleMyungjo" w:cs="AppleMyungjo"/>
           <w:sz w:val="70"/>
           <w:szCs w:val="70"/>
         </w:rPr>
@@ -4942,14 +5222,14 @@
         <w:jc w:val="left"/>
         <w:widowControl w:val="0"/>
         <w:rPr>
-          <w:rFonts w:ascii="Gurmukhi MN" w:hAnsi="Gurmukhi MN" w:eastAsia="Gurmukhi MN" w:cs="Gurmukhi MN"/>
-          <w:sz w:val="70"/>
-          <w:szCs w:val="70"/>
-        </w:rPr>
-      </w:pPr>
-      <w:r>
-        <w:rPr>
-          <w:rFonts w:ascii="Gurmukhi MN" w:hAnsi="Gurmukhi MN" w:eastAsia="Gurmukhi MN" w:cs="Gurmukhi MN"/>
+          <w:rFonts w:ascii="AppleMyungjo" w:hAnsi="AppleMyungjo" w:eastAsia="AppleMyungjo" w:cs="AppleMyungjo"/>
+          <w:sz w:val="70"/>
+          <w:szCs w:val="70"/>
+        </w:rPr>
+      </w:pPr>
+      <w:r>
+        <w:rPr>
+          <w:rFonts w:ascii="AppleMyungjo" w:hAnsi="AppleMyungjo" w:eastAsia="AppleMyungjo" w:cs="AppleMyungjo"/>
           <w:sz w:val="70"/>
           <w:szCs w:val="70"/>
         </w:rPr>
@@ -4962,14 +5242,14 @@
         <w:jc w:val="left"/>
         <w:widowControl w:val="0"/>
         <w:rPr>
-          <w:rFonts w:ascii="Gurmukhi MN" w:hAnsi="Gurmukhi MN" w:eastAsia="Gurmukhi MN" w:cs="Gurmukhi MN"/>
-          <w:sz w:val="70"/>
-          <w:szCs w:val="70"/>
-        </w:rPr>
-      </w:pPr>
-      <w:r>
-        <w:rPr>
-          <w:rFonts w:ascii="Gurmukhi MN" w:hAnsi="Gurmukhi MN" w:eastAsia="Gurmukhi MN" w:cs="Gurmukhi MN"/>
+          <w:rFonts w:ascii="AppleMyungjo" w:hAnsi="AppleMyungjo" w:eastAsia="AppleMyungjo" w:cs="AppleMyungjo"/>
+          <w:sz w:val="70"/>
+          <w:szCs w:val="70"/>
+        </w:rPr>
+      </w:pPr>
+      <w:r>
+        <w:rPr>
+          <w:rFonts w:ascii="AppleMyungjo" w:hAnsi="AppleMyungjo" w:eastAsia="AppleMyungjo" w:cs="AppleMyungjo"/>
           <w:sz w:val="70"/>
           <w:szCs w:val="70"/>
         </w:rPr>
@@ -4982,14 +5262,14 @@
         <w:jc w:val="left"/>
         <w:widowControl w:val="0"/>
         <w:rPr>
-          <w:rFonts w:ascii="Gurmukhi MN" w:hAnsi="Gurmukhi MN" w:eastAsia="Gurmukhi MN" w:cs="Gurmukhi MN"/>
-          <w:sz w:val="70"/>
-          <w:szCs w:val="70"/>
-        </w:rPr>
-      </w:pPr>
-      <w:r>
-        <w:rPr>
-          <w:rFonts w:ascii="Gurmukhi MN" w:hAnsi="Gurmukhi MN" w:eastAsia="Gurmukhi MN" w:cs="Gurmukhi MN"/>
+          <w:rFonts w:ascii="AppleMyungjo" w:hAnsi="AppleMyungjo" w:eastAsia="AppleMyungjo" w:cs="AppleMyungjo"/>
+          <w:sz w:val="70"/>
+          <w:szCs w:val="70"/>
+        </w:rPr>
+      </w:pPr>
+      <w:r>
+        <w:rPr>
+          <w:rFonts w:ascii="AppleMyungjo" w:hAnsi="AppleMyungjo" w:eastAsia="AppleMyungjo" w:cs="AppleMyungjo"/>
           <w:sz w:val="70"/>
           <w:szCs w:val="70"/>
         </w:rPr>
@@ -5002,14 +5282,14 @@
         <w:jc w:val="left"/>
         <w:widowControl w:val="0"/>
         <w:rPr>
-          <w:rFonts w:ascii="Gurmukhi MN" w:hAnsi="Gurmukhi MN" w:eastAsia="Gurmukhi MN" w:cs="Gurmukhi MN"/>
-          <w:sz w:val="70"/>
-          <w:szCs w:val="70"/>
-        </w:rPr>
-      </w:pPr>
-      <w:r>
-        <w:rPr>
-          <w:rFonts w:ascii="Gurmukhi MN" w:hAnsi="Gurmukhi MN" w:eastAsia="Gurmukhi MN" w:cs="Gurmukhi MN"/>
+          <w:rFonts w:ascii="AppleMyungjo" w:hAnsi="AppleMyungjo" w:eastAsia="AppleMyungjo" w:cs="AppleMyungjo"/>
+          <w:sz w:val="70"/>
+          <w:szCs w:val="70"/>
+        </w:rPr>
+      </w:pPr>
+      <w:r>
+        <w:rPr>
+          <w:rFonts w:ascii="AppleMyungjo" w:hAnsi="AppleMyungjo" w:eastAsia="AppleMyungjo" w:cs="AppleMyungjo"/>
           <w:sz w:val="70"/>
           <w:szCs w:val="70"/>
         </w:rPr>
@@ -5022,14 +5302,14 @@
         <w:jc w:val="left"/>
         <w:widowControl w:val="0"/>
         <w:rPr>
-          <w:rFonts w:ascii="Gurmukhi MN" w:hAnsi="Gurmukhi MN" w:eastAsia="Gurmukhi MN" w:cs="Gurmukhi MN"/>
-          <w:sz w:val="70"/>
-          <w:szCs w:val="70"/>
-        </w:rPr>
-      </w:pPr>
-      <w:r>
-        <w:rPr>
-          <w:rFonts w:ascii="Gurmukhi MN" w:hAnsi="Gurmukhi MN" w:eastAsia="Gurmukhi MN" w:cs="Gurmukhi MN"/>
+          <w:rFonts w:ascii="AppleMyungjo" w:hAnsi="AppleMyungjo" w:eastAsia="AppleMyungjo" w:cs="AppleMyungjo"/>
+          <w:sz w:val="70"/>
+          <w:szCs w:val="70"/>
+        </w:rPr>
+      </w:pPr>
+      <w:r>
+        <w:rPr>
+          <w:rFonts w:ascii="AppleMyungjo" w:hAnsi="AppleMyungjo" w:eastAsia="AppleMyungjo" w:cs="AppleMyungjo"/>
           <w:sz w:val="70"/>
           <w:szCs w:val="70"/>
         </w:rPr>
@@ -5042,14 +5322,14 @@
         <w:jc w:val="left"/>
         <w:widowControl w:val="0"/>
         <w:rPr>
-          <w:rFonts w:ascii="Gurmukhi MN" w:hAnsi="Gurmukhi MN" w:eastAsia="Gurmukhi MN" w:cs="Gurmukhi MN"/>
-          <w:sz w:val="70"/>
-          <w:szCs w:val="70"/>
-        </w:rPr>
-      </w:pPr>
-      <w:r>
-        <w:rPr>
-          <w:rFonts w:ascii="Gurmukhi MN" w:hAnsi="Gurmukhi MN" w:eastAsia="Gurmukhi MN" w:cs="Gurmukhi MN"/>
+          <w:rFonts w:ascii="AppleMyungjo" w:hAnsi="AppleMyungjo" w:eastAsia="AppleMyungjo" w:cs="AppleMyungjo"/>
+          <w:sz w:val="70"/>
+          <w:szCs w:val="70"/>
+        </w:rPr>
+      </w:pPr>
+      <w:r>
+        <w:rPr>
+          <w:rFonts w:ascii="AppleMyungjo" w:hAnsi="AppleMyungjo" w:eastAsia="AppleMyungjo" w:cs="AppleMyungjo"/>
           <w:sz w:val="70"/>
           <w:szCs w:val="70"/>
         </w:rPr>
@@ -5058,19 +5338,59 @@
     </w:p>
     <w:p>
       <w:pPr>
+        <w:spacing w:before="0" w:after="0" w:line="240" w:lineRule="auto"/>
+        <w:jc w:val="left"/>
+        <w:widowControl w:val="0"/>
+        <w:rPr>
+          <w:rFonts w:ascii="AppleMyungjo" w:hAnsi="AppleMyungjo" w:eastAsia="AppleMyungjo" w:cs="AppleMyungjo"/>
+          <w:sz w:val="70"/>
+          <w:szCs w:val="70"/>
+        </w:rPr>
+      </w:pPr>
+      <w:r>
+        <w:rPr>
+          <w:rFonts w:ascii="AppleMyungjo" w:hAnsi="AppleMyungjo" w:eastAsia="AppleMyungjo" w:cs="AppleMyungjo"/>
+          <w:sz w:val="70"/>
+          <w:szCs w:val="70"/>
+        </w:rPr>
+        <w:t xml:space="preserve">o17</w:t>
+      </w:r>
+    </w:p>
+    <w:p>
+      <w:pPr>
+        <w:spacing w:before="0" w:after="0" w:line="240" w:lineRule="auto"/>
+        <w:jc w:val="left"/>
+        <w:widowControl w:val="0"/>
+        <w:rPr>
+          <w:rFonts w:ascii="AppleMyungjo" w:hAnsi="AppleMyungjo" w:eastAsia="AppleMyungjo" w:cs="AppleMyungjo"/>
+          <w:sz w:val="70"/>
+          <w:szCs w:val="70"/>
+        </w:rPr>
+      </w:pPr>
+      <w:r>
+        <w:rPr>
+          <w:rFonts w:ascii="AppleMyungjo" w:hAnsi="AppleMyungjo" w:eastAsia="AppleMyungjo" w:cs="AppleMyungjo"/>
+          <w:sz w:val="70"/>
+          <w:szCs w:val="70"/>
+        </w:rPr>
+        <w:t xml:space="preserve">o18</w:t>
+      </w:r>
+    </w:p>
+    <w:p>
+      <w:pPr>
         <w:pageBreakBefore/>
         <w:spacing w:before="0" w:after="0" w:line="240" w:lineRule="auto"/>
         <w:jc w:val="left"/>
         <w:widowControl w:val="0"/>
         <w:rPr>
-          <w:rFonts w:ascii="Lao Sangam MN" w:hAnsi="Lao Sangam MN" w:eastAsia="Lao Sangam MN" w:cs="Lao Sangam MN"/>
-          <w:sz w:val="58"/>
-          <w:szCs w:val="58"/>
-        </w:rPr>
-      </w:pPr>
-      <w:r>
-        <w:rPr>
-          <w:rFonts w:ascii="Lao Sangam MN" w:hAnsi="Lao Sangam MN" w:eastAsia="Lao Sangam MN" w:cs="Lao Sangam MN"/>
+          <w:rFonts w:ascii="Arial Unicode MS" w:hAnsi="Arial Unicode MS" w:eastAsia="Arial Unicode MS" w:cs="Arial Unicode MS"/>
+          <w:sz w:val="58"/>
+          <w:szCs w:val="58"/>
+        </w:rPr>
+      </w:pPr>
+      <w:r>
+        <w:rPr>
+          <w:rFonts w:ascii="Arial Unicode MS" w:hAnsi="Arial Unicode MS" w:eastAsia="Arial Unicode MS" w:cs="Arial Unicode MS"/>
           <w:sz w:val="58"/>
           <w:szCs w:val="58"/>
         </w:rPr>
@@ -5083,14 +5403,14 @@
         <w:jc w:val="left"/>
         <w:widowControl w:val="0"/>
         <w:rPr>
-          <w:rFonts w:ascii="Lao Sangam MN" w:hAnsi="Lao Sangam MN" w:eastAsia="Lao Sangam MN" w:cs="Lao Sangam MN"/>
-          <w:sz w:val="58"/>
-          <w:szCs w:val="58"/>
-        </w:rPr>
-      </w:pPr>
-      <w:r>
-        <w:rPr>
-          <w:rFonts w:ascii="Lao Sangam MN" w:hAnsi="Lao Sangam MN" w:eastAsia="Lao Sangam MN" w:cs="Lao Sangam MN"/>
+          <w:rFonts w:ascii="Arial Unicode MS" w:hAnsi="Arial Unicode MS" w:eastAsia="Arial Unicode MS" w:cs="Arial Unicode MS"/>
+          <w:sz w:val="58"/>
+          <w:szCs w:val="58"/>
+        </w:rPr>
+      </w:pPr>
+      <w:r>
+        <w:rPr>
+          <w:rFonts w:ascii="Arial Unicode MS" w:hAnsi="Arial Unicode MS" w:eastAsia="Arial Unicode MS" w:cs="Arial Unicode MS"/>
           <w:sz w:val="58"/>
           <w:szCs w:val="58"/>
         </w:rPr>
@@ -5103,14 +5423,14 @@
         <w:jc w:val="left"/>
         <w:widowControl w:val="0"/>
         <w:rPr>
-          <w:rFonts w:ascii="Lao Sangam MN" w:hAnsi="Lao Sangam MN" w:eastAsia="Lao Sangam MN" w:cs="Lao Sangam MN"/>
-          <w:sz w:val="58"/>
-          <w:szCs w:val="58"/>
-        </w:rPr>
-      </w:pPr>
-      <w:r>
-        <w:rPr>
-          <w:rFonts w:ascii="Lao Sangam MN" w:hAnsi="Lao Sangam MN" w:eastAsia="Lao Sangam MN" w:cs="Lao Sangam MN"/>
+          <w:rFonts w:ascii="Arial Unicode MS" w:hAnsi="Arial Unicode MS" w:eastAsia="Arial Unicode MS" w:cs="Arial Unicode MS"/>
+          <w:sz w:val="58"/>
+          <w:szCs w:val="58"/>
+        </w:rPr>
+      </w:pPr>
+      <w:r>
+        <w:rPr>
+          <w:rFonts w:ascii="Arial Unicode MS" w:hAnsi="Arial Unicode MS" w:eastAsia="Arial Unicode MS" w:cs="Arial Unicode MS"/>
           <w:sz w:val="58"/>
           <w:szCs w:val="58"/>
         </w:rPr>
@@ -5123,14 +5443,14 @@
         <w:jc w:val="left"/>
         <w:widowControl w:val="0"/>
         <w:rPr>
-          <w:rFonts w:ascii="Lao Sangam MN" w:hAnsi="Lao Sangam MN" w:eastAsia="Lao Sangam MN" w:cs="Lao Sangam MN"/>
-          <w:sz w:val="58"/>
-          <w:szCs w:val="58"/>
-        </w:rPr>
-      </w:pPr>
-      <w:r>
-        <w:rPr>
-          <w:rFonts w:ascii="Lao Sangam MN" w:hAnsi="Lao Sangam MN" w:eastAsia="Lao Sangam MN" w:cs="Lao Sangam MN"/>
+          <w:rFonts w:ascii="Arial Unicode MS" w:hAnsi="Arial Unicode MS" w:eastAsia="Arial Unicode MS" w:cs="Arial Unicode MS"/>
+          <w:sz w:val="58"/>
+          <w:szCs w:val="58"/>
+        </w:rPr>
+      </w:pPr>
+      <w:r>
+        <w:rPr>
+          <w:rFonts w:ascii="Arial Unicode MS" w:hAnsi="Arial Unicode MS" w:eastAsia="Arial Unicode MS" w:cs="Arial Unicode MS"/>
           <w:sz w:val="58"/>
           <w:szCs w:val="58"/>
         </w:rPr>
@@ -5143,14 +5463,14 @@
         <w:jc w:val="left"/>
         <w:widowControl w:val="0"/>
         <w:rPr>
-          <w:rFonts w:ascii="Lao Sangam MN" w:hAnsi="Lao Sangam MN" w:eastAsia="Lao Sangam MN" w:cs="Lao Sangam MN"/>
-          <w:sz w:val="58"/>
-          <w:szCs w:val="58"/>
-        </w:rPr>
-      </w:pPr>
-      <w:r>
-        <w:rPr>
-          <w:rFonts w:ascii="Lao Sangam MN" w:hAnsi="Lao Sangam MN" w:eastAsia="Lao Sangam MN" w:cs="Lao Sangam MN"/>
+          <w:rFonts w:ascii="Arial Unicode MS" w:hAnsi="Arial Unicode MS" w:eastAsia="Arial Unicode MS" w:cs="Arial Unicode MS"/>
+          <w:sz w:val="58"/>
+          <w:szCs w:val="58"/>
+        </w:rPr>
+      </w:pPr>
+      <w:r>
+        <w:rPr>
+          <w:rFonts w:ascii="Arial Unicode MS" w:hAnsi="Arial Unicode MS" w:eastAsia="Arial Unicode MS" w:cs="Arial Unicode MS"/>
           <w:sz w:val="58"/>
           <w:szCs w:val="58"/>
         </w:rPr>
@@ -5163,14 +5483,14 @@
         <w:jc w:val="left"/>
         <w:widowControl w:val="0"/>
         <w:rPr>
-          <w:rFonts w:ascii="Lao Sangam MN" w:hAnsi="Lao Sangam MN" w:eastAsia="Lao Sangam MN" w:cs="Lao Sangam MN"/>
-          <w:sz w:val="58"/>
-          <w:szCs w:val="58"/>
-        </w:rPr>
-      </w:pPr>
-      <w:r>
-        <w:rPr>
-          <w:rFonts w:ascii="Lao Sangam MN" w:hAnsi="Lao Sangam MN" w:eastAsia="Lao Sangam MN" w:cs="Lao Sangam MN"/>
+          <w:rFonts w:ascii="Arial Unicode MS" w:hAnsi="Arial Unicode MS" w:eastAsia="Arial Unicode MS" w:cs="Arial Unicode MS"/>
+          <w:sz w:val="58"/>
+          <w:szCs w:val="58"/>
+        </w:rPr>
+      </w:pPr>
+      <w:r>
+        <w:rPr>
+          <w:rFonts w:ascii="Arial Unicode MS" w:hAnsi="Arial Unicode MS" w:eastAsia="Arial Unicode MS" w:cs="Arial Unicode MS"/>
           <w:sz w:val="58"/>
           <w:szCs w:val="58"/>
         </w:rPr>
@@ -5183,14 +5503,14 @@
         <w:jc w:val="left"/>
         <w:widowControl w:val="0"/>
         <w:rPr>
-          <w:rFonts w:ascii="Lao Sangam MN" w:hAnsi="Lao Sangam MN" w:eastAsia="Lao Sangam MN" w:cs="Lao Sangam MN"/>
-          <w:sz w:val="58"/>
-          <w:szCs w:val="58"/>
-        </w:rPr>
-      </w:pPr>
-      <w:r>
-        <w:rPr>
-          <w:rFonts w:ascii="Lao Sangam MN" w:hAnsi="Lao Sangam MN" w:eastAsia="Lao Sangam MN" w:cs="Lao Sangam MN"/>
+          <w:rFonts w:ascii="Arial Unicode MS" w:hAnsi="Arial Unicode MS" w:eastAsia="Arial Unicode MS" w:cs="Arial Unicode MS"/>
+          <w:sz w:val="58"/>
+          <w:szCs w:val="58"/>
+        </w:rPr>
+      </w:pPr>
+      <w:r>
+        <w:rPr>
+          <w:rFonts w:ascii="Arial Unicode MS" w:hAnsi="Arial Unicode MS" w:eastAsia="Arial Unicode MS" w:cs="Arial Unicode MS"/>
           <w:sz w:val="58"/>
           <w:szCs w:val="58"/>
         </w:rPr>
@@ -5203,14 +5523,14 @@
         <w:jc w:val="left"/>
         <w:widowControl w:val="0"/>
         <w:rPr>
-          <w:rFonts w:ascii="Lao Sangam MN" w:hAnsi="Lao Sangam MN" w:eastAsia="Lao Sangam MN" w:cs="Lao Sangam MN"/>
-          <w:sz w:val="58"/>
-          <w:szCs w:val="58"/>
-        </w:rPr>
-      </w:pPr>
-      <w:r>
-        <w:rPr>
-          <w:rFonts w:ascii="Lao Sangam MN" w:hAnsi="Lao Sangam MN" w:eastAsia="Lao Sangam MN" w:cs="Lao Sangam MN"/>
+          <w:rFonts w:ascii="Arial Unicode MS" w:hAnsi="Arial Unicode MS" w:eastAsia="Arial Unicode MS" w:cs="Arial Unicode MS"/>
+          <w:sz w:val="58"/>
+          <w:szCs w:val="58"/>
+        </w:rPr>
+      </w:pPr>
+      <w:r>
+        <w:rPr>
+          <w:rFonts w:ascii="Arial Unicode MS" w:hAnsi="Arial Unicode MS" w:eastAsia="Arial Unicode MS" w:cs="Arial Unicode MS"/>
           <w:sz w:val="58"/>
           <w:szCs w:val="58"/>
         </w:rPr>
@@ -5223,14 +5543,14 @@
         <w:jc w:val="left"/>
         <w:widowControl w:val="0"/>
         <w:rPr>
-          <w:rFonts w:ascii="Lao Sangam MN" w:hAnsi="Lao Sangam MN" w:eastAsia="Lao Sangam MN" w:cs="Lao Sangam MN"/>
-          <w:sz w:val="58"/>
-          <w:szCs w:val="58"/>
-        </w:rPr>
-      </w:pPr>
-      <w:r>
-        <w:rPr>
-          <w:rFonts w:ascii="Lao Sangam MN" w:hAnsi="Lao Sangam MN" w:eastAsia="Lao Sangam MN" w:cs="Lao Sangam MN"/>
+          <w:rFonts w:ascii="Arial Unicode MS" w:hAnsi="Arial Unicode MS" w:eastAsia="Arial Unicode MS" w:cs="Arial Unicode MS"/>
+          <w:sz w:val="58"/>
+          <w:szCs w:val="58"/>
+        </w:rPr>
+      </w:pPr>
+      <w:r>
+        <w:rPr>
+          <w:rFonts w:ascii="Arial Unicode MS" w:hAnsi="Arial Unicode MS" w:eastAsia="Arial Unicode MS" w:cs="Arial Unicode MS"/>
           <w:sz w:val="58"/>
           <w:szCs w:val="58"/>
         </w:rPr>
@@ -5243,14 +5563,14 @@
         <w:jc w:val="left"/>
         <w:widowControl w:val="0"/>
         <w:rPr>
-          <w:rFonts w:ascii="Lao Sangam MN" w:hAnsi="Lao Sangam MN" w:eastAsia="Lao Sangam MN" w:cs="Lao Sangam MN"/>
-          <w:sz w:val="58"/>
-          <w:szCs w:val="58"/>
-        </w:rPr>
-      </w:pPr>
-      <w:r>
-        <w:rPr>
-          <w:rFonts w:ascii="Lao Sangam MN" w:hAnsi="Lao Sangam MN" w:eastAsia="Lao Sangam MN" w:cs="Lao Sangam MN"/>
+          <w:rFonts w:ascii="Arial Unicode MS" w:hAnsi="Arial Unicode MS" w:eastAsia="Arial Unicode MS" w:cs="Arial Unicode MS"/>
+          <w:sz w:val="58"/>
+          <w:szCs w:val="58"/>
+        </w:rPr>
+      </w:pPr>
+      <w:r>
+        <w:rPr>
+          <w:rFonts w:ascii="Arial Unicode MS" w:hAnsi="Arial Unicode MS" w:eastAsia="Arial Unicode MS" w:cs="Arial Unicode MS"/>
           <w:sz w:val="58"/>
           <w:szCs w:val="58"/>
         </w:rPr>
@@ -5263,14 +5583,14 @@
         <w:jc w:val="left"/>
         <w:widowControl w:val="0"/>
         <w:rPr>
-          <w:rFonts w:ascii="Lao Sangam MN" w:hAnsi="Lao Sangam MN" w:eastAsia="Lao Sangam MN" w:cs="Lao Sangam MN"/>
-          <w:sz w:val="58"/>
-          <w:szCs w:val="58"/>
-        </w:rPr>
-      </w:pPr>
-      <w:r>
-        <w:rPr>
-          <w:rFonts w:ascii="Lao Sangam MN" w:hAnsi="Lao Sangam MN" w:eastAsia="Lao Sangam MN" w:cs="Lao Sangam MN"/>
+          <w:rFonts w:ascii="Arial Unicode MS" w:hAnsi="Arial Unicode MS" w:eastAsia="Arial Unicode MS" w:cs="Arial Unicode MS"/>
+          <w:sz w:val="58"/>
+          <w:szCs w:val="58"/>
+        </w:rPr>
+      </w:pPr>
+      <w:r>
+        <w:rPr>
+          <w:rFonts w:ascii="Arial Unicode MS" w:hAnsi="Arial Unicode MS" w:eastAsia="Arial Unicode MS" w:cs="Arial Unicode MS"/>
           <w:sz w:val="58"/>
           <w:szCs w:val="58"/>
         </w:rPr>
@@ -5283,14 +5603,14 @@
         <w:jc w:val="left"/>
         <w:widowControl w:val="0"/>
         <w:rPr>
-          <w:rFonts w:ascii="Lao Sangam MN" w:hAnsi="Lao Sangam MN" w:eastAsia="Lao Sangam MN" w:cs="Lao Sangam MN"/>
-          <w:sz w:val="58"/>
-          <w:szCs w:val="58"/>
-        </w:rPr>
-      </w:pPr>
-      <w:r>
-        <w:rPr>
-          <w:rFonts w:ascii="Lao Sangam MN" w:hAnsi="Lao Sangam MN" w:eastAsia="Lao Sangam MN" w:cs="Lao Sangam MN"/>
+          <w:rFonts w:ascii="Arial Unicode MS" w:hAnsi="Arial Unicode MS" w:eastAsia="Arial Unicode MS" w:cs="Arial Unicode MS"/>
+          <w:sz w:val="58"/>
+          <w:szCs w:val="58"/>
+        </w:rPr>
+      </w:pPr>
+      <w:r>
+        <w:rPr>
+          <w:rFonts w:ascii="Arial Unicode MS" w:hAnsi="Arial Unicode MS" w:eastAsia="Arial Unicode MS" w:cs="Arial Unicode MS"/>
           <w:sz w:val="58"/>
           <w:szCs w:val="58"/>
         </w:rPr>
@@ -5303,14 +5623,14 @@
         <w:jc w:val="left"/>
         <w:widowControl w:val="0"/>
         <w:rPr>
-          <w:rFonts w:ascii="Lao Sangam MN" w:hAnsi="Lao Sangam MN" w:eastAsia="Lao Sangam MN" w:cs="Lao Sangam MN"/>
-          <w:sz w:val="58"/>
-          <w:szCs w:val="58"/>
-        </w:rPr>
-      </w:pPr>
-      <w:r>
-        <w:rPr>
-          <w:rFonts w:ascii="Lao Sangam MN" w:hAnsi="Lao Sangam MN" w:eastAsia="Lao Sangam MN" w:cs="Lao Sangam MN"/>
+          <w:rFonts w:ascii="Arial Unicode MS" w:hAnsi="Arial Unicode MS" w:eastAsia="Arial Unicode MS" w:cs="Arial Unicode MS"/>
+          <w:sz w:val="58"/>
+          <w:szCs w:val="58"/>
+        </w:rPr>
+      </w:pPr>
+      <w:r>
+        <w:rPr>
+          <w:rFonts w:ascii="Arial Unicode MS" w:hAnsi="Arial Unicode MS" w:eastAsia="Arial Unicode MS" w:cs="Arial Unicode MS"/>
           <w:sz w:val="58"/>
           <w:szCs w:val="58"/>
         </w:rPr>
@@ -5323,14 +5643,14 @@
         <w:jc w:val="left"/>
         <w:widowControl w:val="0"/>
         <w:rPr>
-          <w:rFonts w:ascii="Lao Sangam MN" w:hAnsi="Lao Sangam MN" w:eastAsia="Lao Sangam MN" w:cs="Lao Sangam MN"/>
-          <w:sz w:val="58"/>
-          <w:szCs w:val="58"/>
-        </w:rPr>
-      </w:pPr>
-      <w:r>
-        <w:rPr>
-          <w:rFonts w:ascii="Lao Sangam MN" w:hAnsi="Lao Sangam MN" w:eastAsia="Lao Sangam MN" w:cs="Lao Sangam MN"/>
+          <w:rFonts w:ascii="Arial Unicode MS" w:hAnsi="Arial Unicode MS" w:eastAsia="Arial Unicode MS" w:cs="Arial Unicode MS"/>
+          <w:sz w:val="58"/>
+          <w:szCs w:val="58"/>
+        </w:rPr>
+      </w:pPr>
+      <w:r>
+        <w:rPr>
+          <w:rFonts w:ascii="Arial Unicode MS" w:hAnsi="Arial Unicode MS" w:eastAsia="Arial Unicode MS" w:cs="Arial Unicode MS"/>
           <w:sz w:val="58"/>
           <w:szCs w:val="58"/>
         </w:rPr>
@@ -5343,14 +5663,14 @@
         <w:jc w:val="left"/>
         <w:widowControl w:val="0"/>
         <w:rPr>
-          <w:rFonts w:ascii="Lao Sangam MN" w:hAnsi="Lao Sangam MN" w:eastAsia="Lao Sangam MN" w:cs="Lao Sangam MN"/>
-          <w:sz w:val="58"/>
-          <w:szCs w:val="58"/>
-        </w:rPr>
-      </w:pPr>
-      <w:r>
-        <w:rPr>
-          <w:rFonts w:ascii="Lao Sangam MN" w:hAnsi="Lao Sangam MN" w:eastAsia="Lao Sangam MN" w:cs="Lao Sangam MN"/>
+          <w:rFonts w:ascii="Arial Unicode MS" w:hAnsi="Arial Unicode MS" w:eastAsia="Arial Unicode MS" w:cs="Arial Unicode MS"/>
+          <w:sz w:val="58"/>
+          <w:szCs w:val="58"/>
+        </w:rPr>
+      </w:pPr>
+      <w:r>
+        <w:rPr>
+          <w:rFonts w:ascii="Arial Unicode MS" w:hAnsi="Arial Unicode MS" w:eastAsia="Arial Unicode MS" w:cs="Arial Unicode MS"/>
           <w:sz w:val="58"/>
           <w:szCs w:val="58"/>
         </w:rPr>
@@ -5363,14 +5683,14 @@
         <w:jc w:val="left"/>
         <w:widowControl w:val="0"/>
         <w:rPr>
-          <w:rFonts w:ascii="Lao Sangam MN" w:hAnsi="Lao Sangam MN" w:eastAsia="Lao Sangam MN" w:cs="Lao Sangam MN"/>
-          <w:sz w:val="58"/>
-          <w:szCs w:val="58"/>
-        </w:rPr>
-      </w:pPr>
-      <w:r>
-        <w:rPr>
-          <w:rFonts w:ascii="Lao Sangam MN" w:hAnsi="Lao Sangam MN" w:eastAsia="Lao Sangam MN" w:cs="Lao Sangam MN"/>
+          <w:rFonts w:ascii="Arial Unicode MS" w:hAnsi="Arial Unicode MS" w:eastAsia="Arial Unicode MS" w:cs="Arial Unicode MS"/>
+          <w:sz w:val="58"/>
+          <w:szCs w:val="58"/>
+        </w:rPr>
+      </w:pPr>
+      <w:r>
+        <w:rPr>
+          <w:rFonts w:ascii="Arial Unicode MS" w:hAnsi="Arial Unicode MS" w:eastAsia="Arial Unicode MS" w:cs="Arial Unicode MS"/>
           <w:sz w:val="58"/>
           <w:szCs w:val="58"/>
         </w:rPr>
@@ -5383,14 +5703,14 @@
         <w:jc w:val="left"/>
         <w:widowControl w:val="0"/>
         <w:rPr>
-          <w:rFonts w:ascii="Lao Sangam MN" w:hAnsi="Lao Sangam MN" w:eastAsia="Lao Sangam MN" w:cs="Lao Sangam MN"/>
-          <w:sz w:val="58"/>
-          <w:szCs w:val="58"/>
-        </w:rPr>
-      </w:pPr>
-      <w:r>
-        <w:rPr>
-          <w:rFonts w:ascii="Lao Sangam MN" w:hAnsi="Lao Sangam MN" w:eastAsia="Lao Sangam MN" w:cs="Lao Sangam MN"/>
+          <w:rFonts w:ascii="Arial Unicode MS" w:hAnsi="Arial Unicode MS" w:eastAsia="Arial Unicode MS" w:cs="Arial Unicode MS"/>
+          <w:sz w:val="58"/>
+          <w:szCs w:val="58"/>
+        </w:rPr>
+      </w:pPr>
+      <w:r>
+        <w:rPr>
+          <w:rFonts w:ascii="Arial Unicode MS" w:hAnsi="Arial Unicode MS" w:eastAsia="Arial Unicode MS" w:cs="Arial Unicode MS"/>
           <w:sz w:val="58"/>
           <w:szCs w:val="58"/>
         </w:rPr>
@@ -5403,14 +5723,14 @@
         <w:jc w:val="left"/>
         <w:widowControl w:val="0"/>
         <w:rPr>
-          <w:rFonts w:ascii="Lao Sangam MN" w:hAnsi="Lao Sangam MN" w:eastAsia="Lao Sangam MN" w:cs="Lao Sangam MN"/>
-          <w:sz w:val="58"/>
-          <w:szCs w:val="58"/>
-        </w:rPr>
-      </w:pPr>
-      <w:r>
-        <w:rPr>
-          <w:rFonts w:ascii="Lao Sangam MN" w:hAnsi="Lao Sangam MN" w:eastAsia="Lao Sangam MN" w:cs="Lao Sangam MN"/>
+          <w:rFonts w:ascii="Arial Unicode MS" w:hAnsi="Arial Unicode MS" w:eastAsia="Arial Unicode MS" w:cs="Arial Unicode MS"/>
+          <w:sz w:val="58"/>
+          <w:szCs w:val="58"/>
+        </w:rPr>
+      </w:pPr>
+      <w:r>
+        <w:rPr>
+          <w:rFonts w:ascii="Arial Unicode MS" w:hAnsi="Arial Unicode MS" w:eastAsia="Arial Unicode MS" w:cs="Arial Unicode MS"/>
           <w:sz w:val="58"/>
           <w:szCs w:val="58"/>
         </w:rPr>
@@ -5423,14 +5743,14 @@
         <w:jc w:val="left"/>
         <w:widowControl w:val="0"/>
         <w:rPr>
-          <w:rFonts w:ascii="Lao Sangam MN" w:hAnsi="Lao Sangam MN" w:eastAsia="Lao Sangam MN" w:cs="Lao Sangam MN"/>
-          <w:sz w:val="58"/>
-          <w:szCs w:val="58"/>
-        </w:rPr>
-      </w:pPr>
-      <w:r>
-        <w:rPr>
-          <w:rFonts w:ascii="Lao Sangam MN" w:hAnsi="Lao Sangam MN" w:eastAsia="Lao Sangam MN" w:cs="Lao Sangam MN"/>
+          <w:rFonts w:ascii="Arial Unicode MS" w:hAnsi="Arial Unicode MS" w:eastAsia="Arial Unicode MS" w:cs="Arial Unicode MS"/>
+          <w:sz w:val="58"/>
+          <w:szCs w:val="58"/>
+        </w:rPr>
+      </w:pPr>
+      <w:r>
+        <w:rPr>
+          <w:rFonts w:ascii="Arial Unicode MS" w:hAnsi="Arial Unicode MS" w:eastAsia="Arial Unicode MS" w:cs="Arial Unicode MS"/>
           <w:sz w:val="58"/>
           <w:szCs w:val="58"/>
         </w:rPr>
@@ -5443,14 +5763,14 @@
         <w:jc w:val="left"/>
         <w:widowControl w:val="0"/>
         <w:rPr>
-          <w:rFonts w:ascii="Lao Sangam MN" w:hAnsi="Lao Sangam MN" w:eastAsia="Lao Sangam MN" w:cs="Lao Sangam MN"/>
-          <w:sz w:val="58"/>
-          <w:szCs w:val="58"/>
-        </w:rPr>
-      </w:pPr>
-      <w:r>
-        <w:rPr>
-          <w:rFonts w:ascii="Lao Sangam MN" w:hAnsi="Lao Sangam MN" w:eastAsia="Lao Sangam MN" w:cs="Lao Sangam MN"/>
+          <w:rFonts w:ascii="Arial Unicode MS" w:hAnsi="Arial Unicode MS" w:eastAsia="Arial Unicode MS" w:cs="Arial Unicode MS"/>
+          <w:sz w:val="58"/>
+          <w:szCs w:val="58"/>
+        </w:rPr>
+      </w:pPr>
+      <w:r>
+        <w:rPr>
+          <w:rFonts w:ascii="Arial Unicode MS" w:hAnsi="Arial Unicode MS" w:eastAsia="Arial Unicode MS" w:cs="Arial Unicode MS"/>
           <w:sz w:val="58"/>
           <w:szCs w:val="58"/>
         </w:rPr>
@@ -5464,14 +5784,14 @@
         <w:jc w:val="left"/>
         <w:widowControl w:val="0"/>
         <w:rPr>
-          <w:rFonts w:ascii="Lao Sangam MN" w:hAnsi="Lao Sangam MN" w:eastAsia="Lao Sangam MN" w:cs="Lao Sangam MN"/>
-          <w:sz w:val="66"/>
-          <w:szCs w:val="66"/>
-        </w:rPr>
-      </w:pPr>
-      <w:r>
-        <w:rPr>
-          <w:rFonts w:ascii="Lao Sangam MN" w:hAnsi="Lao Sangam MN" w:eastAsia="Lao Sangam MN" w:cs="Lao Sangam MN"/>
+          <w:rFonts w:ascii="Arial Unicode MS" w:hAnsi="Arial Unicode MS" w:eastAsia="Arial Unicode MS" w:cs="Arial Unicode MS"/>
+          <w:sz w:val="66"/>
+          <w:szCs w:val="66"/>
+        </w:rPr>
+      </w:pPr>
+      <w:r>
+        <w:rPr>
+          <w:rFonts w:ascii="Arial Unicode MS" w:hAnsi="Arial Unicode MS" w:eastAsia="Arial Unicode MS" w:cs="Arial Unicode MS"/>
           <w:sz w:val="66"/>
           <w:szCs w:val="66"/>
         </w:rPr>
@@ -5484,14 +5804,14 @@
         <w:jc w:val="left"/>
         <w:widowControl w:val="0"/>
         <w:rPr>
-          <w:rFonts w:ascii="Lao Sangam MN" w:hAnsi="Lao Sangam MN" w:eastAsia="Lao Sangam MN" w:cs="Lao Sangam MN"/>
-          <w:sz w:val="66"/>
-          <w:szCs w:val="66"/>
-        </w:rPr>
-      </w:pPr>
-      <w:r>
-        <w:rPr>
-          <w:rFonts w:ascii="Lao Sangam MN" w:hAnsi="Lao Sangam MN" w:eastAsia="Lao Sangam MN" w:cs="Lao Sangam MN"/>
+          <w:rFonts w:ascii="Arial Unicode MS" w:hAnsi="Arial Unicode MS" w:eastAsia="Arial Unicode MS" w:cs="Arial Unicode MS"/>
+          <w:sz w:val="66"/>
+          <w:szCs w:val="66"/>
+        </w:rPr>
+      </w:pPr>
+      <w:r>
+        <w:rPr>
+          <w:rFonts w:ascii="Arial Unicode MS" w:hAnsi="Arial Unicode MS" w:eastAsia="Arial Unicode MS" w:cs="Arial Unicode MS"/>
           <w:sz w:val="66"/>
           <w:szCs w:val="66"/>
         </w:rPr>
@@ -5504,14 +5824,14 @@
         <w:jc w:val="left"/>
         <w:widowControl w:val="0"/>
         <w:rPr>
-          <w:rFonts w:ascii="Lao Sangam MN" w:hAnsi="Lao Sangam MN" w:eastAsia="Lao Sangam MN" w:cs="Lao Sangam MN"/>
-          <w:sz w:val="66"/>
-          <w:szCs w:val="66"/>
-        </w:rPr>
-      </w:pPr>
-      <w:r>
-        <w:rPr>
-          <w:rFonts w:ascii="Lao Sangam MN" w:hAnsi="Lao Sangam MN" w:eastAsia="Lao Sangam MN" w:cs="Lao Sangam MN"/>
+          <w:rFonts w:ascii="Arial Unicode MS" w:hAnsi="Arial Unicode MS" w:eastAsia="Arial Unicode MS" w:cs="Arial Unicode MS"/>
+          <w:sz w:val="66"/>
+          <w:szCs w:val="66"/>
+        </w:rPr>
+      </w:pPr>
+      <w:r>
+        <w:rPr>
+          <w:rFonts w:ascii="Arial Unicode MS" w:hAnsi="Arial Unicode MS" w:eastAsia="Arial Unicode MS" w:cs="Arial Unicode MS"/>
           <w:sz w:val="66"/>
           <w:szCs w:val="66"/>
         </w:rPr>
@@ -5524,14 +5844,14 @@
         <w:jc w:val="left"/>
         <w:widowControl w:val="0"/>
         <w:rPr>
-          <w:rFonts w:ascii="Lao Sangam MN" w:hAnsi="Lao Sangam MN" w:eastAsia="Lao Sangam MN" w:cs="Lao Sangam MN"/>
-          <w:sz w:val="66"/>
-          <w:szCs w:val="66"/>
-        </w:rPr>
-      </w:pPr>
-      <w:r>
-        <w:rPr>
-          <w:rFonts w:ascii="Lao Sangam MN" w:hAnsi="Lao Sangam MN" w:eastAsia="Lao Sangam MN" w:cs="Lao Sangam MN"/>
+          <w:rFonts w:ascii="Arial Unicode MS" w:hAnsi="Arial Unicode MS" w:eastAsia="Arial Unicode MS" w:cs="Arial Unicode MS"/>
+          <w:sz w:val="66"/>
+          <w:szCs w:val="66"/>
+        </w:rPr>
+      </w:pPr>
+      <w:r>
+        <w:rPr>
+          <w:rFonts w:ascii="Arial Unicode MS" w:hAnsi="Arial Unicode MS" w:eastAsia="Arial Unicode MS" w:cs="Arial Unicode MS"/>
           <w:sz w:val="66"/>
           <w:szCs w:val="66"/>
         </w:rPr>
@@ -5544,14 +5864,14 @@
         <w:jc w:val="left"/>
         <w:widowControl w:val="0"/>
         <w:rPr>
-          <w:rFonts w:ascii="Lao Sangam MN" w:hAnsi="Lao Sangam MN" w:eastAsia="Lao Sangam MN" w:cs="Lao Sangam MN"/>
-          <w:sz w:val="66"/>
-          <w:szCs w:val="66"/>
-        </w:rPr>
-      </w:pPr>
-      <w:r>
-        <w:rPr>
-          <w:rFonts w:ascii="Lao Sangam MN" w:hAnsi="Lao Sangam MN" w:eastAsia="Lao Sangam MN" w:cs="Lao Sangam MN"/>
+          <w:rFonts w:ascii="Arial Unicode MS" w:hAnsi="Arial Unicode MS" w:eastAsia="Arial Unicode MS" w:cs="Arial Unicode MS"/>
+          <w:sz w:val="66"/>
+          <w:szCs w:val="66"/>
+        </w:rPr>
+      </w:pPr>
+      <w:r>
+        <w:rPr>
+          <w:rFonts w:ascii="Arial Unicode MS" w:hAnsi="Arial Unicode MS" w:eastAsia="Arial Unicode MS" w:cs="Arial Unicode MS"/>
           <w:sz w:val="66"/>
           <w:szCs w:val="66"/>
         </w:rPr>
@@ -5564,14 +5884,14 @@
         <w:jc w:val="left"/>
         <w:widowControl w:val="0"/>
         <w:rPr>
-          <w:rFonts w:ascii="Lao Sangam MN" w:hAnsi="Lao Sangam MN" w:eastAsia="Lao Sangam MN" w:cs="Lao Sangam MN"/>
-          <w:sz w:val="66"/>
-          <w:szCs w:val="66"/>
-        </w:rPr>
-      </w:pPr>
-      <w:r>
-        <w:rPr>
-          <w:rFonts w:ascii="Lao Sangam MN" w:hAnsi="Lao Sangam MN" w:eastAsia="Lao Sangam MN" w:cs="Lao Sangam MN"/>
+          <w:rFonts w:ascii="Arial Unicode MS" w:hAnsi="Arial Unicode MS" w:eastAsia="Arial Unicode MS" w:cs="Arial Unicode MS"/>
+          <w:sz w:val="66"/>
+          <w:szCs w:val="66"/>
+        </w:rPr>
+      </w:pPr>
+      <w:r>
+        <w:rPr>
+          <w:rFonts w:ascii="Arial Unicode MS" w:hAnsi="Arial Unicode MS" w:eastAsia="Arial Unicode MS" w:cs="Arial Unicode MS"/>
           <w:sz w:val="66"/>
           <w:szCs w:val="66"/>
         </w:rPr>
@@ -5584,14 +5904,14 @@
         <w:jc w:val="left"/>
         <w:widowControl w:val="0"/>
         <w:rPr>
-          <w:rFonts w:ascii="Lao Sangam MN" w:hAnsi="Lao Sangam MN" w:eastAsia="Lao Sangam MN" w:cs="Lao Sangam MN"/>
-          <w:sz w:val="66"/>
-          <w:szCs w:val="66"/>
-        </w:rPr>
-      </w:pPr>
-      <w:r>
-        <w:rPr>
-          <w:rFonts w:ascii="Lao Sangam MN" w:hAnsi="Lao Sangam MN" w:eastAsia="Lao Sangam MN" w:cs="Lao Sangam MN"/>
+          <w:rFonts w:ascii="Arial Unicode MS" w:hAnsi="Arial Unicode MS" w:eastAsia="Arial Unicode MS" w:cs="Arial Unicode MS"/>
+          <w:sz w:val="66"/>
+          <w:szCs w:val="66"/>
+        </w:rPr>
+      </w:pPr>
+      <w:r>
+        <w:rPr>
+          <w:rFonts w:ascii="Arial Unicode MS" w:hAnsi="Arial Unicode MS" w:eastAsia="Arial Unicode MS" w:cs="Arial Unicode MS"/>
           <w:sz w:val="66"/>
           <w:szCs w:val="66"/>
         </w:rPr>
@@ -5604,14 +5924,14 @@
         <w:jc w:val="left"/>
         <w:widowControl w:val="0"/>
         <w:rPr>
-          <w:rFonts w:ascii="Lao Sangam MN" w:hAnsi="Lao Sangam MN" w:eastAsia="Lao Sangam MN" w:cs="Lao Sangam MN"/>
-          <w:sz w:val="66"/>
-          <w:szCs w:val="66"/>
-        </w:rPr>
-      </w:pPr>
-      <w:r>
-        <w:rPr>
-          <w:rFonts w:ascii="Lao Sangam MN" w:hAnsi="Lao Sangam MN" w:eastAsia="Lao Sangam MN" w:cs="Lao Sangam MN"/>
+          <w:rFonts w:ascii="Arial Unicode MS" w:hAnsi="Arial Unicode MS" w:eastAsia="Arial Unicode MS" w:cs="Arial Unicode MS"/>
+          <w:sz w:val="66"/>
+          <w:szCs w:val="66"/>
+        </w:rPr>
+      </w:pPr>
+      <w:r>
+        <w:rPr>
+          <w:rFonts w:ascii="Arial Unicode MS" w:hAnsi="Arial Unicode MS" w:eastAsia="Arial Unicode MS" w:cs="Arial Unicode MS"/>
           <w:sz w:val="66"/>
           <w:szCs w:val="66"/>
         </w:rPr>
@@ -5624,14 +5944,14 @@
         <w:jc w:val="left"/>
         <w:widowControl w:val="0"/>
         <w:rPr>
-          <w:rFonts w:ascii="Lao Sangam MN" w:hAnsi="Lao Sangam MN" w:eastAsia="Lao Sangam MN" w:cs="Lao Sangam MN"/>
-          <w:sz w:val="66"/>
-          <w:szCs w:val="66"/>
-        </w:rPr>
-      </w:pPr>
-      <w:r>
-        <w:rPr>
-          <w:rFonts w:ascii="Lao Sangam MN" w:hAnsi="Lao Sangam MN" w:eastAsia="Lao Sangam MN" w:cs="Lao Sangam MN"/>
+          <w:rFonts w:ascii="Arial Unicode MS" w:hAnsi="Arial Unicode MS" w:eastAsia="Arial Unicode MS" w:cs="Arial Unicode MS"/>
+          <w:sz w:val="66"/>
+          <w:szCs w:val="66"/>
+        </w:rPr>
+      </w:pPr>
+      <w:r>
+        <w:rPr>
+          <w:rFonts w:ascii="Arial Unicode MS" w:hAnsi="Arial Unicode MS" w:eastAsia="Arial Unicode MS" w:cs="Arial Unicode MS"/>
           <w:sz w:val="66"/>
           <w:szCs w:val="66"/>
         </w:rPr>
@@ -5644,14 +5964,14 @@
         <w:jc w:val="left"/>
         <w:widowControl w:val="0"/>
         <w:rPr>
-          <w:rFonts w:ascii="Lao Sangam MN" w:hAnsi="Lao Sangam MN" w:eastAsia="Lao Sangam MN" w:cs="Lao Sangam MN"/>
-          <w:sz w:val="66"/>
-          <w:szCs w:val="66"/>
-        </w:rPr>
-      </w:pPr>
-      <w:r>
-        <w:rPr>
-          <w:rFonts w:ascii="Lao Sangam MN" w:hAnsi="Lao Sangam MN" w:eastAsia="Lao Sangam MN" w:cs="Lao Sangam MN"/>
+          <w:rFonts w:ascii="Arial Unicode MS" w:hAnsi="Arial Unicode MS" w:eastAsia="Arial Unicode MS" w:cs="Arial Unicode MS"/>
+          <w:sz w:val="66"/>
+          <w:szCs w:val="66"/>
+        </w:rPr>
+      </w:pPr>
+      <w:r>
+        <w:rPr>
+          <w:rFonts w:ascii="Arial Unicode MS" w:hAnsi="Arial Unicode MS" w:eastAsia="Arial Unicode MS" w:cs="Arial Unicode MS"/>
           <w:sz w:val="66"/>
           <w:szCs w:val="66"/>
         </w:rPr>
@@ -5664,14 +5984,14 @@
         <w:jc w:val="left"/>
         <w:widowControl w:val="0"/>
         <w:rPr>
-          <w:rFonts w:ascii="Lao Sangam MN" w:hAnsi="Lao Sangam MN" w:eastAsia="Lao Sangam MN" w:cs="Lao Sangam MN"/>
-          <w:sz w:val="66"/>
-          <w:szCs w:val="66"/>
-        </w:rPr>
-      </w:pPr>
-      <w:r>
-        <w:rPr>
-          <w:rFonts w:ascii="Lao Sangam MN" w:hAnsi="Lao Sangam MN" w:eastAsia="Lao Sangam MN" w:cs="Lao Sangam MN"/>
+          <w:rFonts w:ascii="Arial Unicode MS" w:hAnsi="Arial Unicode MS" w:eastAsia="Arial Unicode MS" w:cs="Arial Unicode MS"/>
+          <w:sz w:val="66"/>
+          <w:szCs w:val="66"/>
+        </w:rPr>
+      </w:pPr>
+      <w:r>
+        <w:rPr>
+          <w:rFonts w:ascii="Arial Unicode MS" w:hAnsi="Arial Unicode MS" w:eastAsia="Arial Unicode MS" w:cs="Arial Unicode MS"/>
           <w:sz w:val="66"/>
           <w:szCs w:val="66"/>
         </w:rPr>
@@ -5684,14 +6004,14 @@
         <w:jc w:val="left"/>
         <w:widowControl w:val="0"/>
         <w:rPr>
-          <w:rFonts w:ascii="Lao Sangam MN" w:hAnsi="Lao Sangam MN" w:eastAsia="Lao Sangam MN" w:cs="Lao Sangam MN"/>
-          <w:sz w:val="66"/>
-          <w:szCs w:val="66"/>
-        </w:rPr>
-      </w:pPr>
-      <w:r>
-        <w:rPr>
-          <w:rFonts w:ascii="Lao Sangam MN" w:hAnsi="Lao Sangam MN" w:eastAsia="Lao Sangam MN" w:cs="Lao Sangam MN"/>
+          <w:rFonts w:ascii="Arial Unicode MS" w:hAnsi="Arial Unicode MS" w:eastAsia="Arial Unicode MS" w:cs="Arial Unicode MS"/>
+          <w:sz w:val="66"/>
+          <w:szCs w:val="66"/>
+        </w:rPr>
+      </w:pPr>
+      <w:r>
+        <w:rPr>
+          <w:rFonts w:ascii="Arial Unicode MS" w:hAnsi="Arial Unicode MS" w:eastAsia="Arial Unicode MS" w:cs="Arial Unicode MS"/>
           <w:sz w:val="66"/>
           <w:szCs w:val="66"/>
         </w:rPr>
@@ -5704,14 +6024,14 @@
         <w:jc w:val="left"/>
         <w:widowControl w:val="0"/>
         <w:rPr>
-          <w:rFonts w:ascii="Lao Sangam MN" w:hAnsi="Lao Sangam MN" w:eastAsia="Lao Sangam MN" w:cs="Lao Sangam MN"/>
-          <w:sz w:val="66"/>
-          <w:szCs w:val="66"/>
-        </w:rPr>
-      </w:pPr>
-      <w:r>
-        <w:rPr>
-          <w:rFonts w:ascii="Lao Sangam MN" w:hAnsi="Lao Sangam MN" w:eastAsia="Lao Sangam MN" w:cs="Lao Sangam MN"/>
+          <w:rFonts w:ascii="Arial Unicode MS" w:hAnsi="Arial Unicode MS" w:eastAsia="Arial Unicode MS" w:cs="Arial Unicode MS"/>
+          <w:sz w:val="66"/>
+          <w:szCs w:val="66"/>
+        </w:rPr>
+      </w:pPr>
+      <w:r>
+        <w:rPr>
+          <w:rFonts w:ascii="Arial Unicode MS" w:hAnsi="Arial Unicode MS" w:eastAsia="Arial Unicode MS" w:cs="Arial Unicode MS"/>
           <w:sz w:val="66"/>
           <w:szCs w:val="66"/>
         </w:rPr>
@@ -5724,14 +6044,14 @@
         <w:jc w:val="left"/>
         <w:widowControl w:val="0"/>
         <w:rPr>
-          <w:rFonts w:ascii="Lao Sangam MN" w:hAnsi="Lao Sangam MN" w:eastAsia="Lao Sangam MN" w:cs="Lao Sangam MN"/>
-          <w:sz w:val="66"/>
-          <w:szCs w:val="66"/>
-        </w:rPr>
-      </w:pPr>
-      <w:r>
-        <w:rPr>
-          <w:rFonts w:ascii="Lao Sangam MN" w:hAnsi="Lao Sangam MN" w:eastAsia="Lao Sangam MN" w:cs="Lao Sangam MN"/>
+          <w:rFonts w:ascii="Arial Unicode MS" w:hAnsi="Arial Unicode MS" w:eastAsia="Arial Unicode MS" w:cs="Arial Unicode MS"/>
+          <w:sz w:val="66"/>
+          <w:szCs w:val="66"/>
+        </w:rPr>
+      </w:pPr>
+      <w:r>
+        <w:rPr>
+          <w:rFonts w:ascii="Arial Unicode MS" w:hAnsi="Arial Unicode MS" w:eastAsia="Arial Unicode MS" w:cs="Arial Unicode MS"/>
           <w:sz w:val="66"/>
           <w:szCs w:val="66"/>
         </w:rPr>
@@ -5744,14 +6064,14 @@
         <w:jc w:val="left"/>
         <w:widowControl w:val="0"/>
         <w:rPr>
-          <w:rFonts w:ascii="Lao Sangam MN" w:hAnsi="Lao Sangam MN" w:eastAsia="Lao Sangam MN" w:cs="Lao Sangam MN"/>
-          <w:sz w:val="66"/>
-          <w:szCs w:val="66"/>
-        </w:rPr>
-      </w:pPr>
-      <w:r>
-        <w:rPr>
-          <w:rFonts w:ascii="Lao Sangam MN" w:hAnsi="Lao Sangam MN" w:eastAsia="Lao Sangam MN" w:cs="Lao Sangam MN"/>
+          <w:rFonts w:ascii="Arial Unicode MS" w:hAnsi="Arial Unicode MS" w:eastAsia="Arial Unicode MS" w:cs="Arial Unicode MS"/>
+          <w:sz w:val="66"/>
+          <w:szCs w:val="66"/>
+        </w:rPr>
+      </w:pPr>
+      <w:r>
+        <w:rPr>
+          <w:rFonts w:ascii="Arial Unicode MS" w:hAnsi="Arial Unicode MS" w:eastAsia="Arial Unicode MS" w:cs="Arial Unicode MS"/>
           <w:sz w:val="66"/>
           <w:szCs w:val="66"/>
         </w:rPr>
@@ -5764,14 +6084,14 @@
         <w:jc w:val="left"/>
         <w:widowControl w:val="0"/>
         <w:rPr>
-          <w:rFonts w:ascii="Lao Sangam MN" w:hAnsi="Lao Sangam MN" w:eastAsia="Lao Sangam MN" w:cs="Lao Sangam MN"/>
-          <w:sz w:val="66"/>
-          <w:szCs w:val="66"/>
-        </w:rPr>
-      </w:pPr>
-      <w:r>
-        <w:rPr>
-          <w:rFonts w:ascii="Lao Sangam MN" w:hAnsi="Lao Sangam MN" w:eastAsia="Lao Sangam MN" w:cs="Lao Sangam MN"/>
+          <w:rFonts w:ascii="Arial Unicode MS" w:hAnsi="Arial Unicode MS" w:eastAsia="Arial Unicode MS" w:cs="Arial Unicode MS"/>
+          <w:sz w:val="66"/>
+          <w:szCs w:val="66"/>
+        </w:rPr>
+      </w:pPr>
+      <w:r>
+        <w:rPr>
+          <w:rFonts w:ascii="Arial Unicode MS" w:hAnsi="Arial Unicode MS" w:eastAsia="Arial Unicode MS" w:cs="Arial Unicode MS"/>
           <w:sz w:val="66"/>
           <w:szCs w:val="66"/>
         </w:rPr>
@@ -5784,14 +6104,14 @@
         <w:jc w:val="left"/>
         <w:widowControl w:val="0"/>
         <w:rPr>
-          <w:rFonts w:ascii="Lao Sangam MN" w:hAnsi="Lao Sangam MN" w:eastAsia="Lao Sangam MN" w:cs="Lao Sangam MN"/>
-          <w:sz w:val="66"/>
-          <w:szCs w:val="66"/>
-        </w:rPr>
-      </w:pPr>
-      <w:r>
-        <w:rPr>
-          <w:rFonts w:ascii="Lao Sangam MN" w:hAnsi="Lao Sangam MN" w:eastAsia="Lao Sangam MN" w:cs="Lao Sangam MN"/>
+          <w:rFonts w:ascii="Arial Unicode MS" w:hAnsi="Arial Unicode MS" w:eastAsia="Arial Unicode MS" w:cs="Arial Unicode MS"/>
+          <w:sz w:val="66"/>
+          <w:szCs w:val="66"/>
+        </w:rPr>
+      </w:pPr>
+      <w:r>
+        <w:rPr>
+          <w:rFonts w:ascii="Arial Unicode MS" w:hAnsi="Arial Unicode MS" w:eastAsia="Arial Unicode MS" w:cs="Arial Unicode MS"/>
           <w:sz w:val="66"/>
           <w:szCs w:val="66"/>
         </w:rPr>
@@ -5800,39 +6120,19 @@
     </w:p>
     <w:p>
       <w:pPr>
-        <w:spacing w:before="0" w:after="0" w:line="240" w:lineRule="auto"/>
-        <w:jc w:val="left"/>
-        <w:widowControl w:val="0"/>
-        <w:rPr>
-          <w:rFonts w:ascii="Lao Sangam MN" w:hAnsi="Lao Sangam MN" w:eastAsia="Lao Sangam MN" w:cs="Lao Sangam MN"/>
-          <w:sz w:val="66"/>
-          <w:szCs w:val="66"/>
-        </w:rPr>
-      </w:pPr>
-      <w:r>
-        <w:rPr>
-          <w:rFonts w:ascii="Lao Sangam MN" w:hAnsi="Lao Sangam MN" w:eastAsia="Lao Sangam MN" w:cs="Lao Sangam MN"/>
-          <w:sz w:val="66"/>
-          <w:szCs w:val="66"/>
-        </w:rPr>
-        <w:t xml:space="preserve">q17</w:t>
-      </w:r>
-    </w:p>
-    <w:p>
-      <w:pPr>
         <w:pageBreakBefore/>
         <w:spacing w:before="0" w:after="0" w:line="240" w:lineRule="auto"/>
         <w:jc w:val="left"/>
         <w:widowControl w:val="0"/>
         <w:rPr>
-          <w:rFonts w:ascii="Lao Sangam MN" w:hAnsi="Lao Sangam MN" w:eastAsia="Lao Sangam MN" w:cs="Lao Sangam MN"/>
-          <w:sz w:val="70"/>
-          <w:szCs w:val="70"/>
-        </w:rPr>
-      </w:pPr>
-      <w:r>
-        <w:rPr>
-          <w:rFonts w:ascii="Lao Sangam MN" w:hAnsi="Lao Sangam MN" w:eastAsia="Lao Sangam MN" w:cs="Lao Sangam MN"/>
+          <w:rFonts w:ascii="Arial Unicode MS" w:hAnsi="Arial Unicode MS" w:eastAsia="Arial Unicode MS" w:cs="Arial Unicode MS"/>
+          <w:sz w:val="70"/>
+          <w:szCs w:val="70"/>
+        </w:rPr>
+      </w:pPr>
+      <w:r>
+        <w:rPr>
+          <w:rFonts w:ascii="Arial Unicode MS" w:hAnsi="Arial Unicode MS" w:eastAsia="Arial Unicode MS" w:cs="Arial Unicode MS"/>
           <w:sz w:val="70"/>
           <w:szCs w:val="70"/>
         </w:rPr>
@@ -5845,14 +6145,14 @@
         <w:jc w:val="left"/>
         <w:widowControl w:val="0"/>
         <w:rPr>
-          <w:rFonts w:ascii="Lao Sangam MN" w:hAnsi="Lao Sangam MN" w:eastAsia="Lao Sangam MN" w:cs="Lao Sangam MN"/>
-          <w:sz w:val="70"/>
-          <w:szCs w:val="70"/>
-        </w:rPr>
-      </w:pPr>
-      <w:r>
-        <w:rPr>
-          <w:rFonts w:ascii="Lao Sangam MN" w:hAnsi="Lao Sangam MN" w:eastAsia="Lao Sangam MN" w:cs="Lao Sangam MN"/>
+          <w:rFonts w:ascii="Arial Unicode MS" w:hAnsi="Arial Unicode MS" w:eastAsia="Arial Unicode MS" w:cs="Arial Unicode MS"/>
+          <w:sz w:val="70"/>
+          <w:szCs w:val="70"/>
+        </w:rPr>
+      </w:pPr>
+      <w:r>
+        <w:rPr>
+          <w:rFonts w:ascii="Arial Unicode MS" w:hAnsi="Arial Unicode MS" w:eastAsia="Arial Unicode MS" w:cs="Arial Unicode MS"/>
           <w:sz w:val="70"/>
           <w:szCs w:val="70"/>
         </w:rPr>
@@ -5865,14 +6165,14 @@
         <w:jc w:val="left"/>
         <w:widowControl w:val="0"/>
         <w:rPr>
-          <w:rFonts w:ascii="Lao Sangam MN" w:hAnsi="Lao Sangam MN" w:eastAsia="Lao Sangam MN" w:cs="Lao Sangam MN"/>
-          <w:sz w:val="70"/>
-          <w:szCs w:val="70"/>
-        </w:rPr>
-      </w:pPr>
-      <w:r>
-        <w:rPr>
-          <w:rFonts w:ascii="Lao Sangam MN" w:hAnsi="Lao Sangam MN" w:eastAsia="Lao Sangam MN" w:cs="Lao Sangam MN"/>
+          <w:rFonts w:ascii="Arial Unicode MS" w:hAnsi="Arial Unicode MS" w:eastAsia="Arial Unicode MS" w:cs="Arial Unicode MS"/>
+          <w:sz w:val="70"/>
+          <w:szCs w:val="70"/>
+        </w:rPr>
+      </w:pPr>
+      <w:r>
+        <w:rPr>
+          <w:rFonts w:ascii="Arial Unicode MS" w:hAnsi="Arial Unicode MS" w:eastAsia="Arial Unicode MS" w:cs="Arial Unicode MS"/>
           <w:sz w:val="70"/>
           <w:szCs w:val="70"/>
         </w:rPr>
@@ -5885,14 +6185,14 @@
         <w:jc w:val="left"/>
         <w:widowControl w:val="0"/>
         <w:rPr>
-          <w:rFonts w:ascii="Lao Sangam MN" w:hAnsi="Lao Sangam MN" w:eastAsia="Lao Sangam MN" w:cs="Lao Sangam MN"/>
-          <w:sz w:val="70"/>
-          <w:szCs w:val="70"/>
-        </w:rPr>
-      </w:pPr>
-      <w:r>
-        <w:rPr>
-          <w:rFonts w:ascii="Lao Sangam MN" w:hAnsi="Lao Sangam MN" w:eastAsia="Lao Sangam MN" w:cs="Lao Sangam MN"/>
+          <w:rFonts w:ascii="Arial Unicode MS" w:hAnsi="Arial Unicode MS" w:eastAsia="Arial Unicode MS" w:cs="Arial Unicode MS"/>
+          <w:sz w:val="70"/>
+          <w:szCs w:val="70"/>
+        </w:rPr>
+      </w:pPr>
+      <w:r>
+        <w:rPr>
+          <w:rFonts w:ascii="Arial Unicode MS" w:hAnsi="Arial Unicode MS" w:eastAsia="Arial Unicode MS" w:cs="Arial Unicode MS"/>
           <w:sz w:val="70"/>
           <w:szCs w:val="70"/>
         </w:rPr>
@@ -5905,14 +6205,14 @@
         <w:jc w:val="left"/>
         <w:widowControl w:val="0"/>
         <w:rPr>
-          <w:rFonts w:ascii="Lao Sangam MN" w:hAnsi="Lao Sangam MN" w:eastAsia="Lao Sangam MN" w:cs="Lao Sangam MN"/>
-          <w:sz w:val="70"/>
-          <w:szCs w:val="70"/>
-        </w:rPr>
-      </w:pPr>
-      <w:r>
-        <w:rPr>
-          <w:rFonts w:ascii="Lao Sangam MN" w:hAnsi="Lao Sangam MN" w:eastAsia="Lao Sangam MN" w:cs="Lao Sangam MN"/>
+          <w:rFonts w:ascii="Arial Unicode MS" w:hAnsi="Arial Unicode MS" w:eastAsia="Arial Unicode MS" w:cs="Arial Unicode MS"/>
+          <w:sz w:val="70"/>
+          <w:szCs w:val="70"/>
+        </w:rPr>
+      </w:pPr>
+      <w:r>
+        <w:rPr>
+          <w:rFonts w:ascii="Arial Unicode MS" w:hAnsi="Arial Unicode MS" w:eastAsia="Arial Unicode MS" w:cs="Arial Unicode MS"/>
           <w:sz w:val="70"/>
           <w:szCs w:val="70"/>
         </w:rPr>
@@ -5925,14 +6225,14 @@
         <w:jc w:val="left"/>
         <w:widowControl w:val="0"/>
         <w:rPr>
-          <w:rFonts w:ascii="Lao Sangam MN" w:hAnsi="Lao Sangam MN" w:eastAsia="Lao Sangam MN" w:cs="Lao Sangam MN"/>
-          <w:sz w:val="70"/>
-          <w:szCs w:val="70"/>
-        </w:rPr>
-      </w:pPr>
-      <w:r>
-        <w:rPr>
-          <w:rFonts w:ascii="Lao Sangam MN" w:hAnsi="Lao Sangam MN" w:eastAsia="Lao Sangam MN" w:cs="Lao Sangam MN"/>
+          <w:rFonts w:ascii="Arial Unicode MS" w:hAnsi="Arial Unicode MS" w:eastAsia="Arial Unicode MS" w:cs="Arial Unicode MS"/>
+          <w:sz w:val="70"/>
+          <w:szCs w:val="70"/>
+        </w:rPr>
+      </w:pPr>
+      <w:r>
+        <w:rPr>
+          <w:rFonts w:ascii="Arial Unicode MS" w:hAnsi="Arial Unicode MS" w:eastAsia="Arial Unicode MS" w:cs="Arial Unicode MS"/>
           <w:sz w:val="70"/>
           <w:szCs w:val="70"/>
         </w:rPr>
@@ -5945,14 +6245,14 @@
         <w:jc w:val="left"/>
         <w:widowControl w:val="0"/>
         <w:rPr>
-          <w:rFonts w:ascii="Lao Sangam MN" w:hAnsi="Lao Sangam MN" w:eastAsia="Lao Sangam MN" w:cs="Lao Sangam MN"/>
-          <w:sz w:val="70"/>
-          <w:szCs w:val="70"/>
-        </w:rPr>
-      </w:pPr>
-      <w:r>
-        <w:rPr>
-          <w:rFonts w:ascii="Lao Sangam MN" w:hAnsi="Lao Sangam MN" w:eastAsia="Lao Sangam MN" w:cs="Lao Sangam MN"/>
+          <w:rFonts w:ascii="Arial Unicode MS" w:hAnsi="Arial Unicode MS" w:eastAsia="Arial Unicode MS" w:cs="Arial Unicode MS"/>
+          <w:sz w:val="70"/>
+          <w:szCs w:val="70"/>
+        </w:rPr>
+      </w:pPr>
+      <w:r>
+        <w:rPr>
+          <w:rFonts w:ascii="Arial Unicode MS" w:hAnsi="Arial Unicode MS" w:eastAsia="Arial Unicode MS" w:cs="Arial Unicode MS"/>
           <w:sz w:val="70"/>
           <w:szCs w:val="70"/>
         </w:rPr>
@@ -5965,14 +6265,14 @@
         <w:jc w:val="left"/>
         <w:widowControl w:val="0"/>
         <w:rPr>
-          <w:rFonts w:ascii="Lao Sangam MN" w:hAnsi="Lao Sangam MN" w:eastAsia="Lao Sangam MN" w:cs="Lao Sangam MN"/>
-          <w:sz w:val="70"/>
-          <w:szCs w:val="70"/>
-        </w:rPr>
-      </w:pPr>
-      <w:r>
-        <w:rPr>
-          <w:rFonts w:ascii="Lao Sangam MN" w:hAnsi="Lao Sangam MN" w:eastAsia="Lao Sangam MN" w:cs="Lao Sangam MN"/>
+          <w:rFonts w:ascii="Arial Unicode MS" w:hAnsi="Arial Unicode MS" w:eastAsia="Arial Unicode MS" w:cs="Arial Unicode MS"/>
+          <w:sz w:val="70"/>
+          <w:szCs w:val="70"/>
+        </w:rPr>
+      </w:pPr>
+      <w:r>
+        <w:rPr>
+          <w:rFonts w:ascii="Arial Unicode MS" w:hAnsi="Arial Unicode MS" w:eastAsia="Arial Unicode MS" w:cs="Arial Unicode MS"/>
           <w:sz w:val="70"/>
           <w:szCs w:val="70"/>
         </w:rPr>
@@ -5985,14 +6285,14 @@
         <w:jc w:val="left"/>
         <w:widowControl w:val="0"/>
         <w:rPr>
-          <w:rFonts w:ascii="Lao Sangam MN" w:hAnsi="Lao Sangam MN" w:eastAsia="Lao Sangam MN" w:cs="Lao Sangam MN"/>
-          <w:sz w:val="70"/>
-          <w:szCs w:val="70"/>
-        </w:rPr>
-      </w:pPr>
-      <w:r>
-        <w:rPr>
-          <w:rFonts w:ascii="Lao Sangam MN" w:hAnsi="Lao Sangam MN" w:eastAsia="Lao Sangam MN" w:cs="Lao Sangam MN"/>
+          <w:rFonts w:ascii="Arial Unicode MS" w:hAnsi="Arial Unicode MS" w:eastAsia="Arial Unicode MS" w:cs="Arial Unicode MS"/>
+          <w:sz w:val="70"/>
+          <w:szCs w:val="70"/>
+        </w:rPr>
+      </w:pPr>
+      <w:r>
+        <w:rPr>
+          <w:rFonts w:ascii="Arial Unicode MS" w:hAnsi="Arial Unicode MS" w:eastAsia="Arial Unicode MS" w:cs="Arial Unicode MS"/>
           <w:sz w:val="70"/>
           <w:szCs w:val="70"/>
         </w:rPr>
@@ -6005,14 +6305,14 @@
         <w:jc w:val="left"/>
         <w:widowControl w:val="0"/>
         <w:rPr>
-          <w:rFonts w:ascii="Lao Sangam MN" w:hAnsi="Lao Sangam MN" w:eastAsia="Lao Sangam MN" w:cs="Lao Sangam MN"/>
-          <w:sz w:val="70"/>
-          <w:szCs w:val="70"/>
-        </w:rPr>
-      </w:pPr>
-      <w:r>
-        <w:rPr>
-          <w:rFonts w:ascii="Lao Sangam MN" w:hAnsi="Lao Sangam MN" w:eastAsia="Lao Sangam MN" w:cs="Lao Sangam MN"/>
+          <w:rFonts w:ascii="Arial Unicode MS" w:hAnsi="Arial Unicode MS" w:eastAsia="Arial Unicode MS" w:cs="Arial Unicode MS"/>
+          <w:sz w:val="70"/>
+          <w:szCs w:val="70"/>
+        </w:rPr>
+      </w:pPr>
+      <w:r>
+        <w:rPr>
+          <w:rFonts w:ascii="Arial Unicode MS" w:hAnsi="Arial Unicode MS" w:eastAsia="Arial Unicode MS" w:cs="Arial Unicode MS"/>
           <w:sz w:val="70"/>
           <w:szCs w:val="70"/>
         </w:rPr>
@@ -6025,14 +6325,14 @@
         <w:jc w:val="left"/>
         <w:widowControl w:val="0"/>
         <w:rPr>
-          <w:rFonts w:ascii="Lao Sangam MN" w:hAnsi="Lao Sangam MN" w:eastAsia="Lao Sangam MN" w:cs="Lao Sangam MN"/>
-          <w:sz w:val="70"/>
-          <w:szCs w:val="70"/>
-        </w:rPr>
-      </w:pPr>
-      <w:r>
-        <w:rPr>
-          <w:rFonts w:ascii="Lao Sangam MN" w:hAnsi="Lao Sangam MN" w:eastAsia="Lao Sangam MN" w:cs="Lao Sangam MN"/>
+          <w:rFonts w:ascii="Arial Unicode MS" w:hAnsi="Arial Unicode MS" w:eastAsia="Arial Unicode MS" w:cs="Arial Unicode MS"/>
+          <w:sz w:val="70"/>
+          <w:szCs w:val="70"/>
+        </w:rPr>
+      </w:pPr>
+      <w:r>
+        <w:rPr>
+          <w:rFonts w:ascii="Arial Unicode MS" w:hAnsi="Arial Unicode MS" w:eastAsia="Arial Unicode MS" w:cs="Arial Unicode MS"/>
           <w:sz w:val="70"/>
           <w:szCs w:val="70"/>
         </w:rPr>
@@ -6045,14 +6345,14 @@
         <w:jc w:val="left"/>
         <w:widowControl w:val="0"/>
         <w:rPr>
-          <w:rFonts w:ascii="Lao Sangam MN" w:hAnsi="Lao Sangam MN" w:eastAsia="Lao Sangam MN" w:cs="Lao Sangam MN"/>
-          <w:sz w:val="70"/>
-          <w:szCs w:val="70"/>
-        </w:rPr>
-      </w:pPr>
-      <w:r>
-        <w:rPr>
-          <w:rFonts w:ascii="Lao Sangam MN" w:hAnsi="Lao Sangam MN" w:eastAsia="Lao Sangam MN" w:cs="Lao Sangam MN"/>
+          <w:rFonts w:ascii="Arial Unicode MS" w:hAnsi="Arial Unicode MS" w:eastAsia="Arial Unicode MS" w:cs="Arial Unicode MS"/>
+          <w:sz w:val="70"/>
+          <w:szCs w:val="70"/>
+        </w:rPr>
+      </w:pPr>
+      <w:r>
+        <w:rPr>
+          <w:rFonts w:ascii="Arial Unicode MS" w:hAnsi="Arial Unicode MS" w:eastAsia="Arial Unicode MS" w:cs="Arial Unicode MS"/>
           <w:sz w:val="70"/>
           <w:szCs w:val="70"/>
         </w:rPr>
@@ -6065,14 +6365,14 @@
         <w:jc w:val="left"/>
         <w:widowControl w:val="0"/>
         <w:rPr>
-          <w:rFonts w:ascii="Lao Sangam MN" w:hAnsi="Lao Sangam MN" w:eastAsia="Lao Sangam MN" w:cs="Lao Sangam MN"/>
-          <w:sz w:val="70"/>
-          <w:szCs w:val="70"/>
-        </w:rPr>
-      </w:pPr>
-      <w:r>
-        <w:rPr>
-          <w:rFonts w:ascii="Lao Sangam MN" w:hAnsi="Lao Sangam MN" w:eastAsia="Lao Sangam MN" w:cs="Lao Sangam MN"/>
+          <w:rFonts w:ascii="Arial Unicode MS" w:hAnsi="Arial Unicode MS" w:eastAsia="Arial Unicode MS" w:cs="Arial Unicode MS"/>
+          <w:sz w:val="70"/>
+          <w:szCs w:val="70"/>
+        </w:rPr>
+      </w:pPr>
+      <w:r>
+        <w:rPr>
+          <w:rFonts w:ascii="Arial Unicode MS" w:hAnsi="Arial Unicode MS" w:eastAsia="Arial Unicode MS" w:cs="Arial Unicode MS"/>
           <w:sz w:val="70"/>
           <w:szCs w:val="70"/>
         </w:rPr>
@@ -6085,14 +6385,14 @@
         <w:jc w:val="left"/>
         <w:widowControl w:val="0"/>
         <w:rPr>
-          <w:rFonts w:ascii="Lao Sangam MN" w:hAnsi="Lao Sangam MN" w:eastAsia="Lao Sangam MN" w:cs="Lao Sangam MN"/>
-          <w:sz w:val="70"/>
-          <w:szCs w:val="70"/>
-        </w:rPr>
-      </w:pPr>
-      <w:r>
-        <w:rPr>
-          <w:rFonts w:ascii="Lao Sangam MN" w:hAnsi="Lao Sangam MN" w:eastAsia="Lao Sangam MN" w:cs="Lao Sangam MN"/>
+          <w:rFonts w:ascii="Arial Unicode MS" w:hAnsi="Arial Unicode MS" w:eastAsia="Arial Unicode MS" w:cs="Arial Unicode MS"/>
+          <w:sz w:val="70"/>
+          <w:szCs w:val="70"/>
+        </w:rPr>
+      </w:pPr>
+      <w:r>
+        <w:rPr>
+          <w:rFonts w:ascii="Arial Unicode MS" w:hAnsi="Arial Unicode MS" w:eastAsia="Arial Unicode MS" w:cs="Arial Unicode MS"/>
           <w:sz w:val="70"/>
           <w:szCs w:val="70"/>
         </w:rPr>
@@ -6105,14 +6405,14 @@
         <w:jc w:val="left"/>
         <w:widowControl w:val="0"/>
         <w:rPr>
-          <w:rFonts w:ascii="Lao Sangam MN" w:hAnsi="Lao Sangam MN" w:eastAsia="Lao Sangam MN" w:cs="Lao Sangam MN"/>
-          <w:sz w:val="70"/>
-          <w:szCs w:val="70"/>
-        </w:rPr>
-      </w:pPr>
-      <w:r>
-        <w:rPr>
-          <w:rFonts w:ascii="Lao Sangam MN" w:hAnsi="Lao Sangam MN" w:eastAsia="Lao Sangam MN" w:cs="Lao Sangam MN"/>
+          <w:rFonts w:ascii="Arial Unicode MS" w:hAnsi="Arial Unicode MS" w:eastAsia="Arial Unicode MS" w:cs="Arial Unicode MS"/>
+          <w:sz w:val="70"/>
+          <w:szCs w:val="70"/>
+        </w:rPr>
+      </w:pPr>
+      <w:r>
+        <w:rPr>
+          <w:rFonts w:ascii="Arial Unicode MS" w:hAnsi="Arial Unicode MS" w:eastAsia="Arial Unicode MS" w:cs="Arial Unicode MS"/>
           <w:sz w:val="70"/>
           <w:szCs w:val="70"/>
         </w:rPr>
@@ -6125,14 +6425,14 @@
         <w:jc w:val="left"/>
         <w:widowControl w:val="0"/>
         <w:rPr>
-          <w:rFonts w:ascii="Lao Sangam MN" w:hAnsi="Lao Sangam MN" w:eastAsia="Lao Sangam MN" w:cs="Lao Sangam MN"/>
-          <w:sz w:val="70"/>
-          <w:szCs w:val="70"/>
-        </w:rPr>
-      </w:pPr>
-      <w:r>
-        <w:rPr>
-          <w:rFonts w:ascii="Lao Sangam MN" w:hAnsi="Lao Sangam MN" w:eastAsia="Lao Sangam MN" w:cs="Lao Sangam MN"/>
+          <w:rFonts w:ascii="Arial Unicode MS" w:hAnsi="Arial Unicode MS" w:eastAsia="Arial Unicode MS" w:cs="Arial Unicode MS"/>
+          <w:sz w:val="70"/>
+          <w:szCs w:val="70"/>
+        </w:rPr>
+      </w:pPr>
+      <w:r>
+        <w:rPr>
+          <w:rFonts w:ascii="Arial Unicode MS" w:hAnsi="Arial Unicode MS" w:eastAsia="Arial Unicode MS" w:cs="Arial Unicode MS"/>
           <w:sz w:val="70"/>
           <w:szCs w:val="70"/>
         </w:rPr>
@@ -6145,14 +6445,14 @@
         <w:jc w:val="left"/>
         <w:widowControl w:val="0"/>
         <w:rPr>
-          <w:rFonts w:ascii="Lao Sangam MN" w:hAnsi="Lao Sangam MN" w:eastAsia="Lao Sangam MN" w:cs="Lao Sangam MN"/>
-          <w:sz w:val="70"/>
-          <w:szCs w:val="70"/>
-        </w:rPr>
-      </w:pPr>
-      <w:r>
-        <w:rPr>
-          <w:rFonts w:ascii="Lao Sangam MN" w:hAnsi="Lao Sangam MN" w:eastAsia="Lao Sangam MN" w:cs="Lao Sangam MN"/>
+          <w:rFonts w:ascii="Arial Unicode MS" w:hAnsi="Arial Unicode MS" w:eastAsia="Arial Unicode MS" w:cs="Arial Unicode MS"/>
+          <w:sz w:val="70"/>
+          <w:szCs w:val="70"/>
+        </w:rPr>
+      </w:pPr>
+      <w:r>
+        <w:rPr>
+          <w:rFonts w:ascii="Arial Unicode MS" w:hAnsi="Arial Unicode MS" w:eastAsia="Arial Unicode MS" w:cs="Arial Unicode MS"/>
           <w:sz w:val="70"/>
           <w:szCs w:val="70"/>
         </w:rPr>
